--- a/Documentos Base/Sprint 2 documentacion/Sprint_02_Informe_Pruebas_ICARO.docx
+++ b/Documentos Base/Sprint 2 documentacion/Sprint_02_Informe_Pruebas_ICARO.docx
@@ -31,7 +31,6 @@
         </w:rPr>
         <w:t xml:space="preserve">Proyecto: Sistema de </w:t>
       </w:r>
-      <w:proofErr w:type="spellStart"/>
       <w:r>
         <w:rPr>
           <w:rFonts w:ascii="Calibri" w:hAnsi="Calibri"/>
@@ -39,9 +38,8 @@
           <w:color w:val="595959"/>
           <w:sz w:val="18"/>
         </w:rPr>
-        <w:t>Gestion</w:t>
+        <w:t>Gestión</w:t>
       </w:r>
-      <w:proofErr w:type="spellEnd"/>
       <w:r>
         <w:rPr>
           <w:rFonts w:ascii="Calibri" w:hAnsi="Calibri"/>
@@ -57,7 +55,6 @@
         <w:spacing w:after="120"/>
         <w:jc w:val="center"/>
       </w:pPr>
-      <w:proofErr w:type="spellStart"/>
       <w:r>
         <w:rPr>
           <w:rFonts w:ascii="Calibri" w:hAnsi="Calibri"/>
@@ -65,9 +62,8 @@
           <w:color w:val="595959"/>
           <w:sz w:val="18"/>
         </w:rPr>
-        <w:t>Codigo</w:t>
+        <w:t>Código: INF-PRU-SPR-</w:t>
       </w:r>
-      <w:proofErr w:type="spellEnd"/>
       <w:r>
         <w:rPr>
           <w:rFonts w:ascii="Calibri" w:hAnsi="Calibri"/>
@@ -75,39 +71,8 @@
           <w:color w:val="595959"/>
           <w:sz w:val="18"/>
         </w:rPr>
-        <w:t>: INF-PRU-SPR-</w:t>
+        <w:t>02 | Versión</w:t>
       </w:r>
-      <w:proofErr w:type="gramStart"/>
-      <w:r>
-        <w:rPr>
-          <w:rFonts w:ascii="Calibri" w:hAnsi="Calibri"/>
-          <w:i/>
-          <w:color w:val="595959"/>
-          <w:sz w:val="18"/>
-        </w:rPr>
-        <w:t>02  |</w:t>
-      </w:r>
-      <w:proofErr w:type="gramEnd"/>
-      <w:r>
-        <w:rPr>
-          <w:rFonts w:ascii="Calibri" w:hAnsi="Calibri"/>
-          <w:i/>
-          <w:color w:val="595959"/>
-          <w:sz w:val="18"/>
-        </w:rPr>
-        <w:t xml:space="preserve">  </w:t>
-      </w:r>
-      <w:proofErr w:type="spellStart"/>
-      <w:r>
-        <w:rPr>
-          <w:rFonts w:ascii="Calibri" w:hAnsi="Calibri"/>
-          <w:i/>
-          <w:color w:val="595959"/>
-          <w:sz w:val="18"/>
-        </w:rPr>
-        <w:t>Version</w:t>
-      </w:r>
-      <w:proofErr w:type="spellEnd"/>
       <w:r>
         <w:rPr>
           <w:rFonts w:ascii="Calibri" w:hAnsi="Calibri"/>
@@ -117,7 +82,6 @@
         </w:rPr>
         <w:t xml:space="preserve">: </w:t>
       </w:r>
-      <w:proofErr w:type="gramStart"/>
       <w:r>
         <w:rPr>
           <w:rFonts w:ascii="Calibri" w:hAnsi="Calibri"/>
@@ -125,9 +89,8 @@
           <w:color w:val="595959"/>
           <w:sz w:val="18"/>
         </w:rPr>
-        <w:t>1.0  |</w:t>
+        <w:t>1.0 | Fecha</w:t>
       </w:r>
-      <w:proofErr w:type="gramEnd"/>
       <w:r>
         <w:rPr>
           <w:rFonts w:ascii="Calibri" w:hAnsi="Calibri"/>
@@ -135,7 +98,43 @@
           <w:color w:val="595959"/>
           <w:sz w:val="18"/>
         </w:rPr>
-        <w:t xml:space="preserve">  Fecha: 12/05/2026</w:t>
+        <w:t xml:space="preserve">: </w:t>
+      </w:r>
+      <w:r>
+        <w:rPr>
+          <w:rFonts w:ascii="Calibri" w:hAnsi="Calibri"/>
+          <w:i/>
+          <w:color w:val="595959"/>
+          <w:sz w:val="18"/>
+        </w:rPr>
+        <w:t>25</w:t>
+      </w:r>
+      <w:r>
+        <w:rPr>
+          <w:rFonts w:ascii="Calibri" w:hAnsi="Calibri"/>
+          <w:i/>
+          <w:color w:val="595959"/>
+          <w:sz w:val="18"/>
+        </w:rPr>
+        <w:t>/0</w:t>
+      </w:r>
+      <w:r>
+        <w:rPr>
+          <w:rFonts w:ascii="Calibri" w:hAnsi="Calibri"/>
+          <w:i/>
+          <w:color w:val="595959"/>
+          <w:sz w:val="18"/>
+        </w:rPr>
+        <w:t>4</w:t>
+      </w:r>
+      <w:r>
+        <w:rPr>
+          <w:rFonts w:ascii="Calibri" w:hAnsi="Calibri"/>
+          <w:i/>
+          <w:color w:val="595959"/>
+          <w:sz w:val="18"/>
+        </w:rPr>
+        <w:t>/2026</w:t>
       </w:r>
     </w:p>
     <w:p>
@@ -169,23 +168,13 @@
                 <w:szCs w:val="28"/>
               </w:rPr>
             </w:pPr>
-            <w:proofErr w:type="spellStart"/>
             <w:r>
               <w:rPr>
                 <w:rFonts w:ascii="Calibri" w:hAnsi="Calibri"/>
                 <w:b/>
                 <w:szCs w:val="28"/>
               </w:rPr>
-              <w:t>Codigo</w:t>
-            </w:r>
-            <w:proofErr w:type="spellEnd"/>
-            <w:r>
-              <w:rPr>
-                <w:rFonts w:ascii="Calibri" w:hAnsi="Calibri"/>
-                <w:b/>
-                <w:szCs w:val="28"/>
-              </w:rPr>
-              <w:t xml:space="preserve"> del documento</w:t>
+              <w:t>Código del documento</w:t>
             </w:r>
           </w:p>
         </w:tc>
@@ -253,16 +242,14 @@
               </w:rPr>
               <w:t xml:space="preserve">Informe de </w:t>
             </w:r>
-            <w:proofErr w:type="spellStart"/>
-            <w:r>
-              <w:rPr>
-                <w:rFonts w:ascii="Calibri" w:hAnsi="Calibri"/>
-                <w:color w:val="000000"/>
-                <w:szCs w:val="28"/>
-              </w:rPr>
-              <w:t>Ejecucion</w:t>
-            </w:r>
-            <w:proofErr w:type="spellEnd"/>
+            <w:r>
+              <w:rPr>
+                <w:rFonts w:ascii="Calibri" w:hAnsi="Calibri"/>
+                <w:color w:val="000000"/>
+                <w:szCs w:val="28"/>
+              </w:rPr>
+              <w:t>Ejecución</w:t>
+            </w:r>
             <w:r>
               <w:rPr>
                 <w:rFonts w:ascii="Calibri" w:hAnsi="Calibri"/>
@@ -287,16 +274,30 @@
                 <w:szCs w:val="28"/>
               </w:rPr>
             </w:pPr>
-            <w:proofErr w:type="spellStart"/>
             <w:r>
               <w:rPr>
                 <w:rFonts w:ascii="Calibri" w:hAnsi="Calibri"/>
                 <w:b/>
                 <w:szCs w:val="28"/>
               </w:rPr>
-              <w:t>Version</w:t>
-            </w:r>
-            <w:proofErr w:type="spellEnd"/>
+              <w:t>Versi</w:t>
+            </w:r>
+            <w:r>
+              <w:rPr>
+                <w:rFonts w:ascii="Calibri" w:hAnsi="Calibri"/>
+                <w:b/>
+                <w:szCs w:val="28"/>
+              </w:rPr>
+              <w:t>ó</w:t>
+            </w:r>
+            <w:r>
+              <w:rPr>
+                <w:rFonts w:ascii="Calibri" w:hAnsi="Calibri"/>
+                <w:b/>
+                <w:szCs w:val="28"/>
+              </w:rPr>
+              <w:t>n</w:t>
+            </w:r>
           </w:p>
         </w:tc>
         <w:tc>
@@ -342,16 +343,14 @@
               </w:rPr>
               <w:t xml:space="preserve">Fecha de </w:t>
             </w:r>
-            <w:proofErr w:type="spellStart"/>
             <w:r>
               <w:rPr>
                 <w:rFonts w:ascii="Calibri" w:hAnsi="Calibri"/>
                 <w:b/>
                 <w:szCs w:val="28"/>
               </w:rPr>
-              <w:t>elaboracion</w:t>
-            </w:r>
-            <w:proofErr w:type="spellEnd"/>
+              <w:t>elaboración</w:t>
+            </w:r>
           </w:p>
         </w:tc>
         <w:tc>
@@ -364,7 +363,16 @@
               <w:pStyle w:val="Ttulo2"/>
             </w:pPr>
             <w:r>
-              <w:t>12/05/2026</w:t>
+              <w:t>25</w:t>
+            </w:r>
+            <w:r>
+              <w:t>/0</w:t>
+            </w:r>
+            <w:r>
+              <w:t>4</w:t>
+            </w:r>
+            <w:r>
+              <w:t>/2026</w:t>
             </w:r>
           </w:p>
         </w:tc>
@@ -411,16 +419,14 @@
               </w:rPr>
               <w:t xml:space="preserve">Sprint 02 – </w:t>
             </w:r>
-            <w:proofErr w:type="spellStart"/>
-            <w:r>
-              <w:rPr>
-                <w:rFonts w:ascii="Calibri" w:hAnsi="Calibri"/>
-                <w:color w:val="000000"/>
-                <w:szCs w:val="28"/>
-              </w:rPr>
-              <w:t>Gestion</w:t>
-            </w:r>
-            <w:proofErr w:type="spellEnd"/>
+            <w:r>
+              <w:rPr>
+                <w:rFonts w:ascii="Calibri" w:hAnsi="Calibri"/>
+                <w:color w:val="000000"/>
+                <w:szCs w:val="28"/>
+              </w:rPr>
+              <w:t>Gestión</w:t>
+            </w:r>
             <w:r>
               <w:rPr>
                 <w:rFonts w:ascii="Calibri" w:hAnsi="Calibri"/>
@@ -429,16 +435,14 @@
               </w:rPr>
               <w:t xml:space="preserve"> de Proyectos, Avances de Obra y Evidencia </w:t>
             </w:r>
-            <w:proofErr w:type="spellStart"/>
-            <w:r>
-              <w:rPr>
-                <w:rFonts w:ascii="Calibri" w:hAnsi="Calibri"/>
-                <w:color w:val="000000"/>
-                <w:szCs w:val="28"/>
-              </w:rPr>
-              <w:t>Fotografica</w:t>
-            </w:r>
-            <w:proofErr w:type="spellEnd"/>
+            <w:r>
+              <w:rPr>
+                <w:rFonts w:ascii="Calibri" w:hAnsi="Calibri"/>
+                <w:color w:val="000000"/>
+                <w:szCs w:val="28"/>
+              </w:rPr>
+              <w:t>Fotográfica</w:t>
+            </w:r>
           </w:p>
         </w:tc>
       </w:tr>
@@ -463,16 +467,14 @@
               </w:rPr>
               <w:t xml:space="preserve">Responsable de </w:t>
             </w:r>
-            <w:proofErr w:type="spellStart"/>
             <w:r>
               <w:rPr>
                 <w:rFonts w:ascii="Calibri" w:hAnsi="Calibri"/>
                 <w:b/>
                 <w:szCs w:val="28"/>
               </w:rPr>
-              <w:t>elaboracion</w:t>
-            </w:r>
-            <w:proofErr w:type="spellEnd"/>
+              <w:t>elaboración</w:t>
+            </w:r>
           </w:p>
         </w:tc>
         <w:tc>
@@ -574,7 +576,6 @@
                 <w:szCs w:val="28"/>
               </w:rPr>
             </w:pPr>
-            <w:proofErr w:type="spellStart"/>
             <w:r>
               <w:rPr>
                 <w:rFonts w:ascii="Calibri" w:hAnsi="Calibri"/>
@@ -582,9 +583,26 @@
                 <w:color w:val="FFFFFF"/>
                 <w:szCs w:val="28"/>
               </w:rPr>
-              <w:t>Version</w:t>
-            </w:r>
-            <w:proofErr w:type="spellEnd"/>
+              <w:t>Versi</w:t>
+            </w:r>
+            <w:r>
+              <w:rPr>
+                <w:rFonts w:ascii="Calibri" w:hAnsi="Calibri"/>
+                <w:b/>
+                <w:color w:val="FFFFFF"/>
+                <w:szCs w:val="28"/>
+              </w:rPr>
+              <w:t>ó</w:t>
+            </w:r>
+            <w:r>
+              <w:rPr>
+                <w:rFonts w:ascii="Calibri" w:hAnsi="Calibri"/>
+                <w:b/>
+                <w:color w:val="FFFFFF"/>
+                <w:szCs w:val="28"/>
+              </w:rPr>
+              <w:t>n</w:t>
+            </w:r>
           </w:p>
         </w:tc>
         <w:tc>
@@ -648,7 +666,6 @@
                 <w:szCs w:val="28"/>
               </w:rPr>
             </w:pPr>
-            <w:proofErr w:type="spellStart"/>
             <w:r>
               <w:rPr>
                 <w:rFonts w:ascii="Calibri" w:hAnsi="Calibri"/>
@@ -656,9 +673,8 @@
                 <w:color w:val="FFFFFF"/>
                 <w:szCs w:val="28"/>
               </w:rPr>
-              <w:t>Descripcion</w:t>
-            </w:r>
-            <w:proofErr w:type="spellEnd"/>
+              <w:t>Descripción</w:t>
+            </w:r>
           </w:p>
         </w:tc>
       </w:tr>
@@ -703,7 +719,31 @@
                 <w:color w:val="000000"/>
                 <w:szCs w:val="28"/>
               </w:rPr>
-              <w:t>12/05/2026</w:t>
+              <w:t>25</w:t>
+            </w:r>
+            <w:r>
+              <w:rPr>
+                <w:rFonts w:ascii="Calibri" w:hAnsi="Calibri"/>
+                <w:color w:val="000000"/>
+                <w:szCs w:val="28"/>
+              </w:rPr>
+              <w:t>/</w:t>
+            </w:r>
+            <w:r>
+              <w:rPr>
+                <w:rFonts w:ascii="Calibri" w:hAnsi="Calibri"/>
+                <w:color w:val="000000"/>
+                <w:szCs w:val="28"/>
+              </w:rPr>
+              <w:t>04</w:t>
+            </w:r>
+            <w:r>
+              <w:rPr>
+                <w:rFonts w:ascii="Calibri" w:hAnsi="Calibri"/>
+                <w:color w:val="000000"/>
+                <w:szCs w:val="28"/>
+              </w:rPr>
+              <w:t>/2026</w:t>
             </w:r>
           </w:p>
         </w:tc>
@@ -783,23 +823,13 @@
                 <w:szCs w:val="28"/>
               </w:rPr>
             </w:pPr>
-            <w:proofErr w:type="spellStart"/>
             <w:r>
               <w:rPr>
                 <w:rFonts w:ascii="Calibri" w:hAnsi="Calibri"/>
                 <w:b/>
                 <w:szCs w:val="28"/>
               </w:rPr>
-              <w:t>Numero</w:t>
-            </w:r>
-            <w:proofErr w:type="spellEnd"/>
-            <w:r>
-              <w:rPr>
-                <w:rFonts w:ascii="Calibri" w:hAnsi="Calibri"/>
-                <w:b/>
-                <w:szCs w:val="28"/>
-              </w:rPr>
-              <w:t xml:space="preserve"> del sprint</w:t>
+              <w:t>Número del sprint</w:t>
             </w:r>
           </w:p>
         </w:tc>
@@ -859,34 +889,14 @@
                 <w:szCs w:val="28"/>
               </w:rPr>
             </w:pPr>
-            <w:proofErr w:type="spellStart"/>
-            <w:r>
-              <w:rPr>
-                <w:rFonts w:ascii="Calibri" w:hAnsi="Calibri"/>
-                <w:color w:val="000000"/>
-                <w:szCs w:val="28"/>
-              </w:rPr>
-              <w:t>Gestion</w:t>
-            </w:r>
-            <w:proofErr w:type="spellEnd"/>
-            <w:r>
-              <w:rPr>
-                <w:rFonts w:ascii="Calibri" w:hAnsi="Calibri"/>
-                <w:color w:val="000000"/>
-                <w:szCs w:val="28"/>
-              </w:rPr>
-              <w:t xml:space="preserve"> de Proyectos, Avances de Obra y Evidencia </w:t>
-            </w:r>
-            <w:proofErr w:type="spellStart"/>
-            <w:r>
-              <w:rPr>
-                <w:rFonts w:ascii="Calibri" w:hAnsi="Calibri"/>
-                <w:color w:val="000000"/>
-                <w:szCs w:val="28"/>
-              </w:rPr>
-              <w:t>Fotografica</w:t>
-            </w:r>
-            <w:proofErr w:type="spellEnd"/>
+            <w:r>
+              <w:rPr>
+                <w:rFonts w:ascii="Calibri" w:hAnsi="Calibri"/>
+                <w:color w:val="000000"/>
+                <w:szCs w:val="28"/>
+              </w:rPr>
+              <w:t>Gestión de Proyectos, Avances de Obra y Evidencia Fotográfica</w:t>
+            </w:r>
           </w:p>
         </w:tc>
       </w:tr>
@@ -1033,16 +1043,14 @@
                 <w:szCs w:val="28"/>
               </w:rPr>
             </w:pPr>
-            <w:proofErr w:type="spellStart"/>
             <w:r>
               <w:rPr>
                 <w:rFonts w:ascii="Calibri" w:hAnsi="Calibri"/>
                 <w:b/>
                 <w:szCs w:val="28"/>
               </w:rPr>
-              <w:t>Duracion</w:t>
-            </w:r>
-            <w:proofErr w:type="spellEnd"/>
+              <w:t>Duración</w:t>
+            </w:r>
           </w:p>
         </w:tc>
         <w:tc>
@@ -1080,23 +1088,13 @@
                 <w:szCs w:val="28"/>
               </w:rPr>
             </w:pPr>
-            <w:proofErr w:type="spellStart"/>
             <w:r>
               <w:rPr>
                 <w:rFonts w:ascii="Calibri" w:hAnsi="Calibri"/>
                 <w:b/>
                 <w:szCs w:val="28"/>
               </w:rPr>
-              <w:t>Modulos</w:t>
-            </w:r>
-            <w:proofErr w:type="spellEnd"/>
-            <w:r>
-              <w:rPr>
-                <w:rFonts w:ascii="Calibri" w:hAnsi="Calibri"/>
-                <w:b/>
-                <w:szCs w:val="28"/>
-              </w:rPr>
-              <w:t>/componentes trabajados</w:t>
+              <w:t>Módulos/componentes trabajados</w:t>
             </w:r>
           </w:p>
         </w:tc>
@@ -1119,16 +1117,14 @@
               </w:rPr>
               <w:t xml:space="preserve">Proyectos (CRUD, responsable, </w:t>
             </w:r>
-            <w:proofErr w:type="spellStart"/>
-            <w:r>
-              <w:rPr>
-                <w:rFonts w:ascii="Calibri" w:hAnsi="Calibri"/>
-                <w:color w:val="000000"/>
-                <w:szCs w:val="28"/>
-              </w:rPr>
-              <w:t>asignacion</w:t>
-            </w:r>
-            <w:proofErr w:type="spellEnd"/>
+            <w:r>
+              <w:rPr>
+                <w:rFonts w:ascii="Calibri" w:hAnsi="Calibri"/>
+                <w:color w:val="000000"/>
+                <w:szCs w:val="28"/>
+              </w:rPr>
+              <w:t>asignación</w:t>
+            </w:r>
             <w:r>
               <w:rPr>
                 <w:rFonts w:ascii="Calibri" w:hAnsi="Calibri"/>
@@ -1137,16 +1133,14 @@
               </w:rPr>
               <w:t xml:space="preserve">), Avances de Obra (registro, </w:t>
             </w:r>
-            <w:proofErr w:type="spellStart"/>
-            <w:r>
-              <w:rPr>
-                <w:rFonts w:ascii="Calibri" w:hAnsi="Calibri"/>
-                <w:color w:val="000000"/>
-                <w:szCs w:val="28"/>
-              </w:rPr>
-              <w:t>validacion</w:t>
-            </w:r>
-            <w:proofErr w:type="spellEnd"/>
+            <w:r>
+              <w:rPr>
+                <w:rFonts w:ascii="Calibri" w:hAnsi="Calibri"/>
+                <w:color w:val="000000"/>
+                <w:szCs w:val="28"/>
+              </w:rPr>
+              <w:t>validación</w:t>
+            </w:r>
             <w:r>
               <w:rPr>
                 <w:rFonts w:ascii="Calibri" w:hAnsi="Calibri"/>
@@ -1155,16 +1149,14 @@
               </w:rPr>
               <w:t xml:space="preserve"> presupuesto), Evidencia </w:t>
             </w:r>
-            <w:proofErr w:type="spellStart"/>
-            <w:r>
-              <w:rPr>
-                <w:rFonts w:ascii="Calibri" w:hAnsi="Calibri"/>
-                <w:color w:val="000000"/>
-                <w:szCs w:val="28"/>
-              </w:rPr>
-              <w:t>Fotografica</w:t>
-            </w:r>
-            <w:proofErr w:type="spellEnd"/>
+            <w:r>
+              <w:rPr>
+                <w:rFonts w:ascii="Calibri" w:hAnsi="Calibri"/>
+                <w:color w:val="000000"/>
+                <w:szCs w:val="28"/>
+              </w:rPr>
+              <w:t>Fotográfica</w:t>
+            </w:r>
             <w:r>
               <w:rPr>
                 <w:rFonts w:ascii="Calibri" w:hAnsi="Calibri"/>
@@ -2260,23 +2252,13 @@
                 <w:szCs w:val="28"/>
               </w:rPr>
             </w:pPr>
-            <w:proofErr w:type="spellStart"/>
             <w:r>
               <w:rPr>
                 <w:rFonts w:ascii="Calibri" w:hAnsi="Calibri"/>
                 <w:b/>
                 <w:szCs w:val="28"/>
               </w:rPr>
-              <w:t>Modulos</w:t>
-            </w:r>
-            <w:proofErr w:type="spellEnd"/>
-            <w:r>
-              <w:rPr>
-                <w:rFonts w:ascii="Calibri" w:hAnsi="Calibri"/>
-                <w:b/>
-                <w:szCs w:val="28"/>
-              </w:rPr>
-              <w:t>/funcionalidades probadas</w:t>
+              <w:t>Módulos/funcionalidades probadas</w:t>
             </w:r>
           </w:p>
         </w:tc>
@@ -2318,23 +2300,13 @@
                 <w:szCs w:val="28"/>
               </w:rPr>
             </w:pPr>
-            <w:proofErr w:type="spellStart"/>
             <w:r>
               <w:rPr>
                 <w:rFonts w:ascii="Calibri" w:hAnsi="Calibri"/>
                 <w:b/>
                 <w:szCs w:val="28"/>
               </w:rPr>
-              <w:t>Modulos</w:t>
-            </w:r>
-            <w:proofErr w:type="spellEnd"/>
-            <w:r>
-              <w:rPr>
-                <w:rFonts w:ascii="Calibri" w:hAnsi="Calibri"/>
-                <w:b/>
-                <w:szCs w:val="28"/>
-              </w:rPr>
-              <w:t xml:space="preserve"> excluidos (fuera de alcance)</w:t>
+              <w:t>Módulos excluidos (fuera de alcance)</w:t>
             </w:r>
           </w:p>
         </w:tc>
@@ -2406,16 +2378,14 @@
               </w:rPr>
               <w:t xml:space="preserve">Automatizada con Jest + Supertest. Pruebas de </w:t>
             </w:r>
-            <w:proofErr w:type="spellStart"/>
-            <w:r>
-              <w:rPr>
-                <w:rFonts w:ascii="Calibri" w:hAnsi="Calibri"/>
-                <w:color w:val="000000"/>
-                <w:szCs w:val="28"/>
-              </w:rPr>
-              <w:t>integracion</w:t>
-            </w:r>
-            <w:proofErr w:type="spellEnd"/>
+            <w:r>
+              <w:rPr>
+                <w:rFonts w:ascii="Calibri" w:hAnsi="Calibri"/>
+                <w:color w:val="000000"/>
+                <w:szCs w:val="28"/>
+              </w:rPr>
+              <w:t>integración</w:t>
+            </w:r>
             <w:r>
               <w:rPr>
                 <w:rFonts w:ascii="Calibri" w:hAnsi="Calibri"/>
@@ -2520,52 +2490,30 @@
               </w:rPr>
               <w:t xml:space="preserve">Jest 29, Supertest 6, jsonwebtoken, multer. </w:t>
             </w:r>
-            <w:proofErr w:type="spellStart"/>
-            <w:r>
-              <w:rPr>
-                <w:rFonts w:ascii="Calibri" w:hAnsi="Calibri"/>
-                <w:color w:val="000000"/>
-                <w:szCs w:val="28"/>
-              </w:rPr>
-              <w:t>Ejecucion</w:t>
-            </w:r>
-            <w:proofErr w:type="spellEnd"/>
-            <w:r>
-              <w:rPr>
-                <w:rFonts w:ascii="Calibri" w:hAnsi="Calibri"/>
-                <w:color w:val="000000"/>
-                <w:szCs w:val="28"/>
-              </w:rPr>
-              <w:t>: npm test -- --</w:t>
-            </w:r>
-            <w:proofErr w:type="spellStart"/>
-            <w:r>
-              <w:rPr>
-                <w:rFonts w:ascii="Calibri" w:hAnsi="Calibri"/>
-                <w:color w:val="000000"/>
-                <w:szCs w:val="28"/>
-              </w:rPr>
-              <w:t>testPathPattern</w:t>
-            </w:r>
-            <w:proofErr w:type="spellEnd"/>
-            <w:r>
-              <w:rPr>
-                <w:rFonts w:ascii="Calibri" w:hAnsi="Calibri"/>
-                <w:color w:val="000000"/>
-                <w:szCs w:val="28"/>
-              </w:rPr>
-              <w:t xml:space="preserve"> </w:t>
-            </w:r>
-            <w:proofErr w:type="spellStart"/>
-            <w:r>
-              <w:rPr>
-                <w:rFonts w:ascii="Calibri" w:hAnsi="Calibri"/>
-                <w:color w:val="000000"/>
-                <w:szCs w:val="28"/>
-              </w:rPr>
-              <w:t>proyectos_avances</w:t>
-            </w:r>
-            <w:proofErr w:type="spellEnd"/>
+            <w:r>
+              <w:rPr>
+                <w:rFonts w:ascii="Calibri" w:hAnsi="Calibri"/>
+                <w:color w:val="000000"/>
+                <w:szCs w:val="28"/>
+              </w:rPr>
+              <w:t>Ejecución</w:t>
+            </w:r>
+            <w:r>
+              <w:rPr>
+                <w:rFonts w:ascii="Calibri" w:hAnsi="Calibri"/>
+                <w:color w:val="000000"/>
+                <w:szCs w:val="28"/>
+              </w:rPr>
+              <w:t xml:space="preserve">: npm test -- --testPathPattern </w:t>
+            </w:r>
+            <w:r>
+              <w:rPr>
+                <w:rFonts w:ascii="Calibri" w:hAnsi="Calibri"/>
+                <w:color w:val="000000"/>
+                <w:szCs w:val="28"/>
+              </w:rPr>
+              <w:t>proyectos avances</w:t>
+            </w:r>
             <w:r>
               <w:rPr>
                 <w:rFonts w:ascii="Calibri" w:hAnsi="Calibri"/>
@@ -2589,20 +2537,21 @@
     <w:tbl>
       <w:tblPr>
         <w:tblStyle w:val="Tablaconcuadrcula"/>
-        <w:tblW w:w="0" w:type="auto"/>
+        <w:tblW w:w="10173" w:type="dxa"/>
         <w:tblLayout w:type="fixed"/>
         <w:tblLook w:val="04A0" w:firstRow="1" w:lastRow="0" w:firstColumn="1" w:lastColumn="0" w:noHBand="0" w:noVBand="1"/>
       </w:tblPr>
       <w:tblGrid>
         <w:gridCol w:w="534"/>
-        <w:gridCol w:w="487"/>
-        <w:gridCol w:w="1252"/>
-        <w:gridCol w:w="1784"/>
-        <w:gridCol w:w="1027"/>
+        <w:gridCol w:w="850"/>
+        <w:gridCol w:w="992"/>
+        <w:gridCol w:w="1134"/>
+        <w:gridCol w:w="1276"/>
+        <w:gridCol w:w="1765"/>
         <w:gridCol w:w="977"/>
-        <w:gridCol w:w="1520"/>
-        <w:gridCol w:w="616"/>
-        <w:gridCol w:w="1708"/>
+        <w:gridCol w:w="944"/>
+        <w:gridCol w:w="708"/>
+        <w:gridCol w:w="993"/>
       </w:tblGrid>
       <w:tr>
         <w:trPr>
@@ -2618,8 +2567,8 @@
             <w:pPr>
               <w:jc w:val="center"/>
               <w:rPr>
-                <w:sz w:val="18"/>
-                <w:szCs w:val="24"/>
+                <w:sz w:val="14"/>
+                <w:szCs w:val="14"/>
               </w:rPr>
             </w:pPr>
             <w:proofErr w:type="gramStart"/>
@@ -2628,8 +2577,8 @@
                 <w:rFonts w:ascii="Calibri" w:hAnsi="Calibri"/>
                 <w:b/>
                 <w:color w:val="FFFFFF"/>
-                <w:sz w:val="18"/>
-                <w:szCs w:val="24"/>
+                <w:sz w:val="14"/>
+                <w:szCs w:val="14"/>
               </w:rPr>
               <w:t>ID</w:t>
             </w:r>
@@ -2639,8 +2588,8 @@
                 <w:rFonts w:ascii="Calibri" w:hAnsi="Calibri"/>
                 <w:b/>
                 <w:color w:val="FFFFFF"/>
-                <w:sz w:val="18"/>
-                <w:szCs w:val="24"/>
+                <w:sz w:val="14"/>
+                <w:szCs w:val="14"/>
               </w:rPr>
               <w:t xml:space="preserve"> CP</w:t>
             </w:r>
@@ -2648,7 +2597,7 @@
         </w:tc>
         <w:tc>
           <w:tcPr>
-            <w:tcW w:w="487" w:type="dxa"/>
+            <w:tcW w:w="850" w:type="dxa"/>
             <w:shd w:val="clear" w:color="auto" w:fill="1F3864"/>
             <w:vAlign w:val="center"/>
           </w:tcPr>
@@ -2656,8 +2605,8 @@
             <w:pPr>
               <w:jc w:val="center"/>
               <w:rPr>
-                <w:sz w:val="18"/>
-                <w:szCs w:val="24"/>
+                <w:sz w:val="14"/>
+                <w:szCs w:val="14"/>
               </w:rPr>
             </w:pPr>
             <w:r>
@@ -2665,16 +2614,16 @@
                 <w:rFonts w:ascii="Calibri" w:hAnsi="Calibri"/>
                 <w:b/>
                 <w:color w:val="FFFFFF"/>
-                <w:sz w:val="18"/>
-                <w:szCs w:val="24"/>
-              </w:rPr>
-              <w:t>Grupo</w:t>
-            </w:r>
-          </w:p>
-        </w:tc>
-        <w:tc>
-          <w:tcPr>
-            <w:tcW w:w="1252" w:type="dxa"/>
+                <w:sz w:val="14"/>
+                <w:szCs w:val="14"/>
+              </w:rPr>
+              <w:t>Modulo</w:t>
+            </w:r>
+          </w:p>
+        </w:tc>
+        <w:tc>
+          <w:tcPr>
+            <w:tcW w:w="992" w:type="dxa"/>
             <w:shd w:val="clear" w:color="auto" w:fill="1F3864"/>
             <w:vAlign w:val="center"/>
           </w:tcPr>
@@ -2682,25 +2631,27 @@
             <w:pPr>
               <w:jc w:val="center"/>
               <w:rPr>
-                <w:sz w:val="18"/>
-                <w:szCs w:val="24"/>
-              </w:rPr>
-            </w:pPr>
+                <w:sz w:val="14"/>
+                <w:szCs w:val="14"/>
+              </w:rPr>
+            </w:pPr>
+            <w:proofErr w:type="spellStart"/>
             <w:r>
               <w:rPr>
                 <w:rFonts w:ascii="Calibri" w:hAnsi="Calibri"/>
                 <w:b/>
                 <w:color w:val="FFFFFF"/>
-                <w:sz w:val="18"/>
-                <w:szCs w:val="24"/>
-              </w:rPr>
-              <w:t>Modulo</w:t>
-            </w:r>
-          </w:p>
-        </w:tc>
-        <w:tc>
-          <w:tcPr>
-            <w:tcW w:w="1784" w:type="dxa"/>
+                <w:sz w:val="14"/>
+                <w:szCs w:val="14"/>
+              </w:rPr>
+              <w:t>Descripcion</w:t>
+            </w:r>
+            <w:proofErr w:type="spellEnd"/>
+          </w:p>
+        </w:tc>
+        <w:tc>
+          <w:tcPr>
+            <w:tcW w:w="1134" w:type="dxa"/>
             <w:shd w:val="clear" w:color="auto" w:fill="1F3864"/>
             <w:vAlign w:val="center"/>
           </w:tcPr>
@@ -2708,47 +2659,75 @@
             <w:pPr>
               <w:jc w:val="center"/>
               <w:rPr>
-                <w:sz w:val="18"/>
-                <w:szCs w:val="24"/>
-              </w:rPr>
-            </w:pPr>
-            <w:proofErr w:type="spellStart"/>
+                <w:sz w:val="14"/>
+                <w:szCs w:val="14"/>
+              </w:rPr>
+            </w:pPr>
             <w:r>
               <w:rPr>
                 <w:rFonts w:ascii="Calibri" w:hAnsi="Calibri"/>
                 <w:b/>
                 <w:color w:val="FFFFFF"/>
-                <w:sz w:val="18"/>
-                <w:szCs w:val="24"/>
-              </w:rPr>
-              <w:t>Descripcion</w:t>
-            </w:r>
-            <w:proofErr w:type="spellEnd"/>
-          </w:p>
-        </w:tc>
-        <w:tc>
-          <w:tcPr>
-            <w:tcW w:w="1027" w:type="dxa"/>
+                <w:sz w:val="14"/>
+                <w:szCs w:val="14"/>
+              </w:rPr>
+              <w:t>Tipo</w:t>
+            </w:r>
+          </w:p>
+        </w:tc>
+        <w:tc>
+          <w:tcPr>
+            <w:tcW w:w="1276" w:type="dxa"/>
             <w:shd w:val="clear" w:color="auto" w:fill="1F3864"/>
             <w:vAlign w:val="center"/>
           </w:tcPr>
           <w:p>
             <w:pPr>
               <w:jc w:val="center"/>
-              <w:rPr>
-                <w:sz w:val="18"/>
-                <w:szCs w:val="24"/>
-              </w:rPr>
-            </w:pPr>
-            <w:r>
               <w:rPr>
                 <w:rFonts w:ascii="Calibri" w:hAnsi="Calibri"/>
                 <w:b/>
                 <w:color w:val="FFFFFF"/>
-                <w:sz w:val="18"/>
-                <w:szCs w:val="24"/>
-              </w:rPr>
-              <w:t>Tipo</w:t>
+                <w:sz w:val="14"/>
+                <w:szCs w:val="14"/>
+              </w:rPr>
+            </w:pPr>
+            <w:r>
+              <w:rPr>
+                <w:b/>
+                <w:bCs/>
+                <w:sz w:val="14"/>
+                <w:szCs w:val="14"/>
+              </w:rPr>
+              <w:t>Precondiciones</w:t>
+            </w:r>
+          </w:p>
+        </w:tc>
+        <w:tc>
+          <w:tcPr>
+            <w:tcW w:w="1765" w:type="dxa"/>
+            <w:shd w:val="clear" w:color="auto" w:fill="1F3864"/>
+            <w:vAlign w:val="center"/>
+          </w:tcPr>
+          <w:p>
+            <w:pPr>
+              <w:jc w:val="center"/>
+              <w:rPr>
+                <w:rFonts w:ascii="Calibri" w:hAnsi="Calibri"/>
+                <w:b/>
+                <w:color w:val="FFFFFF"/>
+                <w:sz w:val="14"/>
+                <w:szCs w:val="14"/>
+              </w:rPr>
+            </w:pPr>
+            <w:r>
+              <w:rPr>
+                <w:b/>
+                <w:bCs/>
+                <w:sz w:val="14"/>
+                <w:szCs w:val="14"/>
+              </w:rPr>
+              <w:t>Pasos</w:t>
             </w:r>
           </w:p>
         </w:tc>
@@ -2762,8 +2741,8 @@
             <w:pPr>
               <w:jc w:val="center"/>
               <w:rPr>
-                <w:sz w:val="18"/>
-                <w:szCs w:val="24"/>
+                <w:sz w:val="14"/>
+                <w:szCs w:val="14"/>
               </w:rPr>
             </w:pPr>
             <w:r>
@@ -2771,8 +2750,8 @@
                 <w:rFonts w:ascii="Calibri" w:hAnsi="Calibri"/>
                 <w:b/>
                 <w:color w:val="FFFFFF"/>
-                <w:sz w:val="18"/>
-                <w:szCs w:val="24"/>
+                <w:sz w:val="14"/>
+                <w:szCs w:val="14"/>
               </w:rPr>
               <w:t>Resultado</w:t>
             </w:r>
@@ -2781,8 +2760,8 @@
                 <w:rFonts w:ascii="Calibri" w:hAnsi="Calibri"/>
                 <w:b/>
                 <w:color w:val="FFFFFF"/>
-                <w:sz w:val="18"/>
-                <w:szCs w:val="24"/>
+                <w:sz w:val="14"/>
+                <w:szCs w:val="14"/>
               </w:rPr>
               <w:br/>
               <w:t>Esperado</w:t>
@@ -2791,7 +2770,7 @@
         </w:tc>
         <w:tc>
           <w:tcPr>
-            <w:tcW w:w="1520" w:type="dxa"/>
+            <w:tcW w:w="944" w:type="dxa"/>
             <w:shd w:val="clear" w:color="auto" w:fill="1F3864"/>
             <w:vAlign w:val="center"/>
           </w:tcPr>
@@ -2799,8 +2778,8 @@
             <w:pPr>
               <w:jc w:val="center"/>
               <w:rPr>
-                <w:sz w:val="18"/>
-                <w:szCs w:val="24"/>
+                <w:sz w:val="14"/>
+                <w:szCs w:val="14"/>
               </w:rPr>
             </w:pPr>
             <w:r>
@@ -2808,8 +2787,8 @@
                 <w:rFonts w:ascii="Calibri" w:hAnsi="Calibri"/>
                 <w:b/>
                 <w:color w:val="FFFFFF"/>
-                <w:sz w:val="18"/>
-                <w:szCs w:val="24"/>
+                <w:sz w:val="14"/>
+                <w:szCs w:val="14"/>
               </w:rPr>
               <w:t>Resultado</w:t>
             </w:r>
@@ -2818,8 +2797,8 @@
                 <w:rFonts w:ascii="Calibri" w:hAnsi="Calibri"/>
                 <w:b/>
                 <w:color w:val="FFFFFF"/>
-                <w:sz w:val="18"/>
-                <w:szCs w:val="24"/>
+                <w:sz w:val="14"/>
+                <w:szCs w:val="14"/>
               </w:rPr>
               <w:br/>
               <w:t>Obtenido</w:t>
@@ -2828,7 +2807,7 @@
         </w:tc>
         <w:tc>
           <w:tcPr>
-            <w:tcW w:w="616" w:type="dxa"/>
+            <w:tcW w:w="708" w:type="dxa"/>
             <w:shd w:val="clear" w:color="auto" w:fill="1F3864"/>
             <w:vAlign w:val="center"/>
           </w:tcPr>
@@ -2836,8 +2815,8 @@
             <w:pPr>
               <w:jc w:val="center"/>
               <w:rPr>
-                <w:sz w:val="18"/>
-                <w:szCs w:val="24"/>
+                <w:sz w:val="14"/>
+                <w:szCs w:val="14"/>
               </w:rPr>
             </w:pPr>
             <w:r>
@@ -2845,8 +2824,8 @@
                 <w:rFonts w:ascii="Calibri" w:hAnsi="Calibri"/>
                 <w:b/>
                 <w:color w:val="FFFFFF"/>
-                <w:sz w:val="18"/>
-                <w:szCs w:val="24"/>
+                <w:sz w:val="14"/>
+                <w:szCs w:val="14"/>
               </w:rPr>
               <w:t>Estado</w:t>
             </w:r>
@@ -2854,7 +2833,7 @@
         </w:tc>
         <w:tc>
           <w:tcPr>
-            <w:tcW w:w="1708" w:type="dxa"/>
+            <w:tcW w:w="993" w:type="dxa"/>
             <w:shd w:val="clear" w:color="auto" w:fill="1F3864"/>
             <w:vAlign w:val="center"/>
           </w:tcPr>
@@ -2862,8 +2841,8 @@
             <w:pPr>
               <w:jc w:val="center"/>
               <w:rPr>
-                <w:sz w:val="18"/>
-                <w:szCs w:val="24"/>
+                <w:sz w:val="14"/>
+                <w:szCs w:val="14"/>
               </w:rPr>
             </w:pPr>
             <w:r>
@@ -2871,8 +2850,8 @@
                 <w:rFonts w:ascii="Calibri" w:hAnsi="Calibri"/>
                 <w:b/>
                 <w:color w:val="FFFFFF"/>
-                <w:sz w:val="18"/>
-                <w:szCs w:val="24"/>
+                <w:sz w:val="14"/>
+                <w:szCs w:val="14"/>
               </w:rPr>
               <w:t>Evidencia</w:t>
             </w:r>
@@ -2893,16 +2872,16 @@
             <w:pPr>
               <w:jc w:val="center"/>
               <w:rPr>
-                <w:sz w:val="18"/>
-                <w:szCs w:val="24"/>
-              </w:rPr>
-            </w:pPr>
-            <w:r>
-              <w:rPr>
-                <w:rFonts w:ascii="Calibri" w:hAnsi="Calibri"/>
-                <w:color w:val="000000"/>
-                <w:sz w:val="18"/>
-                <w:szCs w:val="24"/>
+                <w:sz w:val="14"/>
+                <w:szCs w:val="14"/>
+              </w:rPr>
+            </w:pPr>
+            <w:r>
+              <w:rPr>
+                <w:rFonts w:ascii="Calibri" w:hAnsi="Calibri"/>
+                <w:color w:val="000000"/>
+                <w:sz w:val="14"/>
+                <w:szCs w:val="14"/>
               </w:rPr>
               <w:t>CP-016</w:t>
             </w:r>
@@ -2910,99 +2889,152 @@
         </w:tc>
         <w:tc>
           <w:tcPr>
-            <w:tcW w:w="487" w:type="dxa"/>
+            <w:tcW w:w="850" w:type="dxa"/>
             <w:shd w:val="clear" w:color="auto" w:fill="F2F2F2"/>
             <w:vAlign w:val="center"/>
           </w:tcPr>
           <w:p>
             <w:pPr>
+              <w:rPr>
+                <w:sz w:val="14"/>
+                <w:szCs w:val="14"/>
+              </w:rPr>
+            </w:pPr>
+            <w:r>
+              <w:rPr>
+                <w:rFonts w:ascii="Calibri" w:hAnsi="Calibri"/>
+                <w:color w:val="000000"/>
+                <w:sz w:val="14"/>
+                <w:szCs w:val="14"/>
+              </w:rPr>
+              <w:t>Proyectos</w:t>
+            </w:r>
+          </w:p>
+        </w:tc>
+        <w:tc>
+          <w:tcPr>
+            <w:tcW w:w="992" w:type="dxa"/>
+            <w:shd w:val="clear" w:color="auto" w:fill="F2F2F2"/>
+            <w:vAlign w:val="center"/>
+          </w:tcPr>
+          <w:p>
+            <w:pPr>
+              <w:rPr>
+                <w:sz w:val="14"/>
+                <w:szCs w:val="14"/>
+              </w:rPr>
+            </w:pPr>
+            <w:r>
+              <w:rPr>
+                <w:rFonts w:ascii="Calibri" w:hAnsi="Calibri"/>
+                <w:color w:val="000000"/>
+                <w:sz w:val="14"/>
+                <w:szCs w:val="14"/>
+              </w:rPr>
+              <w:t>GET /proyectos sin token: ruta protegida</w:t>
+            </w:r>
+          </w:p>
+        </w:tc>
+        <w:tc>
+          <w:tcPr>
+            <w:tcW w:w="1134" w:type="dxa"/>
+            <w:shd w:val="clear" w:color="auto" w:fill="F2F2F2"/>
+            <w:vAlign w:val="center"/>
+          </w:tcPr>
+          <w:p>
+            <w:pPr>
               <w:jc w:val="center"/>
               <w:rPr>
-                <w:sz w:val="18"/>
-                <w:szCs w:val="24"/>
-              </w:rPr>
-            </w:pPr>
-            <w:r>
-              <w:rPr>
-                <w:rFonts w:ascii="Calibri" w:hAnsi="Calibri"/>
-                <w:color w:val="000000"/>
-                <w:sz w:val="18"/>
-                <w:szCs w:val="24"/>
-              </w:rPr>
-              <w:t>Grupo 1</w:t>
-            </w:r>
-          </w:p>
-        </w:tc>
-        <w:tc>
-          <w:tcPr>
-            <w:tcW w:w="1252" w:type="dxa"/>
+                <w:sz w:val="14"/>
+                <w:szCs w:val="14"/>
+              </w:rPr>
+            </w:pPr>
+            <w:r>
+              <w:rPr>
+                <w:rFonts w:ascii="Calibri" w:hAnsi="Calibri"/>
+                <w:color w:val="000000"/>
+                <w:sz w:val="14"/>
+                <w:szCs w:val="14"/>
+              </w:rPr>
+              <w:t>Automatizada</w:t>
+            </w:r>
+          </w:p>
+        </w:tc>
+        <w:tc>
+          <w:tcPr>
+            <w:tcW w:w="1276" w:type="dxa"/>
             <w:shd w:val="clear" w:color="auto" w:fill="F2F2F2"/>
             <w:vAlign w:val="center"/>
           </w:tcPr>
           <w:p>
             <w:pPr>
               <w:rPr>
-                <w:sz w:val="18"/>
-                <w:szCs w:val="24"/>
-              </w:rPr>
-            </w:pPr>
-            <w:r>
-              <w:rPr>
-                <w:rFonts w:ascii="Calibri" w:hAnsi="Calibri"/>
-                <w:color w:val="000000"/>
-                <w:sz w:val="18"/>
-                <w:szCs w:val="24"/>
-              </w:rPr>
-              <w:t>Proyectos</w:t>
-            </w:r>
-          </w:p>
-        </w:tc>
-        <w:tc>
-          <w:tcPr>
-            <w:tcW w:w="1784" w:type="dxa"/>
+                <w:rFonts w:ascii="Calibri" w:hAnsi="Calibri"/>
+                <w:color w:val="000000"/>
+                <w:sz w:val="14"/>
+                <w:szCs w:val="14"/>
+              </w:rPr>
+            </w:pPr>
+            <w:r>
+              <w:rPr>
+                <w:sz w:val="14"/>
+                <w:szCs w:val="14"/>
+              </w:rPr>
+              <w:t>Servidor levantado. No existe cabecera Authorization.</w:t>
+            </w:r>
+          </w:p>
+        </w:tc>
+        <w:tc>
+          <w:tcPr>
+            <w:tcW w:w="1765" w:type="dxa"/>
             <w:shd w:val="clear" w:color="auto" w:fill="F2F2F2"/>
             <w:vAlign w:val="center"/>
           </w:tcPr>
           <w:p>
             <w:pPr>
               <w:rPr>
-                <w:sz w:val="18"/>
-                <w:szCs w:val="24"/>
-              </w:rPr>
-            </w:pPr>
-            <w:r>
-              <w:rPr>
-                <w:rFonts w:ascii="Calibri" w:hAnsi="Calibri"/>
-                <w:color w:val="000000"/>
-                <w:sz w:val="18"/>
-                <w:szCs w:val="24"/>
-              </w:rPr>
-              <w:t>GET /proyectos sin token: ruta protegida</w:t>
-            </w:r>
-          </w:p>
-        </w:tc>
-        <w:tc>
-          <w:tcPr>
-            <w:tcW w:w="1027" w:type="dxa"/>
-            <w:shd w:val="clear" w:color="auto" w:fill="F2F2F2"/>
-            <w:vAlign w:val="center"/>
-          </w:tcPr>
-          <w:p>
-            <w:pPr>
-              <w:jc w:val="center"/>
-              <w:rPr>
-                <w:sz w:val="18"/>
-                <w:szCs w:val="24"/>
-              </w:rPr>
-            </w:pPr>
-            <w:r>
-              <w:rPr>
-                <w:rFonts w:ascii="Calibri" w:hAnsi="Calibri"/>
-                <w:color w:val="000000"/>
-                <w:sz w:val="18"/>
-                <w:szCs w:val="24"/>
-              </w:rPr>
-              <w:t>Automatizada</w:t>
+                <w:sz w:val="14"/>
+                <w:szCs w:val="14"/>
+              </w:rPr>
+            </w:pPr>
+            <w:r>
+              <w:rPr>
+                <w:sz w:val="14"/>
+                <w:szCs w:val="14"/>
+              </w:rPr>
+              <w:t>1. Ejecutar GET /api/v1/proyectos.</w:t>
+            </w:r>
+          </w:p>
+          <w:p>
+            <w:pPr>
+              <w:rPr>
+                <w:sz w:val="14"/>
+                <w:szCs w:val="14"/>
+              </w:rPr>
+            </w:pPr>
+            <w:r>
+              <w:rPr>
+                <w:sz w:val="14"/>
+                <w:szCs w:val="14"/>
+              </w:rPr>
+              <w:t>2. No enviar token JWT.</w:t>
+            </w:r>
+          </w:p>
+          <w:p>
+            <w:pPr>
+              <w:rPr>
+                <w:rFonts w:ascii="Calibri" w:hAnsi="Calibri"/>
+                <w:color w:val="000000"/>
+                <w:sz w:val="14"/>
+                <w:szCs w:val="14"/>
+              </w:rPr>
+            </w:pPr>
+            <w:r>
+              <w:rPr>
+                <w:sz w:val="14"/>
+                <w:szCs w:val="14"/>
+              </w:rPr>
+              <w:t>3. Verificar código HTTP y body.</w:t>
             </w:r>
           </w:p>
         </w:tc>
@@ -3015,16 +3047,16 @@
           <w:p>
             <w:pPr>
               <w:rPr>
-                <w:sz w:val="18"/>
-                <w:szCs w:val="24"/>
-              </w:rPr>
-            </w:pPr>
-            <w:r>
-              <w:rPr>
-                <w:rFonts w:ascii="Calibri" w:hAnsi="Calibri"/>
-                <w:color w:val="000000"/>
-                <w:sz w:val="18"/>
-                <w:szCs w:val="24"/>
+                <w:sz w:val="14"/>
+                <w:szCs w:val="14"/>
+              </w:rPr>
+            </w:pPr>
+            <w:r>
+              <w:rPr>
+                <w:rFonts w:ascii="Calibri" w:hAnsi="Calibri"/>
+                <w:color w:val="000000"/>
+                <w:sz w:val="14"/>
+                <w:szCs w:val="14"/>
               </w:rPr>
               <w:t>HTTP 401 con campo 'error'.</w:t>
             </w:r>
@@ -3032,23 +3064,23 @@
         </w:tc>
         <w:tc>
           <w:tcPr>
-            <w:tcW w:w="1520" w:type="dxa"/>
-            <w:shd w:val="clear" w:color="auto" w:fill="F2F2F2"/>
-            <w:vAlign w:val="center"/>
-          </w:tcPr>
-          <w:p>
-            <w:pPr>
-              <w:rPr>
-                <w:sz w:val="18"/>
-                <w:szCs w:val="24"/>
-              </w:rPr>
-            </w:pPr>
-            <w:r>
-              <w:rPr>
-                <w:rFonts w:ascii="Calibri" w:hAnsi="Calibri"/>
-                <w:color w:val="000000"/>
-                <w:sz w:val="18"/>
-                <w:szCs w:val="24"/>
+            <w:tcW w:w="944" w:type="dxa"/>
+            <w:shd w:val="clear" w:color="auto" w:fill="E2EFDA"/>
+            <w:vAlign w:val="center"/>
+          </w:tcPr>
+          <w:p>
+            <w:pPr>
+              <w:rPr>
+                <w:sz w:val="14"/>
+                <w:szCs w:val="14"/>
+              </w:rPr>
+            </w:pPr>
+            <w:r>
+              <w:rPr>
+                <w:rFonts w:ascii="Calibri" w:hAnsi="Calibri"/>
+                <w:color w:val="000000"/>
+                <w:sz w:val="14"/>
+                <w:szCs w:val="14"/>
               </w:rPr>
               <w:t>HTTP 401 – { error: '...' }</w:t>
             </w:r>
@@ -3056,7 +3088,7 @@
         </w:tc>
         <w:tc>
           <w:tcPr>
-            <w:tcW w:w="616" w:type="dxa"/>
+            <w:tcW w:w="708" w:type="dxa"/>
             <w:shd w:val="clear" w:color="auto" w:fill="E2EFDA"/>
             <w:vAlign w:val="center"/>
           </w:tcPr>
@@ -3064,16 +3096,16 @@
             <w:pPr>
               <w:jc w:val="center"/>
               <w:rPr>
-                <w:sz w:val="18"/>
-                <w:szCs w:val="24"/>
-              </w:rPr>
-            </w:pPr>
-            <w:r>
-              <w:rPr>
-                <w:rFonts w:ascii="Calibri" w:hAnsi="Calibri"/>
-                <w:color w:val="000000"/>
-                <w:sz w:val="18"/>
-                <w:szCs w:val="24"/>
+                <w:sz w:val="14"/>
+                <w:szCs w:val="14"/>
+              </w:rPr>
+            </w:pPr>
+            <w:r>
+              <w:rPr>
+                <w:rFonts w:ascii="Calibri" w:hAnsi="Calibri"/>
+                <w:color w:val="000000"/>
+                <w:sz w:val="14"/>
+                <w:szCs w:val="14"/>
               </w:rPr>
               <w:t>PASS</w:t>
             </w:r>
@@ -3081,23 +3113,23 @@
         </w:tc>
         <w:tc>
           <w:tcPr>
-            <w:tcW w:w="1708" w:type="dxa"/>
-            <w:shd w:val="clear" w:color="auto" w:fill="F2F2F2"/>
-            <w:vAlign w:val="center"/>
-          </w:tcPr>
-          <w:p>
-            <w:pPr>
-              <w:rPr>
-                <w:sz w:val="18"/>
-                <w:szCs w:val="24"/>
-              </w:rPr>
-            </w:pPr>
-            <w:r>
-              <w:rPr>
-                <w:rFonts w:ascii="Calibri" w:hAnsi="Calibri"/>
-                <w:color w:val="000000"/>
-                <w:sz w:val="18"/>
-                <w:szCs w:val="24"/>
+            <w:tcW w:w="993" w:type="dxa"/>
+            <w:shd w:val="clear" w:color="auto" w:fill="E2EFDA"/>
+            <w:vAlign w:val="center"/>
+          </w:tcPr>
+          <w:p>
+            <w:pPr>
+              <w:rPr>
+                <w:sz w:val="14"/>
+                <w:szCs w:val="14"/>
+              </w:rPr>
+            </w:pPr>
+            <w:r>
+              <w:rPr>
+                <w:rFonts w:ascii="Calibri" w:hAnsi="Calibri"/>
+                <w:color w:val="000000"/>
+                <w:sz w:val="14"/>
+                <w:szCs w:val="14"/>
               </w:rPr>
               <w:t>proyectos_avances.test.js – Test 1</w:t>
             </w:r>
@@ -3118,16 +3150,16 @@
             <w:pPr>
               <w:jc w:val="center"/>
               <w:rPr>
-                <w:sz w:val="18"/>
-                <w:szCs w:val="24"/>
-              </w:rPr>
-            </w:pPr>
-            <w:r>
-              <w:rPr>
-                <w:rFonts w:ascii="Calibri" w:hAnsi="Calibri"/>
-                <w:color w:val="000000"/>
-                <w:sz w:val="18"/>
-                <w:szCs w:val="24"/>
+                <w:sz w:val="14"/>
+                <w:szCs w:val="14"/>
+              </w:rPr>
+            </w:pPr>
+            <w:r>
+              <w:rPr>
+                <w:rFonts w:ascii="Calibri" w:hAnsi="Calibri"/>
+                <w:color w:val="000000"/>
+                <w:sz w:val="14"/>
+                <w:szCs w:val="14"/>
               </w:rPr>
               <w:t>CP-017</w:t>
             </w:r>
@@ -3135,99 +3167,167 @@
         </w:tc>
         <w:tc>
           <w:tcPr>
-            <w:tcW w:w="487" w:type="dxa"/>
+            <w:tcW w:w="850" w:type="dxa"/>
             <w:shd w:val="clear" w:color="auto" w:fill="FFFFFF"/>
             <w:vAlign w:val="center"/>
           </w:tcPr>
           <w:p>
             <w:pPr>
+              <w:rPr>
+                <w:sz w:val="14"/>
+                <w:szCs w:val="14"/>
+              </w:rPr>
+            </w:pPr>
+            <w:r>
+              <w:rPr>
+                <w:rFonts w:ascii="Calibri" w:hAnsi="Calibri"/>
+                <w:color w:val="000000"/>
+                <w:sz w:val="14"/>
+                <w:szCs w:val="14"/>
+              </w:rPr>
+              <w:t>Proyectos</w:t>
+            </w:r>
+          </w:p>
+        </w:tc>
+        <w:tc>
+          <w:tcPr>
+            <w:tcW w:w="992" w:type="dxa"/>
+            <w:shd w:val="clear" w:color="auto" w:fill="FFFFFF"/>
+            <w:vAlign w:val="center"/>
+          </w:tcPr>
+          <w:p>
+            <w:pPr>
+              <w:rPr>
+                <w:sz w:val="14"/>
+                <w:szCs w:val="14"/>
+              </w:rPr>
+            </w:pPr>
+            <w:r>
+              <w:rPr>
+                <w:rFonts w:ascii="Calibri" w:hAnsi="Calibri"/>
+                <w:color w:val="000000"/>
+                <w:sz w:val="14"/>
+                <w:szCs w:val="14"/>
+              </w:rPr>
+              <w:t>GET /proyectos con Admin: pasa auth, retorna proyectos o error DB</w:t>
+            </w:r>
+          </w:p>
+        </w:tc>
+        <w:tc>
+          <w:tcPr>
+            <w:tcW w:w="1134" w:type="dxa"/>
+            <w:shd w:val="clear" w:color="auto" w:fill="FFFFFF"/>
+            <w:vAlign w:val="center"/>
+          </w:tcPr>
+          <w:p>
+            <w:pPr>
               <w:jc w:val="center"/>
               <w:rPr>
-                <w:sz w:val="18"/>
-                <w:szCs w:val="24"/>
-              </w:rPr>
-            </w:pPr>
-            <w:r>
-              <w:rPr>
-                <w:rFonts w:ascii="Calibri" w:hAnsi="Calibri"/>
-                <w:color w:val="000000"/>
-                <w:sz w:val="18"/>
-                <w:szCs w:val="24"/>
-              </w:rPr>
-              <w:t>Grupo 1</w:t>
-            </w:r>
-          </w:p>
-        </w:tc>
-        <w:tc>
-          <w:tcPr>
-            <w:tcW w:w="1252" w:type="dxa"/>
+                <w:sz w:val="14"/>
+                <w:szCs w:val="14"/>
+              </w:rPr>
+            </w:pPr>
+            <w:r>
+              <w:rPr>
+                <w:rFonts w:ascii="Calibri" w:hAnsi="Calibri"/>
+                <w:color w:val="000000"/>
+                <w:sz w:val="14"/>
+                <w:szCs w:val="14"/>
+              </w:rPr>
+              <w:t>Automatizada</w:t>
+            </w:r>
+          </w:p>
+        </w:tc>
+        <w:tc>
+          <w:tcPr>
+            <w:tcW w:w="1276" w:type="dxa"/>
             <w:shd w:val="clear" w:color="auto" w:fill="FFFFFF"/>
             <w:vAlign w:val="center"/>
           </w:tcPr>
           <w:p>
             <w:pPr>
               <w:rPr>
-                <w:sz w:val="18"/>
-                <w:szCs w:val="24"/>
-              </w:rPr>
-            </w:pPr>
-            <w:r>
-              <w:rPr>
-                <w:rFonts w:ascii="Calibri" w:hAnsi="Calibri"/>
-                <w:color w:val="000000"/>
-                <w:sz w:val="18"/>
-                <w:szCs w:val="24"/>
-              </w:rPr>
-              <w:t>Proyectos</w:t>
-            </w:r>
-          </w:p>
-        </w:tc>
-        <w:tc>
-          <w:tcPr>
-            <w:tcW w:w="1784" w:type="dxa"/>
+                <w:rFonts w:ascii="Calibri" w:hAnsi="Calibri"/>
+                <w:color w:val="000000"/>
+                <w:sz w:val="14"/>
+                <w:szCs w:val="14"/>
+              </w:rPr>
+            </w:pPr>
+            <w:r>
+              <w:rPr>
+                <w:sz w:val="14"/>
+                <w:szCs w:val="14"/>
+              </w:rPr>
+              <w:t>Servidor levantado. Token JWT válido con rol Administrador del Sistema.</w:t>
+            </w:r>
+          </w:p>
+        </w:tc>
+        <w:tc>
+          <w:tcPr>
+            <w:tcW w:w="1765" w:type="dxa"/>
             <w:shd w:val="clear" w:color="auto" w:fill="FFFFFF"/>
             <w:vAlign w:val="center"/>
           </w:tcPr>
           <w:p>
             <w:pPr>
               <w:rPr>
-                <w:sz w:val="18"/>
-                <w:szCs w:val="24"/>
-              </w:rPr>
-            </w:pPr>
-            <w:r>
-              <w:rPr>
-                <w:rFonts w:ascii="Calibri" w:hAnsi="Calibri"/>
-                <w:color w:val="000000"/>
-                <w:sz w:val="18"/>
-                <w:szCs w:val="24"/>
-              </w:rPr>
-              <w:t>GET /proyectos con Admin: pasa auth, retorna proyectos o error DB</w:t>
-            </w:r>
-          </w:p>
-        </w:tc>
-        <w:tc>
-          <w:tcPr>
-            <w:tcW w:w="1027" w:type="dxa"/>
-            <w:shd w:val="clear" w:color="auto" w:fill="FFFFFF"/>
-            <w:vAlign w:val="center"/>
-          </w:tcPr>
-          <w:p>
-            <w:pPr>
-              <w:jc w:val="center"/>
-              <w:rPr>
-                <w:sz w:val="18"/>
-                <w:szCs w:val="24"/>
-              </w:rPr>
-            </w:pPr>
-            <w:r>
-              <w:rPr>
-                <w:rFonts w:ascii="Calibri" w:hAnsi="Calibri"/>
-                <w:color w:val="000000"/>
-                <w:sz w:val="18"/>
-                <w:szCs w:val="24"/>
-              </w:rPr>
-              <w:t>Automatizada</w:t>
+                <w:sz w:val="14"/>
+                <w:szCs w:val="14"/>
+              </w:rPr>
+            </w:pPr>
+            <w:r>
+              <w:rPr>
+                <w:sz w:val="14"/>
+                <w:szCs w:val="14"/>
+              </w:rPr>
+              <w:t>1. Generar token Admin válido.</w:t>
+            </w:r>
+          </w:p>
+          <w:p>
+            <w:pPr>
+              <w:rPr>
+                <w:sz w:val="14"/>
+                <w:szCs w:val="14"/>
+              </w:rPr>
+            </w:pPr>
+            <w:r>
+              <w:rPr>
+                <w:sz w:val="14"/>
+                <w:szCs w:val="14"/>
+              </w:rPr>
+              <w:t>2. Ejecutar GET /api/v1/proyectos.</w:t>
+            </w:r>
+          </w:p>
+          <w:p>
+            <w:pPr>
+              <w:rPr>
+                <w:sz w:val="14"/>
+                <w:szCs w:val="14"/>
+              </w:rPr>
+            </w:pPr>
+            <w:r>
+              <w:rPr>
+                <w:sz w:val="14"/>
+                <w:szCs w:val="14"/>
+              </w:rPr>
+              <w:t>3. Enviar Authorization: Bearer &lt;token_admin&gt;.</w:t>
+            </w:r>
+          </w:p>
+          <w:p>
+            <w:pPr>
+              <w:rPr>
+                <w:rFonts w:ascii="Calibri" w:hAnsi="Calibri"/>
+                <w:color w:val="000000"/>
+                <w:sz w:val="14"/>
+                <w:szCs w:val="14"/>
+              </w:rPr>
+            </w:pPr>
+            <w:r>
+              <w:rPr>
+                <w:sz w:val="14"/>
+                <w:szCs w:val="14"/>
+              </w:rPr>
+              <w:t>4. Validar que no retorne 401 ni 403.</w:t>
             </w:r>
           </w:p>
         </w:tc>
@@ -3240,16 +3340,16 @@
           <w:p>
             <w:pPr>
               <w:rPr>
-                <w:sz w:val="18"/>
-                <w:szCs w:val="24"/>
-              </w:rPr>
-            </w:pPr>
-            <w:r>
-              <w:rPr>
-                <w:rFonts w:ascii="Calibri" w:hAnsi="Calibri"/>
-                <w:color w:val="000000"/>
-                <w:sz w:val="18"/>
-                <w:szCs w:val="24"/>
+                <w:sz w:val="14"/>
+                <w:szCs w:val="14"/>
+              </w:rPr>
+            </w:pPr>
+            <w:r>
+              <w:rPr>
+                <w:rFonts w:ascii="Calibri" w:hAnsi="Calibri"/>
+                <w:color w:val="000000"/>
+                <w:sz w:val="14"/>
+                <w:szCs w:val="14"/>
               </w:rPr>
               <w:t>HTTP 200 o 500 (no 401 ni 403).</w:t>
             </w:r>
@@ -3257,68 +3357,48 @@
         </w:tc>
         <w:tc>
           <w:tcPr>
-            <w:tcW w:w="1520" w:type="dxa"/>
-            <w:shd w:val="clear" w:color="auto" w:fill="FFFFFF"/>
-            <w:vAlign w:val="center"/>
-          </w:tcPr>
-          <w:p>
-            <w:pPr>
-              <w:rPr>
-                <w:sz w:val="18"/>
-                <w:szCs w:val="24"/>
-              </w:rPr>
-            </w:pPr>
-            <w:r>
-              <w:rPr>
-                <w:rFonts w:ascii="Calibri" w:hAnsi="Calibri"/>
-                <w:color w:val="000000"/>
-                <w:sz w:val="18"/>
-                <w:szCs w:val="24"/>
-              </w:rPr>
-              <w:t xml:space="preserve">HTTP 200 o 500 </w:t>
-            </w:r>
-            <w:proofErr w:type="spellStart"/>
-            <w:r>
-              <w:rPr>
-                <w:rFonts w:ascii="Calibri" w:hAnsi="Calibri"/>
-                <w:color w:val="000000"/>
-                <w:sz w:val="18"/>
-                <w:szCs w:val="24"/>
-              </w:rPr>
-              <w:t>segun</w:t>
-            </w:r>
-            <w:proofErr w:type="spellEnd"/>
-            <w:r>
-              <w:rPr>
-                <w:rFonts w:ascii="Calibri" w:hAnsi="Calibri"/>
-                <w:color w:val="000000"/>
-                <w:sz w:val="18"/>
-                <w:szCs w:val="24"/>
-              </w:rPr>
-              <w:t xml:space="preserve"> disponibilidad BD.</w:t>
-            </w:r>
-          </w:p>
-        </w:tc>
-        <w:tc>
-          <w:tcPr>
-            <w:tcW w:w="616" w:type="dxa"/>
+            <w:tcW w:w="944" w:type="dxa"/>
             <w:shd w:val="clear" w:color="auto" w:fill="E2EFDA"/>
             <w:vAlign w:val="center"/>
           </w:tcPr>
           <w:p>
             <w:pPr>
+              <w:rPr>
+                <w:sz w:val="14"/>
+                <w:szCs w:val="14"/>
+              </w:rPr>
+            </w:pPr>
+            <w:r>
+              <w:rPr>
+                <w:rFonts w:ascii="Calibri" w:hAnsi="Calibri"/>
+                <w:color w:val="000000"/>
+                <w:sz w:val="14"/>
+                <w:szCs w:val="14"/>
+              </w:rPr>
+              <w:t>HTTP 200 o 500 según disponibilidad BD.</w:t>
+            </w:r>
+          </w:p>
+        </w:tc>
+        <w:tc>
+          <w:tcPr>
+            <w:tcW w:w="708" w:type="dxa"/>
+            <w:shd w:val="clear" w:color="auto" w:fill="E2EFDA"/>
+            <w:vAlign w:val="center"/>
+          </w:tcPr>
+          <w:p>
+            <w:pPr>
               <w:jc w:val="center"/>
               <w:rPr>
-                <w:sz w:val="18"/>
-                <w:szCs w:val="24"/>
-              </w:rPr>
-            </w:pPr>
-            <w:r>
-              <w:rPr>
-                <w:rFonts w:ascii="Calibri" w:hAnsi="Calibri"/>
-                <w:color w:val="000000"/>
-                <w:sz w:val="18"/>
-                <w:szCs w:val="24"/>
+                <w:sz w:val="14"/>
+                <w:szCs w:val="14"/>
+              </w:rPr>
+            </w:pPr>
+            <w:r>
+              <w:rPr>
+                <w:rFonts w:ascii="Calibri" w:hAnsi="Calibri"/>
+                <w:color w:val="000000"/>
+                <w:sz w:val="14"/>
+                <w:szCs w:val="14"/>
               </w:rPr>
               <w:t>PASS</w:t>
             </w:r>
@@ -3326,23 +3406,23 @@
         </w:tc>
         <w:tc>
           <w:tcPr>
-            <w:tcW w:w="1708" w:type="dxa"/>
-            <w:shd w:val="clear" w:color="auto" w:fill="FFFFFF"/>
-            <w:vAlign w:val="center"/>
-          </w:tcPr>
-          <w:p>
-            <w:pPr>
-              <w:rPr>
-                <w:sz w:val="18"/>
-                <w:szCs w:val="24"/>
-              </w:rPr>
-            </w:pPr>
-            <w:r>
-              <w:rPr>
-                <w:rFonts w:ascii="Calibri" w:hAnsi="Calibri"/>
-                <w:color w:val="000000"/>
-                <w:sz w:val="18"/>
-                <w:szCs w:val="24"/>
+            <w:tcW w:w="993" w:type="dxa"/>
+            <w:shd w:val="clear" w:color="auto" w:fill="E2EFDA"/>
+            <w:vAlign w:val="center"/>
+          </w:tcPr>
+          <w:p>
+            <w:pPr>
+              <w:rPr>
+                <w:sz w:val="14"/>
+                <w:szCs w:val="14"/>
+              </w:rPr>
+            </w:pPr>
+            <w:r>
+              <w:rPr>
+                <w:rFonts w:ascii="Calibri" w:hAnsi="Calibri"/>
+                <w:color w:val="000000"/>
+                <w:sz w:val="14"/>
+                <w:szCs w:val="14"/>
               </w:rPr>
               <w:t>proyectos_avances.test.js – Test 2</w:t>
             </w:r>
@@ -3363,16 +3443,16 @@
             <w:pPr>
               <w:jc w:val="center"/>
               <w:rPr>
-                <w:sz w:val="18"/>
-                <w:szCs w:val="24"/>
-              </w:rPr>
-            </w:pPr>
-            <w:r>
-              <w:rPr>
-                <w:rFonts w:ascii="Calibri" w:hAnsi="Calibri"/>
-                <w:color w:val="000000"/>
-                <w:sz w:val="18"/>
-                <w:szCs w:val="24"/>
+                <w:sz w:val="14"/>
+                <w:szCs w:val="14"/>
+              </w:rPr>
+            </w:pPr>
+            <w:r>
+              <w:rPr>
+                <w:rFonts w:ascii="Calibri" w:hAnsi="Calibri"/>
+                <w:color w:val="000000"/>
+                <w:sz w:val="14"/>
+                <w:szCs w:val="14"/>
               </w:rPr>
               <w:t>CP-018</w:t>
             </w:r>
@@ -3380,99 +3460,167 @@
         </w:tc>
         <w:tc>
           <w:tcPr>
-            <w:tcW w:w="487" w:type="dxa"/>
+            <w:tcW w:w="850" w:type="dxa"/>
             <w:shd w:val="clear" w:color="auto" w:fill="F2F2F2"/>
             <w:vAlign w:val="center"/>
           </w:tcPr>
           <w:p>
             <w:pPr>
+              <w:rPr>
+                <w:sz w:val="14"/>
+                <w:szCs w:val="14"/>
+              </w:rPr>
+            </w:pPr>
+            <w:r>
+              <w:rPr>
+                <w:rFonts w:ascii="Calibri" w:hAnsi="Calibri"/>
+                <w:color w:val="000000"/>
+                <w:sz w:val="14"/>
+                <w:szCs w:val="14"/>
+              </w:rPr>
+              <w:t>Proyectos</w:t>
+            </w:r>
+          </w:p>
+        </w:tc>
+        <w:tc>
+          <w:tcPr>
+            <w:tcW w:w="992" w:type="dxa"/>
+            <w:shd w:val="clear" w:color="auto" w:fill="F2F2F2"/>
+            <w:vAlign w:val="center"/>
+          </w:tcPr>
+          <w:p>
+            <w:pPr>
+              <w:rPr>
+                <w:sz w:val="14"/>
+                <w:szCs w:val="14"/>
+              </w:rPr>
+            </w:pPr>
+            <w:r>
+              <w:rPr>
+                <w:rFonts w:ascii="Calibri" w:hAnsi="Calibri"/>
+                <w:color w:val="000000"/>
+                <w:sz w:val="14"/>
+                <w:szCs w:val="14"/>
+              </w:rPr>
+              <w:t>GET /proyectos con Residente: pasa auth (MODULE_ROLES incluye Residente)</w:t>
+            </w:r>
+          </w:p>
+        </w:tc>
+        <w:tc>
+          <w:tcPr>
+            <w:tcW w:w="1134" w:type="dxa"/>
+            <w:shd w:val="clear" w:color="auto" w:fill="F2F2F2"/>
+            <w:vAlign w:val="center"/>
+          </w:tcPr>
+          <w:p>
+            <w:pPr>
               <w:jc w:val="center"/>
               <w:rPr>
-                <w:sz w:val="18"/>
-                <w:szCs w:val="24"/>
-              </w:rPr>
-            </w:pPr>
-            <w:r>
-              <w:rPr>
-                <w:rFonts w:ascii="Calibri" w:hAnsi="Calibri"/>
-                <w:color w:val="000000"/>
-                <w:sz w:val="18"/>
-                <w:szCs w:val="24"/>
-              </w:rPr>
-              <w:t>Grupo 1</w:t>
-            </w:r>
-          </w:p>
-        </w:tc>
-        <w:tc>
-          <w:tcPr>
-            <w:tcW w:w="1252" w:type="dxa"/>
+                <w:sz w:val="14"/>
+                <w:szCs w:val="14"/>
+              </w:rPr>
+            </w:pPr>
+            <w:r>
+              <w:rPr>
+                <w:rFonts w:ascii="Calibri" w:hAnsi="Calibri"/>
+                <w:color w:val="000000"/>
+                <w:sz w:val="14"/>
+                <w:szCs w:val="14"/>
+              </w:rPr>
+              <w:t>Automatizada</w:t>
+            </w:r>
+          </w:p>
+        </w:tc>
+        <w:tc>
+          <w:tcPr>
+            <w:tcW w:w="1276" w:type="dxa"/>
             <w:shd w:val="clear" w:color="auto" w:fill="F2F2F2"/>
             <w:vAlign w:val="center"/>
           </w:tcPr>
           <w:p>
             <w:pPr>
               <w:rPr>
-                <w:sz w:val="18"/>
-                <w:szCs w:val="24"/>
-              </w:rPr>
-            </w:pPr>
-            <w:r>
-              <w:rPr>
-                <w:rFonts w:ascii="Calibri" w:hAnsi="Calibri"/>
-                <w:color w:val="000000"/>
-                <w:sz w:val="18"/>
-                <w:szCs w:val="24"/>
-              </w:rPr>
-              <w:t>Proyectos</w:t>
-            </w:r>
-          </w:p>
-        </w:tc>
-        <w:tc>
-          <w:tcPr>
-            <w:tcW w:w="1784" w:type="dxa"/>
+                <w:rFonts w:ascii="Calibri" w:hAnsi="Calibri"/>
+                <w:color w:val="000000"/>
+                <w:sz w:val="14"/>
+                <w:szCs w:val="14"/>
+              </w:rPr>
+            </w:pPr>
+            <w:r>
+              <w:rPr>
+                <w:sz w:val="14"/>
+                <w:szCs w:val="14"/>
+              </w:rPr>
+              <w:t>Servidor levantado. Token JWT válido con rol Residente. El módulo proyectos permite acceso de consulta al rol Residente.</w:t>
+            </w:r>
+          </w:p>
+        </w:tc>
+        <w:tc>
+          <w:tcPr>
+            <w:tcW w:w="1765" w:type="dxa"/>
             <w:shd w:val="clear" w:color="auto" w:fill="F2F2F2"/>
             <w:vAlign w:val="center"/>
           </w:tcPr>
           <w:p>
             <w:pPr>
               <w:rPr>
-                <w:sz w:val="18"/>
-                <w:szCs w:val="24"/>
-              </w:rPr>
-            </w:pPr>
-            <w:r>
-              <w:rPr>
-                <w:rFonts w:ascii="Calibri" w:hAnsi="Calibri"/>
-                <w:color w:val="000000"/>
-                <w:sz w:val="18"/>
-                <w:szCs w:val="24"/>
-              </w:rPr>
-              <w:t>GET /proyectos con Residente: pasa auth (MODULE_ROLES incluye Residente)</w:t>
-            </w:r>
-          </w:p>
-        </w:tc>
-        <w:tc>
-          <w:tcPr>
-            <w:tcW w:w="1027" w:type="dxa"/>
-            <w:shd w:val="clear" w:color="auto" w:fill="F2F2F2"/>
-            <w:vAlign w:val="center"/>
-          </w:tcPr>
-          <w:p>
-            <w:pPr>
-              <w:jc w:val="center"/>
-              <w:rPr>
-                <w:sz w:val="18"/>
-                <w:szCs w:val="24"/>
-              </w:rPr>
-            </w:pPr>
-            <w:r>
-              <w:rPr>
-                <w:rFonts w:ascii="Calibri" w:hAnsi="Calibri"/>
-                <w:color w:val="000000"/>
-                <w:sz w:val="18"/>
-                <w:szCs w:val="24"/>
-              </w:rPr>
-              <w:t>Automatizada</w:t>
+                <w:sz w:val="14"/>
+                <w:szCs w:val="14"/>
+              </w:rPr>
+            </w:pPr>
+            <w:r>
+              <w:rPr>
+                <w:sz w:val="14"/>
+                <w:szCs w:val="14"/>
+              </w:rPr>
+              <w:t>1. Generar token Residente válido.</w:t>
+            </w:r>
+          </w:p>
+          <w:p>
+            <w:pPr>
+              <w:rPr>
+                <w:sz w:val="14"/>
+                <w:szCs w:val="14"/>
+              </w:rPr>
+            </w:pPr>
+            <w:r>
+              <w:rPr>
+                <w:sz w:val="14"/>
+                <w:szCs w:val="14"/>
+              </w:rPr>
+              <w:t>2. Ejecutar GET /api/v1/proyectos.</w:t>
+            </w:r>
+          </w:p>
+          <w:p>
+            <w:pPr>
+              <w:rPr>
+                <w:sz w:val="14"/>
+                <w:szCs w:val="14"/>
+              </w:rPr>
+            </w:pPr>
+            <w:r>
+              <w:rPr>
+                <w:sz w:val="14"/>
+                <w:szCs w:val="14"/>
+              </w:rPr>
+              <w:t>3. Enviar Authorization: Bearer &lt;token_residente&gt;.</w:t>
+            </w:r>
+          </w:p>
+          <w:p>
+            <w:pPr>
+              <w:rPr>
+                <w:rFonts w:ascii="Calibri" w:hAnsi="Calibri"/>
+                <w:color w:val="000000"/>
+                <w:sz w:val="14"/>
+                <w:szCs w:val="14"/>
+              </w:rPr>
+            </w:pPr>
+            <w:r>
+              <w:rPr>
+                <w:sz w:val="14"/>
+                <w:szCs w:val="14"/>
+              </w:rPr>
+              <w:t>4. Verificar que el middleware no bloquee por rol.</w:t>
             </w:r>
           </w:p>
         </w:tc>
@@ -3485,16 +3633,16 @@
           <w:p>
             <w:pPr>
               <w:rPr>
-                <w:sz w:val="18"/>
-                <w:szCs w:val="24"/>
-              </w:rPr>
-            </w:pPr>
-            <w:r>
-              <w:rPr>
-                <w:rFonts w:ascii="Calibri" w:hAnsi="Calibri"/>
-                <w:color w:val="000000"/>
-                <w:sz w:val="18"/>
-                <w:szCs w:val="24"/>
+                <w:sz w:val="14"/>
+                <w:szCs w:val="14"/>
+              </w:rPr>
+            </w:pPr>
+            <w:r>
+              <w:rPr>
+                <w:rFonts w:ascii="Calibri" w:hAnsi="Calibri"/>
+                <w:color w:val="000000"/>
+                <w:sz w:val="14"/>
+                <w:szCs w:val="14"/>
               </w:rPr>
               <w:t>HTTP 200 o 500 (no 403).</w:t>
             </w:r>
@@ -3502,68 +3650,48 @@
         </w:tc>
         <w:tc>
           <w:tcPr>
-            <w:tcW w:w="1520" w:type="dxa"/>
-            <w:shd w:val="clear" w:color="auto" w:fill="F2F2F2"/>
-            <w:vAlign w:val="center"/>
-          </w:tcPr>
-          <w:p>
-            <w:pPr>
-              <w:rPr>
-                <w:sz w:val="18"/>
-                <w:szCs w:val="24"/>
-              </w:rPr>
-            </w:pPr>
-            <w:r>
-              <w:rPr>
-                <w:rFonts w:ascii="Calibri" w:hAnsi="Calibri"/>
-                <w:color w:val="000000"/>
-                <w:sz w:val="18"/>
-                <w:szCs w:val="24"/>
-              </w:rPr>
-              <w:t xml:space="preserve">HTTP 200 o 500 </w:t>
-            </w:r>
-            <w:proofErr w:type="spellStart"/>
-            <w:r>
-              <w:rPr>
-                <w:rFonts w:ascii="Calibri" w:hAnsi="Calibri"/>
-                <w:color w:val="000000"/>
-                <w:sz w:val="18"/>
-                <w:szCs w:val="24"/>
-              </w:rPr>
-              <w:t>segun</w:t>
-            </w:r>
-            <w:proofErr w:type="spellEnd"/>
-            <w:r>
-              <w:rPr>
-                <w:rFonts w:ascii="Calibri" w:hAnsi="Calibri"/>
-                <w:color w:val="000000"/>
-                <w:sz w:val="18"/>
-                <w:szCs w:val="24"/>
-              </w:rPr>
-              <w:t xml:space="preserve"> disponibilidad BD.</w:t>
-            </w:r>
-          </w:p>
-        </w:tc>
-        <w:tc>
-          <w:tcPr>
-            <w:tcW w:w="616" w:type="dxa"/>
+            <w:tcW w:w="944" w:type="dxa"/>
             <w:shd w:val="clear" w:color="auto" w:fill="E2EFDA"/>
             <w:vAlign w:val="center"/>
           </w:tcPr>
           <w:p>
             <w:pPr>
+              <w:rPr>
+                <w:sz w:val="14"/>
+                <w:szCs w:val="14"/>
+              </w:rPr>
+            </w:pPr>
+            <w:r>
+              <w:rPr>
+                <w:rFonts w:ascii="Calibri" w:hAnsi="Calibri"/>
+                <w:color w:val="000000"/>
+                <w:sz w:val="14"/>
+                <w:szCs w:val="14"/>
+              </w:rPr>
+              <w:t>HTTP 200 o 500 según disponibilidad BD.</w:t>
+            </w:r>
+          </w:p>
+        </w:tc>
+        <w:tc>
+          <w:tcPr>
+            <w:tcW w:w="708" w:type="dxa"/>
+            <w:shd w:val="clear" w:color="auto" w:fill="E2EFDA"/>
+            <w:vAlign w:val="center"/>
+          </w:tcPr>
+          <w:p>
+            <w:pPr>
               <w:jc w:val="center"/>
               <w:rPr>
-                <w:sz w:val="18"/>
-                <w:szCs w:val="24"/>
-              </w:rPr>
-            </w:pPr>
-            <w:r>
-              <w:rPr>
-                <w:rFonts w:ascii="Calibri" w:hAnsi="Calibri"/>
-                <w:color w:val="000000"/>
-                <w:sz w:val="18"/>
-                <w:szCs w:val="24"/>
+                <w:sz w:val="14"/>
+                <w:szCs w:val="14"/>
+              </w:rPr>
+            </w:pPr>
+            <w:r>
+              <w:rPr>
+                <w:rFonts w:ascii="Calibri" w:hAnsi="Calibri"/>
+                <w:color w:val="000000"/>
+                <w:sz w:val="14"/>
+                <w:szCs w:val="14"/>
               </w:rPr>
               <w:t>PASS</w:t>
             </w:r>
@@ -3571,23 +3699,23 @@
         </w:tc>
         <w:tc>
           <w:tcPr>
-            <w:tcW w:w="1708" w:type="dxa"/>
-            <w:shd w:val="clear" w:color="auto" w:fill="F2F2F2"/>
-            <w:vAlign w:val="center"/>
-          </w:tcPr>
-          <w:p>
-            <w:pPr>
-              <w:rPr>
-                <w:sz w:val="18"/>
-                <w:szCs w:val="24"/>
-              </w:rPr>
-            </w:pPr>
-            <w:r>
-              <w:rPr>
-                <w:rFonts w:ascii="Calibri" w:hAnsi="Calibri"/>
-                <w:color w:val="000000"/>
-                <w:sz w:val="18"/>
-                <w:szCs w:val="24"/>
+            <w:tcW w:w="993" w:type="dxa"/>
+            <w:shd w:val="clear" w:color="auto" w:fill="E2EFDA"/>
+            <w:vAlign w:val="center"/>
+          </w:tcPr>
+          <w:p>
+            <w:pPr>
+              <w:rPr>
+                <w:sz w:val="14"/>
+                <w:szCs w:val="14"/>
+              </w:rPr>
+            </w:pPr>
+            <w:r>
+              <w:rPr>
+                <w:rFonts w:ascii="Calibri" w:hAnsi="Calibri"/>
+                <w:color w:val="000000"/>
+                <w:sz w:val="14"/>
+                <w:szCs w:val="14"/>
               </w:rPr>
               <w:t>proyectos_avances.test.js – Test 3</w:t>
             </w:r>
@@ -3608,16 +3736,16 @@
             <w:pPr>
               <w:jc w:val="center"/>
               <w:rPr>
-                <w:sz w:val="18"/>
-                <w:szCs w:val="24"/>
-              </w:rPr>
-            </w:pPr>
-            <w:r>
-              <w:rPr>
-                <w:rFonts w:ascii="Calibri" w:hAnsi="Calibri"/>
-                <w:color w:val="000000"/>
-                <w:sz w:val="18"/>
-                <w:szCs w:val="24"/>
+                <w:sz w:val="14"/>
+                <w:szCs w:val="14"/>
+              </w:rPr>
+            </w:pPr>
+            <w:r>
+              <w:rPr>
+                <w:rFonts w:ascii="Calibri" w:hAnsi="Calibri"/>
+                <w:color w:val="000000"/>
+                <w:sz w:val="14"/>
+                <w:szCs w:val="14"/>
               </w:rPr>
               <w:t>CP-019</w:t>
             </w:r>
@@ -3625,99 +3753,167 @@
         </w:tc>
         <w:tc>
           <w:tcPr>
-            <w:tcW w:w="487" w:type="dxa"/>
+            <w:tcW w:w="850" w:type="dxa"/>
             <w:shd w:val="clear" w:color="auto" w:fill="FFFFFF"/>
             <w:vAlign w:val="center"/>
           </w:tcPr>
           <w:p>
             <w:pPr>
+              <w:rPr>
+                <w:sz w:val="14"/>
+                <w:szCs w:val="14"/>
+              </w:rPr>
+            </w:pPr>
+            <w:r>
+              <w:rPr>
+                <w:rFonts w:ascii="Calibri" w:hAnsi="Calibri"/>
+                <w:color w:val="000000"/>
+                <w:sz w:val="14"/>
+                <w:szCs w:val="14"/>
+              </w:rPr>
+              <w:t>Proyectos</w:t>
+            </w:r>
+          </w:p>
+        </w:tc>
+        <w:tc>
+          <w:tcPr>
+            <w:tcW w:w="992" w:type="dxa"/>
+            <w:shd w:val="clear" w:color="auto" w:fill="FFFFFF"/>
+            <w:vAlign w:val="center"/>
+          </w:tcPr>
+          <w:p>
+            <w:pPr>
+              <w:rPr>
+                <w:sz w:val="14"/>
+                <w:szCs w:val="14"/>
+              </w:rPr>
+            </w:pPr>
+            <w:r>
+              <w:rPr>
+                <w:rFonts w:ascii="Calibri" w:hAnsi="Calibri"/>
+                <w:color w:val="000000"/>
+                <w:sz w:val="14"/>
+                <w:szCs w:val="14"/>
+              </w:rPr>
+              <w:t>POST /proyectos sin token: ruta protegida</w:t>
+            </w:r>
+          </w:p>
+        </w:tc>
+        <w:tc>
+          <w:tcPr>
+            <w:tcW w:w="1134" w:type="dxa"/>
+            <w:shd w:val="clear" w:color="auto" w:fill="FFFFFF"/>
+            <w:vAlign w:val="center"/>
+          </w:tcPr>
+          <w:p>
+            <w:pPr>
               <w:jc w:val="center"/>
               <w:rPr>
-                <w:sz w:val="18"/>
-                <w:szCs w:val="24"/>
-              </w:rPr>
-            </w:pPr>
-            <w:r>
-              <w:rPr>
-                <w:rFonts w:ascii="Calibri" w:hAnsi="Calibri"/>
-                <w:color w:val="000000"/>
-                <w:sz w:val="18"/>
-                <w:szCs w:val="24"/>
-              </w:rPr>
-              <w:t>Grupo 1</w:t>
-            </w:r>
-          </w:p>
-        </w:tc>
-        <w:tc>
-          <w:tcPr>
-            <w:tcW w:w="1252" w:type="dxa"/>
+                <w:sz w:val="14"/>
+                <w:szCs w:val="14"/>
+              </w:rPr>
+            </w:pPr>
+            <w:r>
+              <w:rPr>
+                <w:rFonts w:ascii="Calibri" w:hAnsi="Calibri"/>
+                <w:color w:val="000000"/>
+                <w:sz w:val="14"/>
+                <w:szCs w:val="14"/>
+              </w:rPr>
+              <w:t>Automatizada</w:t>
+            </w:r>
+          </w:p>
+        </w:tc>
+        <w:tc>
+          <w:tcPr>
+            <w:tcW w:w="1276" w:type="dxa"/>
             <w:shd w:val="clear" w:color="auto" w:fill="FFFFFF"/>
             <w:vAlign w:val="center"/>
           </w:tcPr>
           <w:p>
             <w:pPr>
               <w:rPr>
-                <w:sz w:val="18"/>
-                <w:szCs w:val="24"/>
-              </w:rPr>
-            </w:pPr>
-            <w:r>
-              <w:rPr>
-                <w:rFonts w:ascii="Calibri" w:hAnsi="Calibri"/>
-                <w:color w:val="000000"/>
-                <w:sz w:val="18"/>
-                <w:szCs w:val="24"/>
-              </w:rPr>
-              <w:t>Proyectos</w:t>
-            </w:r>
-          </w:p>
-        </w:tc>
-        <w:tc>
-          <w:tcPr>
-            <w:tcW w:w="1784" w:type="dxa"/>
+                <w:rFonts w:ascii="Calibri" w:hAnsi="Calibri"/>
+                <w:color w:val="000000"/>
+                <w:sz w:val="14"/>
+                <w:szCs w:val="14"/>
+              </w:rPr>
+            </w:pPr>
+            <w:r>
+              <w:rPr>
+                <w:sz w:val="14"/>
+                <w:szCs w:val="14"/>
+              </w:rPr>
+              <w:t>Servidor levantado. Body de proyecto preparado. No existe cabecera Authorization.</w:t>
+            </w:r>
+          </w:p>
+        </w:tc>
+        <w:tc>
+          <w:tcPr>
+            <w:tcW w:w="1765" w:type="dxa"/>
             <w:shd w:val="clear" w:color="auto" w:fill="FFFFFF"/>
             <w:vAlign w:val="center"/>
           </w:tcPr>
           <w:p>
             <w:pPr>
               <w:rPr>
-                <w:sz w:val="18"/>
-                <w:szCs w:val="24"/>
-              </w:rPr>
-            </w:pPr>
-            <w:r>
-              <w:rPr>
-                <w:rFonts w:ascii="Calibri" w:hAnsi="Calibri"/>
-                <w:color w:val="000000"/>
-                <w:sz w:val="18"/>
-                <w:szCs w:val="24"/>
-              </w:rPr>
-              <w:t>POST /proyectos sin token: ruta protegida</w:t>
-            </w:r>
-          </w:p>
-        </w:tc>
-        <w:tc>
-          <w:tcPr>
-            <w:tcW w:w="1027" w:type="dxa"/>
-            <w:shd w:val="clear" w:color="auto" w:fill="FFFFFF"/>
-            <w:vAlign w:val="center"/>
-          </w:tcPr>
-          <w:p>
-            <w:pPr>
-              <w:jc w:val="center"/>
-              <w:rPr>
-                <w:sz w:val="18"/>
-                <w:szCs w:val="24"/>
-              </w:rPr>
-            </w:pPr>
-            <w:r>
-              <w:rPr>
-                <w:rFonts w:ascii="Calibri" w:hAnsi="Calibri"/>
-                <w:color w:val="000000"/>
-                <w:sz w:val="18"/>
-                <w:szCs w:val="24"/>
-              </w:rPr>
-              <w:t>Automatizada</w:t>
+                <w:sz w:val="14"/>
+                <w:szCs w:val="14"/>
+              </w:rPr>
+            </w:pPr>
+            <w:r>
+              <w:rPr>
+                <w:sz w:val="14"/>
+                <w:szCs w:val="14"/>
+              </w:rPr>
+              <w:t>1. Ejecutar POST /api/v1/proyectos.</w:t>
+            </w:r>
+          </w:p>
+          <w:p>
+            <w:pPr>
+              <w:rPr>
+                <w:sz w:val="14"/>
+                <w:szCs w:val="14"/>
+              </w:rPr>
+            </w:pPr>
+            <w:r>
+              <w:rPr>
+                <w:sz w:val="14"/>
+                <w:szCs w:val="14"/>
+              </w:rPr>
+              <w:t>2. Enviar body con datos de proyecto.</w:t>
+            </w:r>
+          </w:p>
+          <w:p>
+            <w:pPr>
+              <w:rPr>
+                <w:sz w:val="14"/>
+                <w:szCs w:val="14"/>
+              </w:rPr>
+            </w:pPr>
+            <w:r>
+              <w:rPr>
+                <w:sz w:val="14"/>
+                <w:szCs w:val="14"/>
+              </w:rPr>
+              <w:t>3. No enviar token.</w:t>
+            </w:r>
+          </w:p>
+          <w:p>
+            <w:pPr>
+              <w:rPr>
+                <w:rFonts w:ascii="Calibri" w:hAnsi="Calibri"/>
+                <w:color w:val="000000"/>
+                <w:sz w:val="14"/>
+                <w:szCs w:val="14"/>
+              </w:rPr>
+            </w:pPr>
+            <w:r>
+              <w:rPr>
+                <w:sz w:val="14"/>
+                <w:szCs w:val="14"/>
+              </w:rPr>
+              <w:t>4. Verificar rechazo por autenticación.</w:t>
             </w:r>
           </w:p>
         </w:tc>
@@ -3730,16 +3926,16 @@
           <w:p>
             <w:pPr>
               <w:rPr>
-                <w:sz w:val="18"/>
-                <w:szCs w:val="24"/>
-              </w:rPr>
-            </w:pPr>
-            <w:r>
-              <w:rPr>
-                <w:rFonts w:ascii="Calibri" w:hAnsi="Calibri"/>
-                <w:color w:val="000000"/>
-                <w:sz w:val="18"/>
-                <w:szCs w:val="24"/>
+                <w:sz w:val="14"/>
+                <w:szCs w:val="14"/>
+              </w:rPr>
+            </w:pPr>
+            <w:r>
+              <w:rPr>
+                <w:rFonts w:ascii="Calibri" w:hAnsi="Calibri"/>
+                <w:color w:val="000000"/>
+                <w:sz w:val="14"/>
+                <w:szCs w:val="14"/>
               </w:rPr>
               <w:t>HTTP 401.</w:t>
             </w:r>
@@ -3747,23 +3943,23 @@
         </w:tc>
         <w:tc>
           <w:tcPr>
-            <w:tcW w:w="1520" w:type="dxa"/>
-            <w:shd w:val="clear" w:color="auto" w:fill="FFFFFF"/>
-            <w:vAlign w:val="center"/>
-          </w:tcPr>
-          <w:p>
-            <w:pPr>
-              <w:rPr>
-                <w:sz w:val="18"/>
-                <w:szCs w:val="24"/>
-              </w:rPr>
-            </w:pPr>
-            <w:r>
-              <w:rPr>
-                <w:rFonts w:ascii="Calibri" w:hAnsi="Calibri"/>
-                <w:color w:val="000000"/>
-                <w:sz w:val="18"/>
-                <w:szCs w:val="24"/>
+            <w:tcW w:w="944" w:type="dxa"/>
+            <w:shd w:val="clear" w:color="auto" w:fill="E2EFDA"/>
+            <w:vAlign w:val="center"/>
+          </w:tcPr>
+          <w:p>
+            <w:pPr>
+              <w:rPr>
+                <w:sz w:val="14"/>
+                <w:szCs w:val="14"/>
+              </w:rPr>
+            </w:pPr>
+            <w:r>
+              <w:rPr>
+                <w:rFonts w:ascii="Calibri" w:hAnsi="Calibri"/>
+                <w:color w:val="000000"/>
+                <w:sz w:val="14"/>
+                <w:szCs w:val="14"/>
               </w:rPr>
               <w:t>HTTP 401.</w:t>
             </w:r>
@@ -3771,7 +3967,7 @@
         </w:tc>
         <w:tc>
           <w:tcPr>
-            <w:tcW w:w="616" w:type="dxa"/>
+            <w:tcW w:w="708" w:type="dxa"/>
             <w:shd w:val="clear" w:color="auto" w:fill="E2EFDA"/>
             <w:vAlign w:val="center"/>
           </w:tcPr>
@@ -3779,16 +3975,16 @@
             <w:pPr>
               <w:jc w:val="center"/>
               <w:rPr>
-                <w:sz w:val="18"/>
-                <w:szCs w:val="24"/>
-              </w:rPr>
-            </w:pPr>
-            <w:r>
-              <w:rPr>
-                <w:rFonts w:ascii="Calibri" w:hAnsi="Calibri"/>
-                <w:color w:val="000000"/>
-                <w:sz w:val="18"/>
-                <w:szCs w:val="24"/>
+                <w:sz w:val="14"/>
+                <w:szCs w:val="14"/>
+              </w:rPr>
+            </w:pPr>
+            <w:r>
+              <w:rPr>
+                <w:rFonts w:ascii="Calibri" w:hAnsi="Calibri"/>
+                <w:color w:val="000000"/>
+                <w:sz w:val="14"/>
+                <w:szCs w:val="14"/>
               </w:rPr>
               <w:t>PASS</w:t>
             </w:r>
@@ -3796,23 +3992,23 @@
         </w:tc>
         <w:tc>
           <w:tcPr>
-            <w:tcW w:w="1708" w:type="dxa"/>
-            <w:shd w:val="clear" w:color="auto" w:fill="FFFFFF"/>
-            <w:vAlign w:val="center"/>
-          </w:tcPr>
-          <w:p>
-            <w:pPr>
-              <w:rPr>
-                <w:sz w:val="18"/>
-                <w:szCs w:val="24"/>
-              </w:rPr>
-            </w:pPr>
-            <w:r>
-              <w:rPr>
-                <w:rFonts w:ascii="Calibri" w:hAnsi="Calibri"/>
-                <w:color w:val="000000"/>
-                <w:sz w:val="18"/>
-                <w:szCs w:val="24"/>
+            <w:tcW w:w="993" w:type="dxa"/>
+            <w:shd w:val="clear" w:color="auto" w:fill="E2EFDA"/>
+            <w:vAlign w:val="center"/>
+          </w:tcPr>
+          <w:p>
+            <w:pPr>
+              <w:rPr>
+                <w:sz w:val="14"/>
+                <w:szCs w:val="14"/>
+              </w:rPr>
+            </w:pPr>
+            <w:r>
+              <w:rPr>
+                <w:rFonts w:ascii="Calibri" w:hAnsi="Calibri"/>
+                <w:color w:val="000000"/>
+                <w:sz w:val="14"/>
+                <w:szCs w:val="14"/>
               </w:rPr>
               <w:t>proyectos_avances.test.js – Test 4</w:t>
             </w:r>
@@ -3833,16 +4029,16 @@
             <w:pPr>
               <w:jc w:val="center"/>
               <w:rPr>
-                <w:sz w:val="18"/>
-                <w:szCs w:val="24"/>
-              </w:rPr>
-            </w:pPr>
-            <w:r>
-              <w:rPr>
-                <w:rFonts w:ascii="Calibri" w:hAnsi="Calibri"/>
-                <w:color w:val="000000"/>
-                <w:sz w:val="18"/>
-                <w:szCs w:val="24"/>
+                <w:sz w:val="14"/>
+                <w:szCs w:val="14"/>
+              </w:rPr>
+            </w:pPr>
+            <w:r>
+              <w:rPr>
+                <w:rFonts w:ascii="Calibri" w:hAnsi="Calibri"/>
+                <w:color w:val="000000"/>
+                <w:sz w:val="14"/>
+                <w:szCs w:val="14"/>
               </w:rPr>
               <w:t>CP-020</w:t>
             </w:r>
@@ -3850,119 +4046,182 @@
         </w:tc>
         <w:tc>
           <w:tcPr>
-            <w:tcW w:w="487" w:type="dxa"/>
+            <w:tcW w:w="850" w:type="dxa"/>
             <w:shd w:val="clear" w:color="auto" w:fill="F2F2F2"/>
             <w:vAlign w:val="center"/>
           </w:tcPr>
           <w:p>
             <w:pPr>
+              <w:rPr>
+                <w:sz w:val="14"/>
+                <w:szCs w:val="14"/>
+              </w:rPr>
+            </w:pPr>
+            <w:r>
+              <w:rPr>
+                <w:rFonts w:ascii="Calibri" w:hAnsi="Calibri"/>
+                <w:color w:val="000000"/>
+                <w:sz w:val="14"/>
+                <w:szCs w:val="14"/>
+              </w:rPr>
+              <w:t>Proyectos</w:t>
+            </w:r>
+          </w:p>
+        </w:tc>
+        <w:tc>
+          <w:tcPr>
+            <w:tcW w:w="992" w:type="dxa"/>
+            <w:shd w:val="clear" w:color="auto" w:fill="F2F2F2"/>
+            <w:vAlign w:val="center"/>
+          </w:tcPr>
+          <w:p>
+            <w:pPr>
+              <w:rPr>
+                <w:sz w:val="14"/>
+                <w:szCs w:val="14"/>
+              </w:rPr>
+            </w:pPr>
+            <w:r>
+              <w:rPr>
+                <w:rFonts w:ascii="Calibri" w:hAnsi="Calibri"/>
+                <w:color w:val="000000"/>
+                <w:sz w:val="14"/>
+                <w:szCs w:val="14"/>
+              </w:rPr>
+              <w:t>POST /proyectos con Residente: RBAC deniega creación de proyectos</w:t>
+            </w:r>
+          </w:p>
+        </w:tc>
+        <w:tc>
+          <w:tcPr>
+            <w:tcW w:w="1134" w:type="dxa"/>
+            <w:shd w:val="clear" w:color="auto" w:fill="F2F2F2"/>
+            <w:vAlign w:val="center"/>
+          </w:tcPr>
+          <w:p>
+            <w:pPr>
               <w:jc w:val="center"/>
               <w:rPr>
-                <w:sz w:val="18"/>
-                <w:szCs w:val="24"/>
-              </w:rPr>
-            </w:pPr>
-            <w:r>
-              <w:rPr>
-                <w:rFonts w:ascii="Calibri" w:hAnsi="Calibri"/>
-                <w:color w:val="000000"/>
-                <w:sz w:val="18"/>
-                <w:szCs w:val="24"/>
-              </w:rPr>
-              <w:t>Grupo 1</w:t>
-            </w:r>
-          </w:p>
-        </w:tc>
-        <w:tc>
-          <w:tcPr>
-            <w:tcW w:w="1252" w:type="dxa"/>
+                <w:sz w:val="14"/>
+                <w:szCs w:val="14"/>
+              </w:rPr>
+            </w:pPr>
+            <w:r>
+              <w:rPr>
+                <w:rFonts w:ascii="Calibri" w:hAnsi="Calibri"/>
+                <w:color w:val="000000"/>
+                <w:sz w:val="14"/>
+                <w:szCs w:val="14"/>
+              </w:rPr>
+              <w:t>Automatizada</w:t>
+            </w:r>
+          </w:p>
+        </w:tc>
+        <w:tc>
+          <w:tcPr>
+            <w:tcW w:w="1276" w:type="dxa"/>
             <w:shd w:val="clear" w:color="auto" w:fill="F2F2F2"/>
             <w:vAlign w:val="center"/>
           </w:tcPr>
           <w:p>
             <w:pPr>
               <w:rPr>
-                <w:sz w:val="18"/>
-                <w:szCs w:val="24"/>
-              </w:rPr>
-            </w:pPr>
-            <w:r>
-              <w:rPr>
-                <w:rFonts w:ascii="Calibri" w:hAnsi="Calibri"/>
-                <w:color w:val="000000"/>
-                <w:sz w:val="18"/>
-                <w:szCs w:val="24"/>
-              </w:rPr>
-              <w:t>Proyectos</w:t>
-            </w:r>
-          </w:p>
-        </w:tc>
-        <w:tc>
-          <w:tcPr>
-            <w:tcW w:w="1784" w:type="dxa"/>
+                <w:rFonts w:ascii="Calibri" w:hAnsi="Calibri"/>
+                <w:color w:val="000000"/>
+                <w:sz w:val="14"/>
+                <w:szCs w:val="14"/>
+              </w:rPr>
+            </w:pPr>
+            <w:r>
+              <w:rPr>
+                <w:sz w:val="14"/>
+                <w:szCs w:val="14"/>
+              </w:rPr>
+              <w:t>Servidor levantado. Token JWT válido con rol Residente. Body de proyecto con campos requeridos.</w:t>
+            </w:r>
+          </w:p>
+        </w:tc>
+        <w:tc>
+          <w:tcPr>
+            <w:tcW w:w="1765" w:type="dxa"/>
             <w:shd w:val="clear" w:color="auto" w:fill="F2F2F2"/>
             <w:vAlign w:val="center"/>
           </w:tcPr>
           <w:p>
             <w:pPr>
               <w:rPr>
-                <w:sz w:val="18"/>
-                <w:szCs w:val="24"/>
-              </w:rPr>
-            </w:pPr>
-            <w:r>
-              <w:rPr>
-                <w:rFonts w:ascii="Calibri" w:hAnsi="Calibri"/>
-                <w:color w:val="000000"/>
-                <w:sz w:val="18"/>
-                <w:szCs w:val="24"/>
-              </w:rPr>
-              <w:t xml:space="preserve">POST /proyectos con Residente: RBAC deniega </w:t>
-            </w:r>
-            <w:proofErr w:type="spellStart"/>
-            <w:r>
-              <w:rPr>
-                <w:rFonts w:ascii="Calibri" w:hAnsi="Calibri"/>
-                <w:color w:val="000000"/>
-                <w:sz w:val="18"/>
-                <w:szCs w:val="24"/>
-              </w:rPr>
-              <w:t>creacion</w:t>
-            </w:r>
-            <w:proofErr w:type="spellEnd"/>
-            <w:r>
-              <w:rPr>
-                <w:rFonts w:ascii="Calibri" w:hAnsi="Calibri"/>
-                <w:color w:val="000000"/>
-                <w:sz w:val="18"/>
-                <w:szCs w:val="24"/>
-              </w:rPr>
-              <w:t xml:space="preserve"> de proyectos</w:t>
-            </w:r>
-          </w:p>
-        </w:tc>
-        <w:tc>
-          <w:tcPr>
-            <w:tcW w:w="1027" w:type="dxa"/>
-            <w:shd w:val="clear" w:color="auto" w:fill="F2F2F2"/>
-            <w:vAlign w:val="center"/>
-          </w:tcPr>
-          <w:p>
-            <w:pPr>
-              <w:jc w:val="center"/>
-              <w:rPr>
-                <w:sz w:val="18"/>
-                <w:szCs w:val="24"/>
-              </w:rPr>
-            </w:pPr>
-            <w:r>
-              <w:rPr>
-                <w:rFonts w:ascii="Calibri" w:hAnsi="Calibri"/>
-                <w:color w:val="000000"/>
-                <w:sz w:val="18"/>
-                <w:szCs w:val="24"/>
-              </w:rPr>
-              <w:t>Automatizada</w:t>
+                <w:sz w:val="14"/>
+                <w:szCs w:val="14"/>
+              </w:rPr>
+            </w:pPr>
+            <w:r>
+              <w:rPr>
+                <w:sz w:val="14"/>
+                <w:szCs w:val="14"/>
+              </w:rPr>
+              <w:t>1. Generar token Residente válido.</w:t>
+            </w:r>
+          </w:p>
+          <w:p>
+            <w:pPr>
+              <w:rPr>
+                <w:sz w:val="14"/>
+                <w:szCs w:val="14"/>
+              </w:rPr>
+            </w:pPr>
+            <w:r>
+              <w:rPr>
+                <w:sz w:val="14"/>
+                <w:szCs w:val="14"/>
+              </w:rPr>
+              <w:t>2. Ejecutar POST /api/v1/proyectos.</w:t>
+            </w:r>
+          </w:p>
+          <w:p>
+            <w:pPr>
+              <w:rPr>
+                <w:sz w:val="14"/>
+                <w:szCs w:val="14"/>
+              </w:rPr>
+            </w:pPr>
+            <w:r>
+              <w:rPr>
+                <w:sz w:val="14"/>
+                <w:szCs w:val="14"/>
+              </w:rPr>
+              <w:t>3. Enviar Authorization: Bearer &lt;token_residente&gt;.</w:t>
+            </w:r>
+          </w:p>
+          <w:p>
+            <w:pPr>
+              <w:rPr>
+                <w:sz w:val="14"/>
+                <w:szCs w:val="14"/>
+              </w:rPr>
+            </w:pPr>
+            <w:r>
+              <w:rPr>
+                <w:sz w:val="14"/>
+                <w:szCs w:val="14"/>
+              </w:rPr>
+              <w:t>4. Enviar datos de proyecto.</w:t>
+            </w:r>
+          </w:p>
+          <w:p>
+            <w:pPr>
+              <w:rPr>
+                <w:rFonts w:ascii="Calibri" w:hAnsi="Calibri"/>
+                <w:color w:val="000000"/>
+                <w:sz w:val="14"/>
+                <w:szCs w:val="14"/>
+              </w:rPr>
+            </w:pPr>
+            <w:r>
+              <w:rPr>
+                <w:sz w:val="14"/>
+                <w:szCs w:val="14"/>
+              </w:rPr>
+              <w:t>5. Validar rechazo por RBAC.</w:t>
             </w:r>
           </w:p>
         </w:tc>
@@ -3975,16 +4234,16 @@
           <w:p>
             <w:pPr>
               <w:rPr>
-                <w:sz w:val="18"/>
-                <w:szCs w:val="24"/>
-              </w:rPr>
-            </w:pPr>
-            <w:r>
-              <w:rPr>
-                <w:rFonts w:ascii="Calibri" w:hAnsi="Calibri"/>
-                <w:color w:val="000000"/>
-                <w:sz w:val="18"/>
-                <w:szCs w:val="24"/>
+                <w:sz w:val="14"/>
+                <w:szCs w:val="14"/>
+              </w:rPr>
+            </w:pPr>
+            <w:r>
+              <w:rPr>
+                <w:rFonts w:ascii="Calibri" w:hAnsi="Calibri"/>
+                <w:color w:val="000000"/>
+                <w:sz w:val="14"/>
+                <w:szCs w:val="14"/>
               </w:rPr>
               <w:t>HTTP 403 con campo 'error'.</w:t>
             </w:r>
@@ -3992,23 +4251,23 @@
         </w:tc>
         <w:tc>
           <w:tcPr>
-            <w:tcW w:w="1520" w:type="dxa"/>
-            <w:shd w:val="clear" w:color="auto" w:fill="F2F2F2"/>
-            <w:vAlign w:val="center"/>
-          </w:tcPr>
-          <w:p>
-            <w:pPr>
-              <w:rPr>
-                <w:sz w:val="18"/>
-                <w:szCs w:val="24"/>
-              </w:rPr>
-            </w:pPr>
-            <w:r>
-              <w:rPr>
-                <w:rFonts w:ascii="Calibri" w:hAnsi="Calibri"/>
-                <w:color w:val="000000"/>
-                <w:sz w:val="18"/>
-                <w:szCs w:val="24"/>
+            <w:tcW w:w="944" w:type="dxa"/>
+            <w:shd w:val="clear" w:color="auto" w:fill="E2EFDA"/>
+            <w:vAlign w:val="center"/>
+          </w:tcPr>
+          <w:p>
+            <w:pPr>
+              <w:rPr>
+                <w:sz w:val="14"/>
+                <w:szCs w:val="14"/>
+              </w:rPr>
+            </w:pPr>
+            <w:r>
+              <w:rPr>
+                <w:rFonts w:ascii="Calibri" w:hAnsi="Calibri"/>
+                <w:color w:val="000000"/>
+                <w:sz w:val="14"/>
+                <w:szCs w:val="14"/>
               </w:rPr>
               <w:t>HTTP 403 – { error: 'No tiene permisos para crear proyectos.' }</w:t>
             </w:r>
@@ -4016,7 +4275,7 @@
         </w:tc>
         <w:tc>
           <w:tcPr>
-            <w:tcW w:w="616" w:type="dxa"/>
+            <w:tcW w:w="708" w:type="dxa"/>
             <w:shd w:val="clear" w:color="auto" w:fill="E2EFDA"/>
             <w:vAlign w:val="center"/>
           </w:tcPr>
@@ -4024,16 +4283,16 @@
             <w:pPr>
               <w:jc w:val="center"/>
               <w:rPr>
-                <w:sz w:val="18"/>
-                <w:szCs w:val="24"/>
-              </w:rPr>
-            </w:pPr>
-            <w:r>
-              <w:rPr>
-                <w:rFonts w:ascii="Calibri" w:hAnsi="Calibri"/>
-                <w:color w:val="000000"/>
-                <w:sz w:val="18"/>
-                <w:szCs w:val="24"/>
+                <w:sz w:val="14"/>
+                <w:szCs w:val="14"/>
+              </w:rPr>
+            </w:pPr>
+            <w:r>
+              <w:rPr>
+                <w:rFonts w:ascii="Calibri" w:hAnsi="Calibri"/>
+                <w:color w:val="000000"/>
+                <w:sz w:val="14"/>
+                <w:szCs w:val="14"/>
               </w:rPr>
               <w:t>PASS</w:t>
             </w:r>
@@ -4041,23 +4300,23 @@
         </w:tc>
         <w:tc>
           <w:tcPr>
-            <w:tcW w:w="1708" w:type="dxa"/>
-            <w:shd w:val="clear" w:color="auto" w:fill="F2F2F2"/>
-            <w:vAlign w:val="center"/>
-          </w:tcPr>
-          <w:p>
-            <w:pPr>
-              <w:rPr>
-                <w:sz w:val="18"/>
-                <w:szCs w:val="24"/>
-              </w:rPr>
-            </w:pPr>
-            <w:r>
-              <w:rPr>
-                <w:rFonts w:ascii="Calibri" w:hAnsi="Calibri"/>
-                <w:color w:val="000000"/>
-                <w:sz w:val="18"/>
-                <w:szCs w:val="24"/>
+            <w:tcW w:w="993" w:type="dxa"/>
+            <w:shd w:val="clear" w:color="auto" w:fill="E2EFDA"/>
+            <w:vAlign w:val="center"/>
+          </w:tcPr>
+          <w:p>
+            <w:pPr>
+              <w:rPr>
+                <w:sz w:val="14"/>
+                <w:szCs w:val="14"/>
+              </w:rPr>
+            </w:pPr>
+            <w:r>
+              <w:rPr>
+                <w:rFonts w:ascii="Calibri" w:hAnsi="Calibri"/>
+                <w:color w:val="000000"/>
+                <w:sz w:val="14"/>
+                <w:szCs w:val="14"/>
               </w:rPr>
               <w:t>proyectos_avances.test.js – Test 5</w:t>
             </w:r>
@@ -4078,16 +4337,16 @@
             <w:pPr>
               <w:jc w:val="center"/>
               <w:rPr>
-                <w:sz w:val="18"/>
-                <w:szCs w:val="24"/>
-              </w:rPr>
-            </w:pPr>
-            <w:r>
-              <w:rPr>
-                <w:rFonts w:ascii="Calibri" w:hAnsi="Calibri"/>
-                <w:color w:val="000000"/>
-                <w:sz w:val="18"/>
-                <w:szCs w:val="24"/>
+                <w:sz w:val="14"/>
+                <w:szCs w:val="14"/>
+              </w:rPr>
+            </w:pPr>
+            <w:r>
+              <w:rPr>
+                <w:rFonts w:ascii="Calibri" w:hAnsi="Calibri"/>
+                <w:color w:val="000000"/>
+                <w:sz w:val="14"/>
+                <w:szCs w:val="14"/>
               </w:rPr>
               <w:t>CP-021</w:t>
             </w:r>
@@ -4095,99 +4354,168 @@
         </w:tc>
         <w:tc>
           <w:tcPr>
-            <w:tcW w:w="487" w:type="dxa"/>
+            <w:tcW w:w="850" w:type="dxa"/>
             <w:shd w:val="clear" w:color="auto" w:fill="FFFFFF"/>
             <w:vAlign w:val="center"/>
           </w:tcPr>
           <w:p>
             <w:pPr>
+              <w:rPr>
+                <w:sz w:val="14"/>
+                <w:szCs w:val="14"/>
+              </w:rPr>
+            </w:pPr>
+            <w:r>
+              <w:rPr>
+                <w:rFonts w:ascii="Calibri" w:hAnsi="Calibri"/>
+                <w:color w:val="000000"/>
+                <w:sz w:val="14"/>
+                <w:szCs w:val="14"/>
+              </w:rPr>
+              <w:t>Proyectos</w:t>
+            </w:r>
+          </w:p>
+        </w:tc>
+        <w:tc>
+          <w:tcPr>
+            <w:tcW w:w="992" w:type="dxa"/>
+            <w:shd w:val="clear" w:color="auto" w:fill="FFFFFF"/>
+            <w:vAlign w:val="center"/>
+          </w:tcPr>
+          <w:p>
+            <w:pPr>
+              <w:rPr>
+                <w:sz w:val="14"/>
+                <w:szCs w:val="14"/>
+              </w:rPr>
+            </w:pPr>
+            <w:r>
+              <w:rPr>
+                <w:rFonts w:ascii="Calibri" w:hAnsi="Calibri"/>
+                <w:color w:val="000000"/>
+                <w:sz w:val="14"/>
+                <w:szCs w:val="14"/>
+              </w:rPr>
+              <w:t>GET /proyectos/:id sin token: detalle protegido</w:t>
+            </w:r>
+          </w:p>
+        </w:tc>
+        <w:tc>
+          <w:tcPr>
+            <w:tcW w:w="1134" w:type="dxa"/>
+            <w:shd w:val="clear" w:color="auto" w:fill="FFFFFF"/>
+            <w:vAlign w:val="center"/>
+          </w:tcPr>
+          <w:p>
+            <w:pPr>
               <w:jc w:val="center"/>
               <w:rPr>
-                <w:sz w:val="18"/>
-                <w:szCs w:val="24"/>
-              </w:rPr>
-            </w:pPr>
-            <w:r>
-              <w:rPr>
-                <w:rFonts w:ascii="Calibri" w:hAnsi="Calibri"/>
-                <w:color w:val="000000"/>
-                <w:sz w:val="18"/>
-                <w:szCs w:val="24"/>
-              </w:rPr>
-              <w:t>Grupo 1</w:t>
-            </w:r>
-          </w:p>
-        </w:tc>
-        <w:tc>
-          <w:tcPr>
-            <w:tcW w:w="1252" w:type="dxa"/>
+                <w:sz w:val="14"/>
+                <w:szCs w:val="14"/>
+              </w:rPr>
+            </w:pPr>
+            <w:r>
+              <w:rPr>
+                <w:rFonts w:ascii="Calibri" w:hAnsi="Calibri"/>
+                <w:color w:val="000000"/>
+                <w:sz w:val="14"/>
+                <w:szCs w:val="14"/>
+              </w:rPr>
+              <w:t>Automatizada</w:t>
+            </w:r>
+          </w:p>
+        </w:tc>
+        <w:tc>
+          <w:tcPr>
+            <w:tcW w:w="1276" w:type="dxa"/>
             <w:shd w:val="clear" w:color="auto" w:fill="FFFFFF"/>
             <w:vAlign w:val="center"/>
           </w:tcPr>
           <w:p>
             <w:pPr>
               <w:rPr>
-                <w:sz w:val="18"/>
-                <w:szCs w:val="24"/>
-              </w:rPr>
-            </w:pPr>
-            <w:r>
-              <w:rPr>
-                <w:rFonts w:ascii="Calibri" w:hAnsi="Calibri"/>
-                <w:color w:val="000000"/>
-                <w:sz w:val="18"/>
-                <w:szCs w:val="24"/>
-              </w:rPr>
-              <w:t>Proyectos</w:t>
-            </w:r>
-          </w:p>
-        </w:tc>
-        <w:tc>
-          <w:tcPr>
-            <w:tcW w:w="1784" w:type="dxa"/>
+                <w:rFonts w:ascii="Calibri" w:hAnsi="Calibri"/>
+                <w:color w:val="000000"/>
+                <w:sz w:val="14"/>
+                <w:szCs w:val="14"/>
+              </w:rPr>
+            </w:pPr>
+            <w:r>
+              <w:rPr>
+                <w:sz w:val="14"/>
+                <w:szCs w:val="14"/>
+              </w:rPr>
+              <w:t>Servidor levantado. UUID de proyecto de prueba definido. Sin cabecera Authorization.</w:t>
+            </w:r>
+          </w:p>
+        </w:tc>
+        <w:tc>
+          <w:tcPr>
+            <w:tcW w:w="1765" w:type="dxa"/>
             <w:shd w:val="clear" w:color="auto" w:fill="FFFFFF"/>
             <w:vAlign w:val="center"/>
           </w:tcPr>
           <w:p>
             <w:pPr>
               <w:rPr>
-                <w:sz w:val="18"/>
-                <w:szCs w:val="24"/>
-              </w:rPr>
-            </w:pPr>
-            <w:r>
-              <w:rPr>
-                <w:rFonts w:ascii="Calibri" w:hAnsi="Calibri"/>
-                <w:color w:val="000000"/>
-                <w:sz w:val="18"/>
-                <w:szCs w:val="24"/>
-              </w:rPr>
-              <w:t>GET /proyectos/:id sin token: detalle protegido</w:t>
-            </w:r>
-          </w:p>
-        </w:tc>
-        <w:tc>
-          <w:tcPr>
-            <w:tcW w:w="1027" w:type="dxa"/>
-            <w:shd w:val="clear" w:color="auto" w:fill="FFFFFF"/>
-            <w:vAlign w:val="center"/>
-          </w:tcPr>
-          <w:p>
-            <w:pPr>
-              <w:jc w:val="center"/>
-              <w:rPr>
-                <w:sz w:val="18"/>
-                <w:szCs w:val="24"/>
-              </w:rPr>
-            </w:pPr>
-            <w:r>
-              <w:rPr>
-                <w:rFonts w:ascii="Calibri" w:hAnsi="Calibri"/>
-                <w:color w:val="000000"/>
-                <w:sz w:val="18"/>
-                <w:szCs w:val="24"/>
-              </w:rPr>
-              <w:t>Automatizada</w:t>
+                <w:sz w:val="14"/>
+                <w:szCs w:val="14"/>
+              </w:rPr>
+            </w:pPr>
+            <w:r>
+              <w:rPr>
+                <w:sz w:val="14"/>
+                <w:szCs w:val="14"/>
+              </w:rPr>
+              <w:t>1. Ejecutar GET /api/v1/proyectos/&lt;</w:t>
+            </w:r>
+            <w:proofErr w:type="spellStart"/>
+            <w:r>
+              <w:rPr>
+                <w:sz w:val="14"/>
+                <w:szCs w:val="14"/>
+              </w:rPr>
+              <w:t>idProyecto</w:t>
+            </w:r>
+            <w:proofErr w:type="spellEnd"/>
+            <w:r>
+              <w:rPr>
+                <w:sz w:val="14"/>
+                <w:szCs w:val="14"/>
+              </w:rPr>
+              <w:t>&gt;.</w:t>
+            </w:r>
+          </w:p>
+          <w:p>
+            <w:pPr>
+              <w:rPr>
+                <w:sz w:val="14"/>
+                <w:szCs w:val="14"/>
+              </w:rPr>
+            </w:pPr>
+            <w:r>
+              <w:rPr>
+                <w:sz w:val="14"/>
+                <w:szCs w:val="14"/>
+              </w:rPr>
+              <w:t>2. No enviar token.</w:t>
+            </w:r>
+          </w:p>
+          <w:p>
+            <w:pPr>
+              <w:rPr>
+                <w:rFonts w:ascii="Calibri" w:hAnsi="Calibri"/>
+                <w:color w:val="000000"/>
+                <w:sz w:val="14"/>
+                <w:szCs w:val="14"/>
+              </w:rPr>
+            </w:pPr>
+            <w:r>
+              <w:rPr>
+                <w:sz w:val="14"/>
+                <w:szCs w:val="14"/>
+              </w:rPr>
+              <w:t>3. Verificar rechazo por autenticación.</w:t>
             </w:r>
           </w:p>
         </w:tc>
@@ -4200,16 +4528,16 @@
           <w:p>
             <w:pPr>
               <w:rPr>
-                <w:sz w:val="18"/>
-                <w:szCs w:val="24"/>
-              </w:rPr>
-            </w:pPr>
-            <w:r>
-              <w:rPr>
-                <w:rFonts w:ascii="Calibri" w:hAnsi="Calibri"/>
-                <w:color w:val="000000"/>
-                <w:sz w:val="18"/>
-                <w:szCs w:val="24"/>
+                <w:sz w:val="14"/>
+                <w:szCs w:val="14"/>
+              </w:rPr>
+            </w:pPr>
+            <w:r>
+              <w:rPr>
+                <w:rFonts w:ascii="Calibri" w:hAnsi="Calibri"/>
+                <w:color w:val="000000"/>
+                <w:sz w:val="14"/>
+                <w:szCs w:val="14"/>
               </w:rPr>
               <w:t>HTTP 401.</w:t>
             </w:r>
@@ -4217,23 +4545,23 @@
         </w:tc>
         <w:tc>
           <w:tcPr>
-            <w:tcW w:w="1520" w:type="dxa"/>
-            <w:shd w:val="clear" w:color="auto" w:fill="FFFFFF"/>
-            <w:vAlign w:val="center"/>
-          </w:tcPr>
-          <w:p>
-            <w:pPr>
-              <w:rPr>
-                <w:sz w:val="18"/>
-                <w:szCs w:val="24"/>
-              </w:rPr>
-            </w:pPr>
-            <w:r>
-              <w:rPr>
-                <w:rFonts w:ascii="Calibri" w:hAnsi="Calibri"/>
-                <w:color w:val="000000"/>
-                <w:sz w:val="18"/>
-                <w:szCs w:val="24"/>
+            <w:tcW w:w="944" w:type="dxa"/>
+            <w:shd w:val="clear" w:color="auto" w:fill="E2EFDA"/>
+            <w:vAlign w:val="center"/>
+          </w:tcPr>
+          <w:p>
+            <w:pPr>
+              <w:rPr>
+                <w:sz w:val="14"/>
+                <w:szCs w:val="14"/>
+              </w:rPr>
+            </w:pPr>
+            <w:r>
+              <w:rPr>
+                <w:rFonts w:ascii="Calibri" w:hAnsi="Calibri"/>
+                <w:color w:val="000000"/>
+                <w:sz w:val="14"/>
+                <w:szCs w:val="14"/>
               </w:rPr>
               <w:t>HTTP 401.</w:t>
             </w:r>
@@ -4241,7 +4569,7 @@
         </w:tc>
         <w:tc>
           <w:tcPr>
-            <w:tcW w:w="616" w:type="dxa"/>
+            <w:tcW w:w="708" w:type="dxa"/>
             <w:shd w:val="clear" w:color="auto" w:fill="E2EFDA"/>
             <w:vAlign w:val="center"/>
           </w:tcPr>
@@ -4249,16 +4577,16 @@
             <w:pPr>
               <w:jc w:val="center"/>
               <w:rPr>
-                <w:sz w:val="18"/>
-                <w:szCs w:val="24"/>
-              </w:rPr>
-            </w:pPr>
-            <w:r>
-              <w:rPr>
-                <w:rFonts w:ascii="Calibri" w:hAnsi="Calibri"/>
-                <w:color w:val="000000"/>
-                <w:sz w:val="18"/>
-                <w:szCs w:val="24"/>
+                <w:sz w:val="14"/>
+                <w:szCs w:val="14"/>
+              </w:rPr>
+            </w:pPr>
+            <w:r>
+              <w:rPr>
+                <w:rFonts w:ascii="Calibri" w:hAnsi="Calibri"/>
+                <w:color w:val="000000"/>
+                <w:sz w:val="14"/>
+                <w:szCs w:val="14"/>
               </w:rPr>
               <w:t>PASS</w:t>
             </w:r>
@@ -4266,23 +4594,23 @@
         </w:tc>
         <w:tc>
           <w:tcPr>
-            <w:tcW w:w="1708" w:type="dxa"/>
-            <w:shd w:val="clear" w:color="auto" w:fill="FFFFFF"/>
-            <w:vAlign w:val="center"/>
-          </w:tcPr>
-          <w:p>
-            <w:pPr>
-              <w:rPr>
-                <w:sz w:val="18"/>
-                <w:szCs w:val="24"/>
-              </w:rPr>
-            </w:pPr>
-            <w:r>
-              <w:rPr>
-                <w:rFonts w:ascii="Calibri" w:hAnsi="Calibri"/>
-                <w:color w:val="000000"/>
-                <w:sz w:val="18"/>
-                <w:szCs w:val="24"/>
+            <w:tcW w:w="993" w:type="dxa"/>
+            <w:shd w:val="clear" w:color="auto" w:fill="E2EFDA"/>
+            <w:vAlign w:val="center"/>
+          </w:tcPr>
+          <w:p>
+            <w:pPr>
+              <w:rPr>
+                <w:sz w:val="14"/>
+                <w:szCs w:val="14"/>
+              </w:rPr>
+            </w:pPr>
+            <w:r>
+              <w:rPr>
+                <w:rFonts w:ascii="Calibri" w:hAnsi="Calibri"/>
+                <w:color w:val="000000"/>
+                <w:sz w:val="14"/>
+                <w:szCs w:val="14"/>
               </w:rPr>
               <w:t>proyectos_avances.test.js – Test 6</w:t>
             </w:r>
@@ -4303,16 +4631,16 @@
             <w:pPr>
               <w:jc w:val="center"/>
               <w:rPr>
-                <w:sz w:val="18"/>
-                <w:szCs w:val="24"/>
-              </w:rPr>
-            </w:pPr>
-            <w:r>
-              <w:rPr>
-                <w:rFonts w:ascii="Calibri" w:hAnsi="Calibri"/>
-                <w:color w:val="000000"/>
-                <w:sz w:val="18"/>
-                <w:szCs w:val="24"/>
+                <w:sz w:val="14"/>
+                <w:szCs w:val="14"/>
+              </w:rPr>
+            </w:pPr>
+            <w:r>
+              <w:rPr>
+                <w:rFonts w:ascii="Calibri" w:hAnsi="Calibri"/>
+                <w:color w:val="000000"/>
+                <w:sz w:val="14"/>
+                <w:szCs w:val="14"/>
               </w:rPr>
               <w:t>CP-022</w:t>
             </w:r>
@@ -4320,99 +4648,183 @@
         </w:tc>
         <w:tc>
           <w:tcPr>
-            <w:tcW w:w="487" w:type="dxa"/>
+            <w:tcW w:w="850" w:type="dxa"/>
             <w:shd w:val="clear" w:color="auto" w:fill="F2F2F2"/>
             <w:vAlign w:val="center"/>
           </w:tcPr>
           <w:p>
             <w:pPr>
+              <w:rPr>
+                <w:sz w:val="14"/>
+                <w:szCs w:val="14"/>
+              </w:rPr>
+            </w:pPr>
+            <w:r>
+              <w:rPr>
+                <w:rFonts w:ascii="Calibri" w:hAnsi="Calibri"/>
+                <w:color w:val="000000"/>
+                <w:sz w:val="14"/>
+                <w:szCs w:val="14"/>
+              </w:rPr>
+              <w:t>Proyectos</w:t>
+            </w:r>
+          </w:p>
+        </w:tc>
+        <w:tc>
+          <w:tcPr>
+            <w:tcW w:w="992" w:type="dxa"/>
+            <w:shd w:val="clear" w:color="auto" w:fill="F2F2F2"/>
+            <w:vAlign w:val="center"/>
+          </w:tcPr>
+          <w:p>
+            <w:pPr>
+              <w:rPr>
+                <w:sz w:val="14"/>
+                <w:szCs w:val="14"/>
+              </w:rPr>
+            </w:pPr>
+            <w:r>
+              <w:rPr>
+                <w:rFonts w:ascii="Calibri" w:hAnsi="Calibri"/>
+                <w:color w:val="000000"/>
+                <w:sz w:val="14"/>
+                <w:szCs w:val="14"/>
+              </w:rPr>
+              <w:t>GET /proyectos/:id con Admin: acceso irrestricto (no 403)</w:t>
+            </w:r>
+          </w:p>
+        </w:tc>
+        <w:tc>
+          <w:tcPr>
+            <w:tcW w:w="1134" w:type="dxa"/>
+            <w:shd w:val="clear" w:color="auto" w:fill="F2F2F2"/>
+            <w:vAlign w:val="center"/>
+          </w:tcPr>
+          <w:p>
+            <w:pPr>
               <w:jc w:val="center"/>
               <w:rPr>
-                <w:sz w:val="18"/>
-                <w:szCs w:val="24"/>
-              </w:rPr>
-            </w:pPr>
-            <w:r>
-              <w:rPr>
-                <w:rFonts w:ascii="Calibri" w:hAnsi="Calibri"/>
-                <w:color w:val="000000"/>
-                <w:sz w:val="18"/>
-                <w:szCs w:val="24"/>
-              </w:rPr>
-              <w:t>Grupo 1</w:t>
-            </w:r>
-          </w:p>
-        </w:tc>
-        <w:tc>
-          <w:tcPr>
-            <w:tcW w:w="1252" w:type="dxa"/>
+                <w:sz w:val="14"/>
+                <w:szCs w:val="14"/>
+              </w:rPr>
+            </w:pPr>
+            <w:r>
+              <w:rPr>
+                <w:rFonts w:ascii="Calibri" w:hAnsi="Calibri"/>
+                <w:color w:val="000000"/>
+                <w:sz w:val="14"/>
+                <w:szCs w:val="14"/>
+              </w:rPr>
+              <w:t>Automatizada</w:t>
+            </w:r>
+          </w:p>
+        </w:tc>
+        <w:tc>
+          <w:tcPr>
+            <w:tcW w:w="1276" w:type="dxa"/>
             <w:shd w:val="clear" w:color="auto" w:fill="F2F2F2"/>
             <w:vAlign w:val="center"/>
           </w:tcPr>
           <w:p>
             <w:pPr>
               <w:rPr>
-                <w:sz w:val="18"/>
-                <w:szCs w:val="24"/>
-              </w:rPr>
-            </w:pPr>
-            <w:r>
-              <w:rPr>
-                <w:rFonts w:ascii="Calibri" w:hAnsi="Calibri"/>
-                <w:color w:val="000000"/>
-                <w:sz w:val="18"/>
-                <w:szCs w:val="24"/>
-              </w:rPr>
-              <w:t>Proyectos</w:t>
-            </w:r>
-          </w:p>
-        </w:tc>
-        <w:tc>
-          <w:tcPr>
-            <w:tcW w:w="1784" w:type="dxa"/>
+                <w:rFonts w:ascii="Calibri" w:hAnsi="Calibri"/>
+                <w:color w:val="000000"/>
+                <w:sz w:val="14"/>
+                <w:szCs w:val="14"/>
+              </w:rPr>
+            </w:pPr>
+            <w:r>
+              <w:rPr>
+                <w:sz w:val="14"/>
+                <w:szCs w:val="14"/>
+              </w:rPr>
+              <w:t>Servidor levantado. Token JWT válido con rol Administrador del Sistema. UUID de proyecto de prueba definido.</w:t>
+            </w:r>
+          </w:p>
+        </w:tc>
+        <w:tc>
+          <w:tcPr>
+            <w:tcW w:w="1765" w:type="dxa"/>
             <w:shd w:val="clear" w:color="auto" w:fill="F2F2F2"/>
             <w:vAlign w:val="center"/>
           </w:tcPr>
           <w:p>
             <w:pPr>
               <w:rPr>
-                <w:sz w:val="18"/>
-                <w:szCs w:val="24"/>
-              </w:rPr>
-            </w:pPr>
-            <w:r>
-              <w:rPr>
-                <w:rFonts w:ascii="Calibri" w:hAnsi="Calibri"/>
-                <w:color w:val="000000"/>
-                <w:sz w:val="18"/>
-                <w:szCs w:val="24"/>
-              </w:rPr>
-              <w:t>GET /proyectos/:id con Admin: acceso irrestricto (no 403)</w:t>
-            </w:r>
-          </w:p>
-        </w:tc>
-        <w:tc>
-          <w:tcPr>
-            <w:tcW w:w="1027" w:type="dxa"/>
-            <w:shd w:val="clear" w:color="auto" w:fill="F2F2F2"/>
-            <w:vAlign w:val="center"/>
-          </w:tcPr>
-          <w:p>
-            <w:pPr>
-              <w:jc w:val="center"/>
-              <w:rPr>
-                <w:sz w:val="18"/>
-                <w:szCs w:val="24"/>
-              </w:rPr>
-            </w:pPr>
-            <w:r>
-              <w:rPr>
-                <w:rFonts w:ascii="Calibri" w:hAnsi="Calibri"/>
-                <w:color w:val="000000"/>
-                <w:sz w:val="18"/>
-                <w:szCs w:val="24"/>
-              </w:rPr>
-              <w:t>Automatizada</w:t>
+                <w:sz w:val="14"/>
+                <w:szCs w:val="14"/>
+              </w:rPr>
+            </w:pPr>
+            <w:r>
+              <w:rPr>
+                <w:sz w:val="14"/>
+                <w:szCs w:val="14"/>
+              </w:rPr>
+              <w:t>1. Generar token Admin válido.</w:t>
+            </w:r>
+          </w:p>
+          <w:p>
+            <w:pPr>
+              <w:rPr>
+                <w:sz w:val="14"/>
+                <w:szCs w:val="14"/>
+              </w:rPr>
+            </w:pPr>
+            <w:r>
+              <w:rPr>
+                <w:sz w:val="14"/>
+                <w:szCs w:val="14"/>
+              </w:rPr>
+              <w:t>2. Ejecutar GET /api/v1/proyectos/&lt;</w:t>
+            </w:r>
+            <w:proofErr w:type="spellStart"/>
+            <w:r>
+              <w:rPr>
+                <w:sz w:val="14"/>
+                <w:szCs w:val="14"/>
+              </w:rPr>
+              <w:t>idProyecto</w:t>
+            </w:r>
+            <w:proofErr w:type="spellEnd"/>
+            <w:r>
+              <w:rPr>
+                <w:sz w:val="14"/>
+                <w:szCs w:val="14"/>
+              </w:rPr>
+              <w:t>&gt;.</w:t>
+            </w:r>
+          </w:p>
+          <w:p>
+            <w:pPr>
+              <w:rPr>
+                <w:sz w:val="14"/>
+                <w:szCs w:val="14"/>
+              </w:rPr>
+            </w:pPr>
+            <w:r>
+              <w:rPr>
+                <w:sz w:val="14"/>
+                <w:szCs w:val="14"/>
+              </w:rPr>
+              <w:t>3. Enviar Authorization: Bearer &lt;token_admin&gt;.</w:t>
+            </w:r>
+          </w:p>
+          <w:p>
+            <w:pPr>
+              <w:rPr>
+                <w:rFonts w:ascii="Calibri" w:hAnsi="Calibri"/>
+                <w:color w:val="000000"/>
+                <w:sz w:val="14"/>
+                <w:szCs w:val="14"/>
+              </w:rPr>
+            </w:pPr>
+            <w:r>
+              <w:rPr>
+                <w:sz w:val="14"/>
+                <w:szCs w:val="14"/>
+              </w:rPr>
+              <w:t>4. Verificar que Admin no reciba 401 ni 403.</w:t>
             </w:r>
           </w:p>
         </w:tc>
@@ -4425,16 +4837,16 @@
           <w:p>
             <w:pPr>
               <w:rPr>
-                <w:sz w:val="18"/>
-                <w:szCs w:val="24"/>
-              </w:rPr>
-            </w:pPr>
-            <w:r>
-              <w:rPr>
-                <w:rFonts w:ascii="Calibri" w:hAnsi="Calibri"/>
-                <w:color w:val="000000"/>
-                <w:sz w:val="18"/>
-                <w:szCs w:val="24"/>
+                <w:sz w:val="14"/>
+                <w:szCs w:val="14"/>
+              </w:rPr>
+            </w:pPr>
+            <w:r>
+              <w:rPr>
+                <w:rFonts w:ascii="Calibri" w:hAnsi="Calibri"/>
+                <w:color w:val="000000"/>
+                <w:sz w:val="14"/>
+                <w:szCs w:val="14"/>
               </w:rPr>
               <w:t>HTTP 200/404/500 (Admin no recibe 403).</w:t>
             </w:r>
@@ -4442,23 +4854,23 @@
         </w:tc>
         <w:tc>
           <w:tcPr>
-            <w:tcW w:w="1520" w:type="dxa"/>
-            <w:shd w:val="clear" w:color="auto" w:fill="F2F2F2"/>
-            <w:vAlign w:val="center"/>
-          </w:tcPr>
-          <w:p>
-            <w:pPr>
-              <w:rPr>
-                <w:sz w:val="18"/>
-                <w:szCs w:val="24"/>
-              </w:rPr>
-            </w:pPr>
-            <w:r>
-              <w:rPr>
-                <w:rFonts w:ascii="Calibri" w:hAnsi="Calibri"/>
-                <w:color w:val="000000"/>
-                <w:sz w:val="18"/>
-                <w:szCs w:val="24"/>
+            <w:tcW w:w="944" w:type="dxa"/>
+            <w:shd w:val="clear" w:color="auto" w:fill="E2EFDA"/>
+            <w:vAlign w:val="center"/>
+          </w:tcPr>
+          <w:p>
+            <w:pPr>
+              <w:rPr>
+                <w:sz w:val="14"/>
+                <w:szCs w:val="14"/>
+              </w:rPr>
+            </w:pPr>
+            <w:r>
+              <w:rPr>
+                <w:rFonts w:ascii="Calibri" w:hAnsi="Calibri"/>
+                <w:color w:val="000000"/>
+                <w:sz w:val="14"/>
+                <w:szCs w:val="14"/>
               </w:rPr>
               <w:t>HTTP 404 o 500 (proyecto no existe en BD de prueba).</w:t>
             </w:r>
@@ -4466,7 +4878,7 @@
         </w:tc>
         <w:tc>
           <w:tcPr>
-            <w:tcW w:w="616" w:type="dxa"/>
+            <w:tcW w:w="708" w:type="dxa"/>
             <w:shd w:val="clear" w:color="auto" w:fill="E2EFDA"/>
             <w:vAlign w:val="center"/>
           </w:tcPr>
@@ -4474,16 +4886,16 @@
             <w:pPr>
               <w:jc w:val="center"/>
               <w:rPr>
-                <w:sz w:val="18"/>
-                <w:szCs w:val="24"/>
-              </w:rPr>
-            </w:pPr>
-            <w:r>
-              <w:rPr>
-                <w:rFonts w:ascii="Calibri" w:hAnsi="Calibri"/>
-                <w:color w:val="000000"/>
-                <w:sz w:val="18"/>
-                <w:szCs w:val="24"/>
+                <w:sz w:val="14"/>
+                <w:szCs w:val="14"/>
+              </w:rPr>
+            </w:pPr>
+            <w:r>
+              <w:rPr>
+                <w:rFonts w:ascii="Calibri" w:hAnsi="Calibri"/>
+                <w:color w:val="000000"/>
+                <w:sz w:val="14"/>
+                <w:szCs w:val="14"/>
               </w:rPr>
               <w:t>PASS</w:t>
             </w:r>
@@ -4491,23 +4903,23 @@
         </w:tc>
         <w:tc>
           <w:tcPr>
-            <w:tcW w:w="1708" w:type="dxa"/>
-            <w:shd w:val="clear" w:color="auto" w:fill="F2F2F2"/>
-            <w:vAlign w:val="center"/>
-          </w:tcPr>
-          <w:p>
-            <w:pPr>
-              <w:rPr>
-                <w:sz w:val="18"/>
-                <w:szCs w:val="24"/>
-              </w:rPr>
-            </w:pPr>
-            <w:r>
-              <w:rPr>
-                <w:rFonts w:ascii="Calibri" w:hAnsi="Calibri"/>
-                <w:color w:val="000000"/>
-                <w:sz w:val="18"/>
-                <w:szCs w:val="24"/>
+            <w:tcW w:w="993" w:type="dxa"/>
+            <w:shd w:val="clear" w:color="auto" w:fill="E2EFDA"/>
+            <w:vAlign w:val="center"/>
+          </w:tcPr>
+          <w:p>
+            <w:pPr>
+              <w:rPr>
+                <w:sz w:val="14"/>
+                <w:szCs w:val="14"/>
+              </w:rPr>
+            </w:pPr>
+            <w:r>
+              <w:rPr>
+                <w:rFonts w:ascii="Calibri" w:hAnsi="Calibri"/>
+                <w:color w:val="000000"/>
+                <w:sz w:val="14"/>
+                <w:szCs w:val="14"/>
               </w:rPr>
               <w:t>proyectos_avances.test.js – Test 7</w:t>
             </w:r>
@@ -4528,16 +4940,16 @@
             <w:pPr>
               <w:jc w:val="center"/>
               <w:rPr>
-                <w:sz w:val="18"/>
-                <w:szCs w:val="24"/>
-              </w:rPr>
-            </w:pPr>
-            <w:r>
-              <w:rPr>
-                <w:rFonts w:ascii="Calibri" w:hAnsi="Calibri"/>
-                <w:color w:val="000000"/>
-                <w:sz w:val="18"/>
-                <w:szCs w:val="24"/>
+                <w:sz w:val="14"/>
+                <w:szCs w:val="14"/>
+              </w:rPr>
+            </w:pPr>
+            <w:r>
+              <w:rPr>
+                <w:rFonts w:ascii="Calibri" w:hAnsi="Calibri"/>
+                <w:color w:val="000000"/>
+                <w:sz w:val="14"/>
+                <w:szCs w:val="14"/>
               </w:rPr>
               <w:t>CP-023</w:t>
             </w:r>
@@ -4545,99 +4957,160 @@
         </w:tc>
         <w:tc>
           <w:tcPr>
-            <w:tcW w:w="487" w:type="dxa"/>
+            <w:tcW w:w="850" w:type="dxa"/>
             <w:shd w:val="clear" w:color="auto" w:fill="FFFFFF"/>
             <w:vAlign w:val="center"/>
           </w:tcPr>
           <w:p>
             <w:pPr>
+              <w:rPr>
+                <w:sz w:val="14"/>
+                <w:szCs w:val="14"/>
+              </w:rPr>
+            </w:pPr>
+            <w:r>
+              <w:rPr>
+                <w:rFonts w:ascii="Calibri" w:hAnsi="Calibri"/>
+                <w:color w:val="000000"/>
+                <w:sz w:val="14"/>
+                <w:szCs w:val="14"/>
+              </w:rPr>
+              <w:t>Avances</w:t>
+            </w:r>
+          </w:p>
+        </w:tc>
+        <w:tc>
+          <w:tcPr>
+            <w:tcW w:w="992" w:type="dxa"/>
+            <w:shd w:val="clear" w:color="auto" w:fill="FFFFFF"/>
+            <w:vAlign w:val="center"/>
+          </w:tcPr>
+          <w:p>
+            <w:pPr>
+              <w:rPr>
+                <w:sz w:val="14"/>
+                <w:szCs w:val="14"/>
+              </w:rPr>
+            </w:pPr>
+            <w:r>
+              <w:rPr>
+                <w:rFonts w:ascii="Calibri" w:hAnsi="Calibri"/>
+                <w:color w:val="000000"/>
+                <w:sz w:val="14"/>
+                <w:szCs w:val="14"/>
+              </w:rPr>
+              <w:t>POST /avances sin token: ruta protegida</w:t>
+            </w:r>
+          </w:p>
+        </w:tc>
+        <w:tc>
+          <w:tcPr>
+            <w:tcW w:w="1134" w:type="dxa"/>
+            <w:shd w:val="clear" w:color="auto" w:fill="FFFFFF"/>
+            <w:vAlign w:val="center"/>
+          </w:tcPr>
+          <w:p>
+            <w:pPr>
               <w:jc w:val="center"/>
               <w:rPr>
-                <w:sz w:val="18"/>
-                <w:szCs w:val="24"/>
-              </w:rPr>
-            </w:pPr>
-            <w:r>
-              <w:rPr>
-                <w:rFonts w:ascii="Calibri" w:hAnsi="Calibri"/>
-                <w:color w:val="000000"/>
-                <w:sz w:val="18"/>
-                <w:szCs w:val="24"/>
-              </w:rPr>
-              <w:t>Grupo 2</w:t>
-            </w:r>
-          </w:p>
-        </w:tc>
-        <w:tc>
-          <w:tcPr>
-            <w:tcW w:w="1252" w:type="dxa"/>
+                <w:sz w:val="14"/>
+                <w:szCs w:val="14"/>
+              </w:rPr>
+            </w:pPr>
+            <w:r>
+              <w:rPr>
+                <w:rFonts w:ascii="Calibri" w:hAnsi="Calibri"/>
+                <w:color w:val="000000"/>
+                <w:sz w:val="14"/>
+                <w:szCs w:val="14"/>
+              </w:rPr>
+              <w:t>Automatizada</w:t>
+            </w:r>
+          </w:p>
+        </w:tc>
+        <w:tc>
+          <w:tcPr>
+            <w:tcW w:w="1276" w:type="dxa"/>
             <w:shd w:val="clear" w:color="auto" w:fill="FFFFFF"/>
             <w:vAlign w:val="center"/>
           </w:tcPr>
           <w:p>
             <w:pPr>
               <w:rPr>
-                <w:sz w:val="18"/>
-                <w:szCs w:val="24"/>
-              </w:rPr>
-            </w:pPr>
-            <w:r>
-              <w:rPr>
-                <w:rFonts w:ascii="Calibri" w:hAnsi="Calibri"/>
-                <w:color w:val="000000"/>
-                <w:sz w:val="18"/>
-                <w:szCs w:val="24"/>
-              </w:rPr>
-              <w:t>Avances</w:t>
-            </w:r>
-          </w:p>
-        </w:tc>
-        <w:tc>
-          <w:tcPr>
-            <w:tcW w:w="1784" w:type="dxa"/>
+                <w:rFonts w:ascii="Calibri" w:hAnsi="Calibri"/>
+                <w:color w:val="000000"/>
+                <w:sz w:val="14"/>
+                <w:szCs w:val="14"/>
+              </w:rPr>
+            </w:pPr>
+            <w:r>
+              <w:rPr>
+                <w:sz w:val="14"/>
+                <w:szCs w:val="14"/>
+              </w:rPr>
+              <w:t>Servidor levantado. No existe cabecera Authorization.</w:t>
+            </w:r>
+          </w:p>
+        </w:tc>
+        <w:tc>
+          <w:tcPr>
+            <w:tcW w:w="1765" w:type="dxa"/>
             <w:shd w:val="clear" w:color="auto" w:fill="FFFFFF"/>
             <w:vAlign w:val="center"/>
           </w:tcPr>
           <w:p>
             <w:pPr>
               <w:rPr>
-                <w:sz w:val="18"/>
-                <w:szCs w:val="24"/>
-              </w:rPr>
-            </w:pPr>
-            <w:r>
-              <w:rPr>
-                <w:rFonts w:ascii="Calibri" w:hAnsi="Calibri"/>
-                <w:color w:val="000000"/>
-                <w:sz w:val="18"/>
-                <w:szCs w:val="24"/>
-              </w:rPr>
-              <w:t>POST /avances sin token: ruta protegida</w:t>
-            </w:r>
-          </w:p>
-        </w:tc>
-        <w:tc>
-          <w:tcPr>
-            <w:tcW w:w="1027" w:type="dxa"/>
-            <w:shd w:val="clear" w:color="auto" w:fill="FFFFFF"/>
-            <w:vAlign w:val="center"/>
-          </w:tcPr>
-          <w:p>
-            <w:pPr>
-              <w:jc w:val="center"/>
-              <w:rPr>
-                <w:sz w:val="18"/>
-                <w:szCs w:val="24"/>
-              </w:rPr>
-            </w:pPr>
-            <w:r>
-              <w:rPr>
-                <w:rFonts w:ascii="Calibri" w:hAnsi="Calibri"/>
-                <w:color w:val="000000"/>
-                <w:sz w:val="18"/>
-                <w:szCs w:val="24"/>
-              </w:rPr>
-              <w:t>Automatizada</w:t>
+                <w:sz w:val="14"/>
+                <w:szCs w:val="14"/>
+              </w:rPr>
+            </w:pPr>
+            <w:r>
+              <w:rPr>
+                <w:sz w:val="14"/>
+                <w:szCs w:val="14"/>
+              </w:rPr>
+              <w:t>1. Ejecutar POST /api/v1/avances.</w:t>
+            </w:r>
+          </w:p>
+          <w:p>
+            <w:pPr>
+              <w:rPr>
+                <w:sz w:val="14"/>
+                <w:szCs w:val="14"/>
+              </w:rPr>
+            </w:pPr>
+            <w:r>
+              <w:rPr>
+                <w:sz w:val="14"/>
+                <w:szCs w:val="14"/>
+              </w:rPr>
+              <w:t>2. No enviar token JWT.</w:t>
+            </w:r>
+          </w:p>
+          <w:p>
+            <w:pPr>
+              <w:rPr>
+                <w:rFonts w:ascii="Calibri" w:hAnsi="Calibri"/>
+                <w:color w:val="000000"/>
+                <w:sz w:val="14"/>
+                <w:szCs w:val="14"/>
+              </w:rPr>
+            </w:pPr>
+            <w:r>
+              <w:rPr>
+                <w:sz w:val="14"/>
+                <w:szCs w:val="14"/>
+              </w:rPr>
+              <w:t xml:space="preserve">3. Verificar rechazo por </w:t>
+            </w:r>
+            <w:r>
+              <w:rPr>
+                <w:sz w:val="14"/>
+                <w:szCs w:val="14"/>
+              </w:rPr>
+              <w:lastRenderedPageBreak/>
+              <w:t>autenticación.</w:t>
             </w:r>
           </w:p>
         </w:tc>
@@ -4650,40 +5123,41 @@
           <w:p>
             <w:pPr>
               <w:rPr>
-                <w:sz w:val="18"/>
-                <w:szCs w:val="24"/>
-              </w:rPr>
-            </w:pPr>
-            <w:r>
-              <w:rPr>
-                <w:rFonts w:ascii="Calibri" w:hAnsi="Calibri"/>
-                <w:color w:val="000000"/>
-                <w:sz w:val="18"/>
-                <w:szCs w:val="24"/>
-              </w:rPr>
+                <w:sz w:val="14"/>
+                <w:szCs w:val="14"/>
+              </w:rPr>
+            </w:pPr>
+            <w:r>
+              <w:rPr>
+                <w:rFonts w:ascii="Calibri" w:hAnsi="Calibri"/>
+                <w:color w:val="000000"/>
+                <w:sz w:val="14"/>
+                <w:szCs w:val="14"/>
+              </w:rPr>
+              <w:lastRenderedPageBreak/>
               <w:t>HTTP 401 con campo 'error'.</w:t>
             </w:r>
           </w:p>
         </w:tc>
         <w:tc>
           <w:tcPr>
-            <w:tcW w:w="1520" w:type="dxa"/>
-            <w:shd w:val="clear" w:color="auto" w:fill="FFFFFF"/>
-            <w:vAlign w:val="center"/>
-          </w:tcPr>
-          <w:p>
-            <w:pPr>
-              <w:rPr>
-                <w:sz w:val="18"/>
-                <w:szCs w:val="24"/>
-              </w:rPr>
-            </w:pPr>
-            <w:r>
-              <w:rPr>
-                <w:rFonts w:ascii="Calibri" w:hAnsi="Calibri"/>
-                <w:color w:val="000000"/>
-                <w:sz w:val="18"/>
-                <w:szCs w:val="24"/>
+            <w:tcW w:w="944" w:type="dxa"/>
+            <w:shd w:val="clear" w:color="auto" w:fill="E2EFDA"/>
+            <w:vAlign w:val="center"/>
+          </w:tcPr>
+          <w:p>
+            <w:pPr>
+              <w:rPr>
+                <w:sz w:val="14"/>
+                <w:szCs w:val="14"/>
+              </w:rPr>
+            </w:pPr>
+            <w:r>
+              <w:rPr>
+                <w:rFonts w:ascii="Calibri" w:hAnsi="Calibri"/>
+                <w:color w:val="000000"/>
+                <w:sz w:val="14"/>
+                <w:szCs w:val="14"/>
               </w:rPr>
               <w:t>HTTP 401.</w:t>
             </w:r>
@@ -4691,7 +5165,7 @@
         </w:tc>
         <w:tc>
           <w:tcPr>
-            <w:tcW w:w="616" w:type="dxa"/>
+            <w:tcW w:w="708" w:type="dxa"/>
             <w:shd w:val="clear" w:color="auto" w:fill="E2EFDA"/>
             <w:vAlign w:val="center"/>
           </w:tcPr>
@@ -4699,16 +5173,16 @@
             <w:pPr>
               <w:jc w:val="center"/>
               <w:rPr>
-                <w:sz w:val="18"/>
-                <w:szCs w:val="24"/>
-              </w:rPr>
-            </w:pPr>
-            <w:r>
-              <w:rPr>
-                <w:rFonts w:ascii="Calibri" w:hAnsi="Calibri"/>
-                <w:color w:val="000000"/>
-                <w:sz w:val="18"/>
-                <w:szCs w:val="24"/>
+                <w:sz w:val="14"/>
+                <w:szCs w:val="14"/>
+              </w:rPr>
+            </w:pPr>
+            <w:r>
+              <w:rPr>
+                <w:rFonts w:ascii="Calibri" w:hAnsi="Calibri"/>
+                <w:color w:val="000000"/>
+                <w:sz w:val="14"/>
+                <w:szCs w:val="14"/>
               </w:rPr>
               <w:t>PASS</w:t>
             </w:r>
@@ -4716,23 +5190,23 @@
         </w:tc>
         <w:tc>
           <w:tcPr>
-            <w:tcW w:w="1708" w:type="dxa"/>
-            <w:shd w:val="clear" w:color="auto" w:fill="FFFFFF"/>
-            <w:vAlign w:val="center"/>
-          </w:tcPr>
-          <w:p>
-            <w:pPr>
-              <w:rPr>
-                <w:sz w:val="18"/>
-                <w:szCs w:val="24"/>
-              </w:rPr>
-            </w:pPr>
-            <w:r>
-              <w:rPr>
-                <w:rFonts w:ascii="Calibri" w:hAnsi="Calibri"/>
-                <w:color w:val="000000"/>
-                <w:sz w:val="18"/>
-                <w:szCs w:val="24"/>
+            <w:tcW w:w="993" w:type="dxa"/>
+            <w:shd w:val="clear" w:color="auto" w:fill="E2EFDA"/>
+            <w:vAlign w:val="center"/>
+          </w:tcPr>
+          <w:p>
+            <w:pPr>
+              <w:rPr>
+                <w:sz w:val="14"/>
+                <w:szCs w:val="14"/>
+              </w:rPr>
+            </w:pPr>
+            <w:r>
+              <w:rPr>
+                <w:rFonts w:ascii="Calibri" w:hAnsi="Calibri"/>
+                <w:color w:val="000000"/>
+                <w:sz w:val="14"/>
+                <w:szCs w:val="14"/>
               </w:rPr>
               <w:t>proyectos_avances.test.js – Test 8</w:t>
             </w:r>
@@ -4753,16 +5227,16 @@
             <w:pPr>
               <w:jc w:val="center"/>
               <w:rPr>
-                <w:sz w:val="18"/>
-                <w:szCs w:val="24"/>
-              </w:rPr>
-            </w:pPr>
-            <w:r>
-              <w:rPr>
-                <w:rFonts w:ascii="Calibri" w:hAnsi="Calibri"/>
-                <w:color w:val="000000"/>
-                <w:sz w:val="18"/>
-                <w:szCs w:val="24"/>
+                <w:sz w:val="14"/>
+                <w:szCs w:val="14"/>
+              </w:rPr>
+            </w:pPr>
+            <w:r>
+              <w:rPr>
+                <w:rFonts w:ascii="Calibri" w:hAnsi="Calibri"/>
+                <w:color w:val="000000"/>
+                <w:sz w:val="14"/>
+                <w:szCs w:val="14"/>
               </w:rPr>
               <w:t>CP-024</w:t>
             </w:r>
@@ -4770,99 +5244,199 @@
         </w:tc>
         <w:tc>
           <w:tcPr>
-            <w:tcW w:w="487" w:type="dxa"/>
+            <w:tcW w:w="850" w:type="dxa"/>
             <w:shd w:val="clear" w:color="auto" w:fill="F2F2F2"/>
             <w:vAlign w:val="center"/>
           </w:tcPr>
           <w:p>
             <w:pPr>
+              <w:rPr>
+                <w:sz w:val="14"/>
+                <w:szCs w:val="14"/>
+              </w:rPr>
+            </w:pPr>
+            <w:r>
+              <w:rPr>
+                <w:rFonts w:ascii="Calibri" w:hAnsi="Calibri"/>
+                <w:color w:val="000000"/>
+                <w:sz w:val="14"/>
+                <w:szCs w:val="14"/>
+              </w:rPr>
+              <w:t>Avances</w:t>
+            </w:r>
+          </w:p>
+        </w:tc>
+        <w:tc>
+          <w:tcPr>
+            <w:tcW w:w="992" w:type="dxa"/>
+            <w:shd w:val="clear" w:color="auto" w:fill="F2F2F2"/>
+            <w:vAlign w:val="center"/>
+          </w:tcPr>
+          <w:p>
+            <w:pPr>
+              <w:rPr>
+                <w:sz w:val="14"/>
+                <w:szCs w:val="14"/>
+              </w:rPr>
+            </w:pPr>
+            <w:r>
+              <w:rPr>
+                <w:rFonts w:ascii="Calibri" w:hAnsi="Calibri"/>
+                <w:color w:val="000000"/>
+                <w:sz w:val="14"/>
+                <w:szCs w:val="14"/>
+              </w:rPr>
+              <w:t>POST /avances con Contador: RBAC deniega registro de avances</w:t>
+            </w:r>
+          </w:p>
+        </w:tc>
+        <w:tc>
+          <w:tcPr>
+            <w:tcW w:w="1134" w:type="dxa"/>
+            <w:shd w:val="clear" w:color="auto" w:fill="F2F2F2"/>
+            <w:vAlign w:val="center"/>
+          </w:tcPr>
+          <w:p>
+            <w:pPr>
               <w:jc w:val="center"/>
               <w:rPr>
-                <w:sz w:val="18"/>
-                <w:szCs w:val="24"/>
-              </w:rPr>
-            </w:pPr>
-            <w:r>
-              <w:rPr>
-                <w:rFonts w:ascii="Calibri" w:hAnsi="Calibri"/>
-                <w:color w:val="000000"/>
-                <w:sz w:val="18"/>
-                <w:szCs w:val="24"/>
-              </w:rPr>
-              <w:t>Grupo 2</w:t>
-            </w:r>
-          </w:p>
-        </w:tc>
-        <w:tc>
-          <w:tcPr>
-            <w:tcW w:w="1252" w:type="dxa"/>
+                <w:sz w:val="14"/>
+                <w:szCs w:val="14"/>
+              </w:rPr>
+            </w:pPr>
+            <w:r>
+              <w:rPr>
+                <w:rFonts w:ascii="Calibri" w:hAnsi="Calibri"/>
+                <w:color w:val="000000"/>
+                <w:sz w:val="14"/>
+                <w:szCs w:val="14"/>
+              </w:rPr>
+              <w:t>Automatizada</w:t>
+            </w:r>
+          </w:p>
+        </w:tc>
+        <w:tc>
+          <w:tcPr>
+            <w:tcW w:w="1276" w:type="dxa"/>
             <w:shd w:val="clear" w:color="auto" w:fill="F2F2F2"/>
             <w:vAlign w:val="center"/>
           </w:tcPr>
           <w:p>
             <w:pPr>
               <w:rPr>
-                <w:sz w:val="18"/>
-                <w:szCs w:val="24"/>
-              </w:rPr>
-            </w:pPr>
-            <w:r>
-              <w:rPr>
-                <w:rFonts w:ascii="Calibri" w:hAnsi="Calibri"/>
-                <w:color w:val="000000"/>
-                <w:sz w:val="18"/>
-                <w:szCs w:val="24"/>
-              </w:rPr>
-              <w:t>Avances</w:t>
-            </w:r>
-          </w:p>
-        </w:tc>
-        <w:tc>
-          <w:tcPr>
-            <w:tcW w:w="1784" w:type="dxa"/>
+                <w:rFonts w:ascii="Calibri" w:hAnsi="Calibri"/>
+                <w:color w:val="000000"/>
+                <w:sz w:val="14"/>
+                <w:szCs w:val="14"/>
+              </w:rPr>
+            </w:pPr>
+            <w:r>
+              <w:rPr>
+                <w:sz w:val="14"/>
+                <w:szCs w:val="14"/>
+              </w:rPr>
+              <w:t>Servidor levantado. Token JWT válido con rol Contador. Datos básicos de avance definidos.</w:t>
+            </w:r>
+          </w:p>
+        </w:tc>
+        <w:tc>
+          <w:tcPr>
+            <w:tcW w:w="1765" w:type="dxa"/>
             <w:shd w:val="clear" w:color="auto" w:fill="F2F2F2"/>
             <w:vAlign w:val="center"/>
           </w:tcPr>
           <w:p>
             <w:pPr>
               <w:rPr>
-                <w:sz w:val="18"/>
-                <w:szCs w:val="24"/>
-              </w:rPr>
-            </w:pPr>
-            <w:r>
-              <w:rPr>
-                <w:rFonts w:ascii="Calibri" w:hAnsi="Calibri"/>
-                <w:color w:val="000000"/>
-                <w:sz w:val="18"/>
-                <w:szCs w:val="24"/>
-              </w:rPr>
-              <w:t>POST /avances con Contador: RBAC deniega registro de avances</w:t>
-            </w:r>
-          </w:p>
-        </w:tc>
-        <w:tc>
-          <w:tcPr>
-            <w:tcW w:w="1027" w:type="dxa"/>
-            <w:shd w:val="clear" w:color="auto" w:fill="F2F2F2"/>
-            <w:vAlign w:val="center"/>
-          </w:tcPr>
-          <w:p>
-            <w:pPr>
-              <w:jc w:val="center"/>
-              <w:rPr>
-                <w:sz w:val="18"/>
-                <w:szCs w:val="24"/>
-              </w:rPr>
-            </w:pPr>
-            <w:r>
-              <w:rPr>
-                <w:rFonts w:ascii="Calibri" w:hAnsi="Calibri"/>
-                <w:color w:val="000000"/>
-                <w:sz w:val="18"/>
-                <w:szCs w:val="24"/>
-              </w:rPr>
-              <w:t>Automatizada</w:t>
+                <w:sz w:val="14"/>
+                <w:szCs w:val="14"/>
+              </w:rPr>
+            </w:pPr>
+            <w:r>
+              <w:rPr>
+                <w:sz w:val="14"/>
+                <w:szCs w:val="14"/>
+              </w:rPr>
+              <w:t>1. Generar token Contador válido</w:t>
+            </w:r>
+          </w:p>
+          <w:p>
+            <w:pPr>
+              <w:rPr>
+                <w:sz w:val="14"/>
+                <w:szCs w:val="14"/>
+              </w:rPr>
+            </w:pPr>
+            <w:r>
+              <w:rPr>
+                <w:sz w:val="14"/>
+                <w:szCs w:val="14"/>
+              </w:rPr>
+              <w:t>2. Ejecutar POST /api/v1/avances.</w:t>
+            </w:r>
+          </w:p>
+          <w:p>
+            <w:pPr>
+              <w:rPr>
+                <w:sz w:val="14"/>
+                <w:szCs w:val="14"/>
+              </w:rPr>
+            </w:pPr>
+            <w:r>
+              <w:rPr>
+                <w:sz w:val="14"/>
+                <w:szCs w:val="14"/>
+              </w:rPr>
+              <w:t xml:space="preserve">3. Enviar </w:t>
+            </w:r>
+            <w:proofErr w:type="spellStart"/>
+            <w:r>
+              <w:rPr>
+                <w:sz w:val="14"/>
+                <w:szCs w:val="14"/>
+              </w:rPr>
+              <w:t>idProyecto</w:t>
+            </w:r>
+            <w:proofErr w:type="spellEnd"/>
+            <w:r>
+              <w:rPr>
+                <w:sz w:val="14"/>
+                <w:szCs w:val="14"/>
+              </w:rPr>
+              <w:t xml:space="preserve">, idRubro y </w:t>
+            </w:r>
+            <w:proofErr w:type="spellStart"/>
+            <w:r>
+              <w:rPr>
+                <w:sz w:val="14"/>
+                <w:szCs w:val="14"/>
+              </w:rPr>
+              <w:t>cantidadEjecutada</w:t>
+            </w:r>
+            <w:proofErr w:type="spellEnd"/>
+            <w:r>
+              <w:rPr>
+                <w:sz w:val="14"/>
+                <w:szCs w:val="14"/>
+              </w:rPr>
+              <w:t>.</w:t>
+            </w:r>
+          </w:p>
+          <w:p>
+            <w:pPr>
+              <w:rPr>
+                <w:rFonts w:ascii="Calibri" w:hAnsi="Calibri"/>
+                <w:color w:val="000000"/>
+                <w:sz w:val="14"/>
+                <w:szCs w:val="14"/>
+              </w:rPr>
+            </w:pPr>
+            <w:r>
+              <w:rPr>
+                <w:sz w:val="14"/>
+                <w:szCs w:val="14"/>
+              </w:rPr>
+              <w:t>4. Validar rechazo por rol.</w:t>
             </w:r>
           </w:p>
         </w:tc>
@@ -4875,16 +5449,16 @@
           <w:p>
             <w:pPr>
               <w:rPr>
-                <w:sz w:val="18"/>
-                <w:szCs w:val="24"/>
-              </w:rPr>
-            </w:pPr>
-            <w:r>
-              <w:rPr>
-                <w:rFonts w:ascii="Calibri" w:hAnsi="Calibri"/>
-                <w:color w:val="000000"/>
-                <w:sz w:val="18"/>
-                <w:szCs w:val="24"/>
+                <w:sz w:val="14"/>
+                <w:szCs w:val="14"/>
+              </w:rPr>
+            </w:pPr>
+            <w:r>
+              <w:rPr>
+                <w:rFonts w:ascii="Calibri" w:hAnsi="Calibri"/>
+                <w:color w:val="000000"/>
+                <w:sz w:val="14"/>
+                <w:szCs w:val="14"/>
               </w:rPr>
               <w:t>HTTP 403.</w:t>
             </w:r>
@@ -4892,23 +5466,23 @@
         </w:tc>
         <w:tc>
           <w:tcPr>
-            <w:tcW w:w="1520" w:type="dxa"/>
-            <w:shd w:val="clear" w:color="auto" w:fill="F2F2F2"/>
-            <w:vAlign w:val="center"/>
-          </w:tcPr>
-          <w:p>
-            <w:pPr>
-              <w:rPr>
-                <w:sz w:val="18"/>
-                <w:szCs w:val="24"/>
-              </w:rPr>
-            </w:pPr>
-            <w:r>
-              <w:rPr>
-                <w:rFonts w:ascii="Calibri" w:hAnsi="Calibri"/>
-                <w:color w:val="000000"/>
-                <w:sz w:val="18"/>
-                <w:szCs w:val="24"/>
+            <w:tcW w:w="944" w:type="dxa"/>
+            <w:shd w:val="clear" w:color="auto" w:fill="E2EFDA"/>
+            <w:vAlign w:val="center"/>
+          </w:tcPr>
+          <w:p>
+            <w:pPr>
+              <w:rPr>
+                <w:sz w:val="14"/>
+                <w:szCs w:val="14"/>
+              </w:rPr>
+            </w:pPr>
+            <w:r>
+              <w:rPr>
+                <w:rFonts w:ascii="Calibri" w:hAnsi="Calibri"/>
+                <w:color w:val="000000"/>
+                <w:sz w:val="14"/>
+                <w:szCs w:val="14"/>
               </w:rPr>
               <w:t>HTTP 403.</w:t>
             </w:r>
@@ -4916,7 +5490,7 @@
         </w:tc>
         <w:tc>
           <w:tcPr>
-            <w:tcW w:w="616" w:type="dxa"/>
+            <w:tcW w:w="708" w:type="dxa"/>
             <w:shd w:val="clear" w:color="auto" w:fill="E2EFDA"/>
             <w:vAlign w:val="center"/>
           </w:tcPr>
@@ -4924,16 +5498,16 @@
             <w:pPr>
               <w:jc w:val="center"/>
               <w:rPr>
-                <w:sz w:val="18"/>
-                <w:szCs w:val="24"/>
-              </w:rPr>
-            </w:pPr>
-            <w:r>
-              <w:rPr>
-                <w:rFonts w:ascii="Calibri" w:hAnsi="Calibri"/>
-                <w:color w:val="000000"/>
-                <w:sz w:val="18"/>
-                <w:szCs w:val="24"/>
+                <w:sz w:val="14"/>
+                <w:szCs w:val="14"/>
+              </w:rPr>
+            </w:pPr>
+            <w:r>
+              <w:rPr>
+                <w:rFonts w:ascii="Calibri" w:hAnsi="Calibri"/>
+                <w:color w:val="000000"/>
+                <w:sz w:val="14"/>
+                <w:szCs w:val="14"/>
               </w:rPr>
               <w:t>PASS</w:t>
             </w:r>
@@ -4941,23 +5515,23 @@
         </w:tc>
         <w:tc>
           <w:tcPr>
-            <w:tcW w:w="1708" w:type="dxa"/>
-            <w:shd w:val="clear" w:color="auto" w:fill="F2F2F2"/>
-            <w:vAlign w:val="center"/>
-          </w:tcPr>
-          <w:p>
-            <w:pPr>
-              <w:rPr>
-                <w:sz w:val="18"/>
-                <w:szCs w:val="24"/>
-              </w:rPr>
-            </w:pPr>
-            <w:r>
-              <w:rPr>
-                <w:rFonts w:ascii="Calibri" w:hAnsi="Calibri"/>
-                <w:color w:val="000000"/>
-                <w:sz w:val="18"/>
-                <w:szCs w:val="24"/>
+            <w:tcW w:w="993" w:type="dxa"/>
+            <w:shd w:val="clear" w:color="auto" w:fill="E2EFDA"/>
+            <w:vAlign w:val="center"/>
+          </w:tcPr>
+          <w:p>
+            <w:pPr>
+              <w:rPr>
+                <w:sz w:val="14"/>
+                <w:szCs w:val="14"/>
+              </w:rPr>
+            </w:pPr>
+            <w:r>
+              <w:rPr>
+                <w:rFonts w:ascii="Calibri" w:hAnsi="Calibri"/>
+                <w:color w:val="000000"/>
+                <w:sz w:val="14"/>
+                <w:szCs w:val="14"/>
               </w:rPr>
               <w:t>proyectos_avances.test.js – Test 9</w:t>
             </w:r>
@@ -4978,16 +5552,16 @@
             <w:pPr>
               <w:jc w:val="center"/>
               <w:rPr>
-                <w:sz w:val="18"/>
-                <w:szCs w:val="24"/>
-              </w:rPr>
-            </w:pPr>
-            <w:r>
-              <w:rPr>
-                <w:rFonts w:ascii="Calibri" w:hAnsi="Calibri"/>
-                <w:color w:val="000000"/>
-                <w:sz w:val="18"/>
-                <w:szCs w:val="24"/>
+                <w:sz w:val="14"/>
+                <w:szCs w:val="14"/>
+              </w:rPr>
+            </w:pPr>
+            <w:r>
+              <w:rPr>
+                <w:rFonts w:ascii="Calibri" w:hAnsi="Calibri"/>
+                <w:color w:val="000000"/>
+                <w:sz w:val="14"/>
+                <w:szCs w:val="14"/>
               </w:rPr>
               <w:t>CP-025</w:t>
             </w:r>
@@ -4995,99 +5569,199 @@
         </w:tc>
         <w:tc>
           <w:tcPr>
-            <w:tcW w:w="487" w:type="dxa"/>
+            <w:tcW w:w="850" w:type="dxa"/>
             <w:shd w:val="clear" w:color="auto" w:fill="FFFFFF"/>
             <w:vAlign w:val="center"/>
           </w:tcPr>
           <w:p>
             <w:pPr>
+              <w:rPr>
+                <w:sz w:val="14"/>
+                <w:szCs w:val="14"/>
+              </w:rPr>
+            </w:pPr>
+            <w:r>
+              <w:rPr>
+                <w:rFonts w:ascii="Calibri" w:hAnsi="Calibri"/>
+                <w:color w:val="000000"/>
+                <w:sz w:val="14"/>
+                <w:szCs w:val="14"/>
+              </w:rPr>
+              <w:t>Avances</w:t>
+            </w:r>
+          </w:p>
+        </w:tc>
+        <w:tc>
+          <w:tcPr>
+            <w:tcW w:w="992" w:type="dxa"/>
+            <w:shd w:val="clear" w:color="auto" w:fill="FFFFFF"/>
+            <w:vAlign w:val="center"/>
+          </w:tcPr>
+          <w:p>
+            <w:pPr>
+              <w:rPr>
+                <w:sz w:val="14"/>
+                <w:szCs w:val="14"/>
+              </w:rPr>
+            </w:pPr>
+            <w:r>
+              <w:rPr>
+                <w:rFonts w:ascii="Calibri" w:hAnsi="Calibri"/>
+                <w:color w:val="000000"/>
+                <w:sz w:val="14"/>
+                <w:szCs w:val="14"/>
+              </w:rPr>
+              <w:t>POST /avances con Bodeguero: RBAC deniega registro de avances</w:t>
+            </w:r>
+          </w:p>
+        </w:tc>
+        <w:tc>
+          <w:tcPr>
+            <w:tcW w:w="1134" w:type="dxa"/>
+            <w:shd w:val="clear" w:color="auto" w:fill="FFFFFF"/>
+            <w:vAlign w:val="center"/>
+          </w:tcPr>
+          <w:p>
+            <w:pPr>
               <w:jc w:val="center"/>
               <w:rPr>
-                <w:sz w:val="18"/>
-                <w:szCs w:val="24"/>
-              </w:rPr>
-            </w:pPr>
-            <w:r>
-              <w:rPr>
-                <w:rFonts w:ascii="Calibri" w:hAnsi="Calibri"/>
-                <w:color w:val="000000"/>
-                <w:sz w:val="18"/>
-                <w:szCs w:val="24"/>
-              </w:rPr>
-              <w:t>Grupo 2</w:t>
-            </w:r>
-          </w:p>
-        </w:tc>
-        <w:tc>
-          <w:tcPr>
-            <w:tcW w:w="1252" w:type="dxa"/>
+                <w:sz w:val="14"/>
+                <w:szCs w:val="14"/>
+              </w:rPr>
+            </w:pPr>
+            <w:r>
+              <w:rPr>
+                <w:rFonts w:ascii="Calibri" w:hAnsi="Calibri"/>
+                <w:color w:val="000000"/>
+                <w:sz w:val="14"/>
+                <w:szCs w:val="14"/>
+              </w:rPr>
+              <w:t>Automatizada</w:t>
+            </w:r>
+          </w:p>
+        </w:tc>
+        <w:tc>
+          <w:tcPr>
+            <w:tcW w:w="1276" w:type="dxa"/>
             <w:shd w:val="clear" w:color="auto" w:fill="FFFFFF"/>
             <w:vAlign w:val="center"/>
           </w:tcPr>
           <w:p>
             <w:pPr>
               <w:rPr>
-                <w:sz w:val="18"/>
-                <w:szCs w:val="24"/>
-              </w:rPr>
-            </w:pPr>
-            <w:r>
-              <w:rPr>
-                <w:rFonts w:ascii="Calibri" w:hAnsi="Calibri"/>
-                <w:color w:val="000000"/>
-                <w:sz w:val="18"/>
-                <w:szCs w:val="24"/>
-              </w:rPr>
-              <w:t>Avances</w:t>
-            </w:r>
-          </w:p>
-        </w:tc>
-        <w:tc>
-          <w:tcPr>
-            <w:tcW w:w="1784" w:type="dxa"/>
+                <w:rFonts w:ascii="Calibri" w:hAnsi="Calibri"/>
+                <w:color w:val="000000"/>
+                <w:sz w:val="14"/>
+                <w:szCs w:val="14"/>
+              </w:rPr>
+            </w:pPr>
+            <w:r>
+              <w:rPr>
+                <w:sz w:val="14"/>
+                <w:szCs w:val="14"/>
+              </w:rPr>
+              <w:t>Servidor levantado. Token JWT válido con rol Bodeguero. Datos básicos de avance definidos.</w:t>
+            </w:r>
+          </w:p>
+        </w:tc>
+        <w:tc>
+          <w:tcPr>
+            <w:tcW w:w="1765" w:type="dxa"/>
             <w:shd w:val="clear" w:color="auto" w:fill="FFFFFF"/>
             <w:vAlign w:val="center"/>
           </w:tcPr>
           <w:p>
             <w:pPr>
               <w:rPr>
-                <w:sz w:val="18"/>
-                <w:szCs w:val="24"/>
-              </w:rPr>
-            </w:pPr>
-            <w:r>
-              <w:rPr>
-                <w:rFonts w:ascii="Calibri" w:hAnsi="Calibri"/>
-                <w:color w:val="000000"/>
-                <w:sz w:val="18"/>
-                <w:szCs w:val="24"/>
-              </w:rPr>
-              <w:t>POST /avances con Bodeguero: RBAC deniega registro de avances</w:t>
-            </w:r>
-          </w:p>
-        </w:tc>
-        <w:tc>
-          <w:tcPr>
-            <w:tcW w:w="1027" w:type="dxa"/>
-            <w:shd w:val="clear" w:color="auto" w:fill="FFFFFF"/>
-            <w:vAlign w:val="center"/>
-          </w:tcPr>
-          <w:p>
-            <w:pPr>
-              <w:jc w:val="center"/>
-              <w:rPr>
-                <w:sz w:val="18"/>
-                <w:szCs w:val="24"/>
-              </w:rPr>
-            </w:pPr>
-            <w:r>
-              <w:rPr>
-                <w:rFonts w:ascii="Calibri" w:hAnsi="Calibri"/>
-                <w:color w:val="000000"/>
-                <w:sz w:val="18"/>
-                <w:szCs w:val="24"/>
-              </w:rPr>
-              <w:t>Automatizada</w:t>
+                <w:sz w:val="14"/>
+                <w:szCs w:val="14"/>
+              </w:rPr>
+            </w:pPr>
+            <w:r>
+              <w:rPr>
+                <w:sz w:val="14"/>
+                <w:szCs w:val="14"/>
+              </w:rPr>
+              <w:t>1. Generar token Bodeguero válido.</w:t>
+            </w:r>
+          </w:p>
+          <w:p>
+            <w:pPr>
+              <w:rPr>
+                <w:sz w:val="14"/>
+                <w:szCs w:val="14"/>
+              </w:rPr>
+            </w:pPr>
+            <w:r>
+              <w:rPr>
+                <w:sz w:val="14"/>
+                <w:szCs w:val="14"/>
+              </w:rPr>
+              <w:t>2. Ejecutar POST /api/v1/avances.</w:t>
+            </w:r>
+          </w:p>
+          <w:p>
+            <w:pPr>
+              <w:rPr>
+                <w:sz w:val="14"/>
+                <w:szCs w:val="14"/>
+              </w:rPr>
+            </w:pPr>
+            <w:r>
+              <w:rPr>
+                <w:sz w:val="14"/>
+                <w:szCs w:val="14"/>
+              </w:rPr>
+              <w:t xml:space="preserve">3. Enviar </w:t>
+            </w:r>
+            <w:proofErr w:type="spellStart"/>
+            <w:r>
+              <w:rPr>
+                <w:sz w:val="14"/>
+                <w:szCs w:val="14"/>
+              </w:rPr>
+              <w:t>idProyecto</w:t>
+            </w:r>
+            <w:proofErr w:type="spellEnd"/>
+            <w:r>
+              <w:rPr>
+                <w:sz w:val="14"/>
+                <w:szCs w:val="14"/>
+              </w:rPr>
+              <w:t xml:space="preserve">, idRubro y </w:t>
+            </w:r>
+            <w:proofErr w:type="spellStart"/>
+            <w:r>
+              <w:rPr>
+                <w:sz w:val="14"/>
+                <w:szCs w:val="14"/>
+              </w:rPr>
+              <w:t>cantidadEjecutada</w:t>
+            </w:r>
+            <w:proofErr w:type="spellEnd"/>
+            <w:r>
+              <w:rPr>
+                <w:sz w:val="14"/>
+                <w:szCs w:val="14"/>
+              </w:rPr>
+              <w:t>.</w:t>
+            </w:r>
+          </w:p>
+          <w:p>
+            <w:pPr>
+              <w:rPr>
+                <w:rFonts w:ascii="Calibri" w:hAnsi="Calibri"/>
+                <w:color w:val="000000"/>
+                <w:sz w:val="14"/>
+                <w:szCs w:val="14"/>
+              </w:rPr>
+            </w:pPr>
+            <w:r>
+              <w:rPr>
+                <w:sz w:val="14"/>
+                <w:szCs w:val="14"/>
+              </w:rPr>
+              <w:t>4. Validar rechazo por rol.</w:t>
             </w:r>
           </w:p>
         </w:tc>
@@ -5100,16 +5774,16 @@
           <w:p>
             <w:pPr>
               <w:rPr>
-                <w:sz w:val="18"/>
-                <w:szCs w:val="24"/>
-              </w:rPr>
-            </w:pPr>
-            <w:r>
-              <w:rPr>
-                <w:rFonts w:ascii="Calibri" w:hAnsi="Calibri"/>
-                <w:color w:val="000000"/>
-                <w:sz w:val="18"/>
-                <w:szCs w:val="24"/>
+                <w:sz w:val="14"/>
+                <w:szCs w:val="14"/>
+              </w:rPr>
+            </w:pPr>
+            <w:r>
+              <w:rPr>
+                <w:rFonts w:ascii="Calibri" w:hAnsi="Calibri"/>
+                <w:color w:val="000000"/>
+                <w:sz w:val="14"/>
+                <w:szCs w:val="14"/>
               </w:rPr>
               <w:t>HTTP 403.</w:t>
             </w:r>
@@ -5117,23 +5791,23 @@
         </w:tc>
         <w:tc>
           <w:tcPr>
-            <w:tcW w:w="1520" w:type="dxa"/>
-            <w:shd w:val="clear" w:color="auto" w:fill="FFFFFF"/>
-            <w:vAlign w:val="center"/>
-          </w:tcPr>
-          <w:p>
-            <w:pPr>
-              <w:rPr>
-                <w:sz w:val="18"/>
-                <w:szCs w:val="24"/>
-              </w:rPr>
-            </w:pPr>
-            <w:r>
-              <w:rPr>
-                <w:rFonts w:ascii="Calibri" w:hAnsi="Calibri"/>
-                <w:color w:val="000000"/>
-                <w:sz w:val="18"/>
-                <w:szCs w:val="24"/>
+            <w:tcW w:w="944" w:type="dxa"/>
+            <w:shd w:val="clear" w:color="auto" w:fill="E2EFDA"/>
+            <w:vAlign w:val="center"/>
+          </w:tcPr>
+          <w:p>
+            <w:pPr>
+              <w:rPr>
+                <w:sz w:val="14"/>
+                <w:szCs w:val="14"/>
+              </w:rPr>
+            </w:pPr>
+            <w:r>
+              <w:rPr>
+                <w:rFonts w:ascii="Calibri" w:hAnsi="Calibri"/>
+                <w:color w:val="000000"/>
+                <w:sz w:val="14"/>
+                <w:szCs w:val="14"/>
               </w:rPr>
               <w:t>HTTP 403.</w:t>
             </w:r>
@@ -5141,7 +5815,7 @@
         </w:tc>
         <w:tc>
           <w:tcPr>
-            <w:tcW w:w="616" w:type="dxa"/>
+            <w:tcW w:w="708" w:type="dxa"/>
             <w:shd w:val="clear" w:color="auto" w:fill="E2EFDA"/>
             <w:vAlign w:val="center"/>
           </w:tcPr>
@@ -5149,16 +5823,16 @@
             <w:pPr>
               <w:jc w:val="center"/>
               <w:rPr>
-                <w:sz w:val="18"/>
-                <w:szCs w:val="24"/>
-              </w:rPr>
-            </w:pPr>
-            <w:r>
-              <w:rPr>
-                <w:rFonts w:ascii="Calibri" w:hAnsi="Calibri"/>
-                <w:color w:val="000000"/>
-                <w:sz w:val="18"/>
-                <w:szCs w:val="24"/>
+                <w:sz w:val="14"/>
+                <w:szCs w:val="14"/>
+              </w:rPr>
+            </w:pPr>
+            <w:r>
+              <w:rPr>
+                <w:rFonts w:ascii="Calibri" w:hAnsi="Calibri"/>
+                <w:color w:val="000000"/>
+                <w:sz w:val="14"/>
+                <w:szCs w:val="14"/>
               </w:rPr>
               <w:t>PASS</w:t>
             </w:r>
@@ -5166,23 +5840,23 @@
         </w:tc>
         <w:tc>
           <w:tcPr>
-            <w:tcW w:w="1708" w:type="dxa"/>
-            <w:shd w:val="clear" w:color="auto" w:fill="FFFFFF"/>
-            <w:vAlign w:val="center"/>
-          </w:tcPr>
-          <w:p>
-            <w:pPr>
-              <w:rPr>
-                <w:sz w:val="18"/>
-                <w:szCs w:val="24"/>
-              </w:rPr>
-            </w:pPr>
-            <w:r>
-              <w:rPr>
-                <w:rFonts w:ascii="Calibri" w:hAnsi="Calibri"/>
-                <w:color w:val="000000"/>
-                <w:sz w:val="18"/>
-                <w:szCs w:val="24"/>
+            <w:tcW w:w="993" w:type="dxa"/>
+            <w:shd w:val="clear" w:color="auto" w:fill="E2EFDA"/>
+            <w:vAlign w:val="center"/>
+          </w:tcPr>
+          <w:p>
+            <w:pPr>
+              <w:rPr>
+                <w:sz w:val="14"/>
+                <w:szCs w:val="14"/>
+              </w:rPr>
+            </w:pPr>
+            <w:r>
+              <w:rPr>
+                <w:rFonts w:ascii="Calibri" w:hAnsi="Calibri"/>
+                <w:color w:val="000000"/>
+                <w:sz w:val="14"/>
+                <w:szCs w:val="14"/>
               </w:rPr>
               <w:t>proyectos_avances.test.js – Test 10</w:t>
             </w:r>
@@ -5203,16 +5877,16 @@
             <w:pPr>
               <w:jc w:val="center"/>
               <w:rPr>
-                <w:sz w:val="18"/>
-                <w:szCs w:val="24"/>
-              </w:rPr>
-            </w:pPr>
-            <w:r>
-              <w:rPr>
-                <w:rFonts w:ascii="Calibri" w:hAnsi="Calibri"/>
-                <w:color w:val="000000"/>
-                <w:sz w:val="18"/>
-                <w:szCs w:val="24"/>
+                <w:sz w:val="14"/>
+                <w:szCs w:val="14"/>
+              </w:rPr>
+            </w:pPr>
+            <w:r>
+              <w:rPr>
+                <w:rFonts w:ascii="Calibri" w:hAnsi="Calibri"/>
+                <w:color w:val="000000"/>
+                <w:sz w:val="14"/>
+                <w:szCs w:val="14"/>
               </w:rPr>
               <w:t>CP-026</w:t>
             </w:r>
@@ -5220,110 +5894,214 @@
         </w:tc>
         <w:tc>
           <w:tcPr>
-            <w:tcW w:w="487" w:type="dxa"/>
+            <w:tcW w:w="850" w:type="dxa"/>
             <w:shd w:val="clear" w:color="auto" w:fill="F2F2F2"/>
             <w:vAlign w:val="center"/>
           </w:tcPr>
           <w:p>
             <w:pPr>
+              <w:rPr>
+                <w:sz w:val="14"/>
+                <w:szCs w:val="14"/>
+              </w:rPr>
+            </w:pPr>
+            <w:r>
+              <w:rPr>
+                <w:rFonts w:ascii="Calibri" w:hAnsi="Calibri"/>
+                <w:color w:val="000000"/>
+                <w:sz w:val="14"/>
+                <w:szCs w:val="14"/>
+              </w:rPr>
+              <w:t>Avances</w:t>
+            </w:r>
+          </w:p>
+        </w:tc>
+        <w:tc>
+          <w:tcPr>
+            <w:tcW w:w="992" w:type="dxa"/>
+            <w:shd w:val="clear" w:color="auto" w:fill="F2F2F2"/>
+            <w:vAlign w:val="center"/>
+          </w:tcPr>
+          <w:p>
+            <w:pPr>
+              <w:rPr>
+                <w:sz w:val="14"/>
+                <w:szCs w:val="14"/>
+              </w:rPr>
+            </w:pPr>
+            <w:r>
+              <w:rPr>
+                <w:rFonts w:ascii="Calibri" w:hAnsi="Calibri"/>
+                <w:color w:val="000000"/>
+                <w:sz w:val="14"/>
+                <w:szCs w:val="14"/>
+              </w:rPr>
+              <w:t>POST /avances con Residente sin evidencia: evidencia obligatoria rechazada</w:t>
+            </w:r>
+          </w:p>
+        </w:tc>
+        <w:tc>
+          <w:tcPr>
+            <w:tcW w:w="1134" w:type="dxa"/>
+            <w:shd w:val="clear" w:color="auto" w:fill="F2F2F2"/>
+            <w:vAlign w:val="center"/>
+          </w:tcPr>
+          <w:p>
+            <w:pPr>
               <w:jc w:val="center"/>
               <w:rPr>
-                <w:sz w:val="18"/>
-                <w:szCs w:val="24"/>
-              </w:rPr>
-            </w:pPr>
-            <w:r>
-              <w:rPr>
-                <w:rFonts w:ascii="Calibri" w:hAnsi="Calibri"/>
-                <w:color w:val="000000"/>
-                <w:sz w:val="18"/>
-                <w:szCs w:val="24"/>
-              </w:rPr>
-              <w:t>Grupo 2</w:t>
-            </w:r>
-          </w:p>
-        </w:tc>
-        <w:tc>
-          <w:tcPr>
-            <w:tcW w:w="1252" w:type="dxa"/>
+                <w:sz w:val="14"/>
+                <w:szCs w:val="14"/>
+              </w:rPr>
+            </w:pPr>
+            <w:r>
+              <w:rPr>
+                <w:rFonts w:ascii="Calibri" w:hAnsi="Calibri"/>
+                <w:color w:val="000000"/>
+                <w:sz w:val="14"/>
+                <w:szCs w:val="14"/>
+              </w:rPr>
+              <w:t>Automatizada</w:t>
+            </w:r>
+          </w:p>
+        </w:tc>
+        <w:tc>
+          <w:tcPr>
+            <w:tcW w:w="1276" w:type="dxa"/>
             <w:shd w:val="clear" w:color="auto" w:fill="F2F2F2"/>
             <w:vAlign w:val="center"/>
           </w:tcPr>
           <w:p>
             <w:pPr>
               <w:rPr>
-                <w:sz w:val="18"/>
-                <w:szCs w:val="24"/>
-              </w:rPr>
-            </w:pPr>
-            <w:r>
-              <w:rPr>
-                <w:rFonts w:ascii="Calibri" w:hAnsi="Calibri"/>
-                <w:color w:val="000000"/>
-                <w:sz w:val="18"/>
-                <w:szCs w:val="24"/>
-              </w:rPr>
-              <w:t>Avances</w:t>
-            </w:r>
-          </w:p>
-        </w:tc>
-        <w:tc>
-          <w:tcPr>
-            <w:tcW w:w="1784" w:type="dxa"/>
+                <w:rFonts w:ascii="Calibri" w:hAnsi="Calibri"/>
+                <w:color w:val="000000"/>
+                <w:sz w:val="14"/>
+                <w:szCs w:val="14"/>
+              </w:rPr>
+            </w:pPr>
+            <w:r>
+              <w:rPr>
+                <w:sz w:val="14"/>
+                <w:szCs w:val="14"/>
+              </w:rPr>
+              <w:t>Servidor levantado. Token JWT válido con rol Residente. Proyecto y rubro de prueba definidos. No se adjunta archivo de evidencia.</w:t>
+            </w:r>
+          </w:p>
+        </w:tc>
+        <w:tc>
+          <w:tcPr>
+            <w:tcW w:w="1765" w:type="dxa"/>
             <w:shd w:val="clear" w:color="auto" w:fill="F2F2F2"/>
             <w:vAlign w:val="center"/>
           </w:tcPr>
           <w:p>
             <w:pPr>
               <w:rPr>
-                <w:sz w:val="18"/>
-                <w:szCs w:val="24"/>
-              </w:rPr>
-            </w:pPr>
-            <w:r>
-              <w:rPr>
-                <w:rFonts w:ascii="Calibri" w:hAnsi="Calibri"/>
-                <w:color w:val="000000"/>
-                <w:sz w:val="18"/>
-                <w:szCs w:val="24"/>
-              </w:rPr>
-              <w:t xml:space="preserve">POST /avances con Residente sin evidencia: evidencia </w:t>
-            </w:r>
-            <w:r>
-              <w:rPr>
-                <w:rFonts w:ascii="Calibri" w:hAnsi="Calibri"/>
-                <w:color w:val="000000"/>
-                <w:sz w:val="18"/>
-                <w:szCs w:val="24"/>
-              </w:rPr>
-              <w:lastRenderedPageBreak/>
-              <w:t>obligatoria rechazada</w:t>
-            </w:r>
-          </w:p>
-        </w:tc>
-        <w:tc>
-          <w:tcPr>
-            <w:tcW w:w="1027" w:type="dxa"/>
-            <w:shd w:val="clear" w:color="auto" w:fill="F2F2F2"/>
-            <w:vAlign w:val="center"/>
-          </w:tcPr>
-          <w:p>
-            <w:pPr>
-              <w:jc w:val="center"/>
-              <w:rPr>
-                <w:sz w:val="18"/>
-                <w:szCs w:val="24"/>
-              </w:rPr>
-            </w:pPr>
-            <w:r>
-              <w:rPr>
-                <w:rFonts w:ascii="Calibri" w:hAnsi="Calibri"/>
-                <w:color w:val="000000"/>
-                <w:sz w:val="18"/>
-                <w:szCs w:val="24"/>
-              </w:rPr>
-              <w:lastRenderedPageBreak/>
-              <w:t>Automatizada</w:t>
+                <w:sz w:val="14"/>
+                <w:szCs w:val="14"/>
+              </w:rPr>
+            </w:pPr>
+            <w:r>
+              <w:rPr>
+                <w:sz w:val="14"/>
+                <w:szCs w:val="14"/>
+              </w:rPr>
+              <w:t>1. Generar token Residente válido.</w:t>
+            </w:r>
+          </w:p>
+          <w:p>
+            <w:pPr>
+              <w:rPr>
+                <w:sz w:val="14"/>
+                <w:szCs w:val="14"/>
+              </w:rPr>
+            </w:pPr>
+            <w:r>
+              <w:rPr>
+                <w:sz w:val="14"/>
+                <w:szCs w:val="14"/>
+              </w:rPr>
+              <w:t>2. Ejecutar POST /api/v1/avances.</w:t>
+            </w:r>
+          </w:p>
+          <w:p>
+            <w:pPr>
+              <w:rPr>
+                <w:sz w:val="14"/>
+                <w:szCs w:val="14"/>
+              </w:rPr>
+            </w:pPr>
+            <w:r>
+              <w:rPr>
+                <w:sz w:val="14"/>
+                <w:szCs w:val="14"/>
+              </w:rPr>
+              <w:t xml:space="preserve">3. Enviar </w:t>
+            </w:r>
+            <w:proofErr w:type="spellStart"/>
+            <w:r>
+              <w:rPr>
+                <w:sz w:val="14"/>
+                <w:szCs w:val="14"/>
+              </w:rPr>
+              <w:t>idProyecto</w:t>
+            </w:r>
+            <w:proofErr w:type="spellEnd"/>
+            <w:r>
+              <w:rPr>
+                <w:sz w:val="14"/>
+                <w:szCs w:val="14"/>
+              </w:rPr>
+              <w:t xml:space="preserve">, idRubro, </w:t>
+            </w:r>
+            <w:proofErr w:type="spellStart"/>
+            <w:r>
+              <w:rPr>
+                <w:sz w:val="14"/>
+                <w:szCs w:val="14"/>
+              </w:rPr>
+              <w:t>cantidadEjecutada</w:t>
+            </w:r>
+            <w:proofErr w:type="spellEnd"/>
+            <w:r>
+              <w:rPr>
+                <w:sz w:val="14"/>
+                <w:szCs w:val="14"/>
+              </w:rPr>
+              <w:t xml:space="preserve"> y observación.</w:t>
+            </w:r>
+          </w:p>
+          <w:p>
+            <w:pPr>
+              <w:rPr>
+                <w:sz w:val="14"/>
+                <w:szCs w:val="14"/>
+              </w:rPr>
+            </w:pPr>
+            <w:r>
+              <w:rPr>
+                <w:sz w:val="14"/>
+                <w:szCs w:val="14"/>
+              </w:rPr>
+              <w:t>4. No adjuntar campo/archivo evidencia.</w:t>
+            </w:r>
+          </w:p>
+          <w:p>
+            <w:pPr>
+              <w:rPr>
+                <w:rFonts w:ascii="Calibri" w:hAnsi="Calibri"/>
+                <w:color w:val="000000"/>
+                <w:sz w:val="14"/>
+                <w:szCs w:val="14"/>
+              </w:rPr>
+            </w:pPr>
+            <w:r>
+              <w:rPr>
+                <w:sz w:val="14"/>
+                <w:szCs w:val="14"/>
+              </w:rPr>
+              <w:t>5. Verificar que no se acepte el avance.</w:t>
             </w:r>
           </w:p>
         </w:tc>
@@ -5336,8 +6114,8 @@
           <w:p>
             <w:pPr>
               <w:rPr>
-                <w:sz w:val="18"/>
-                <w:szCs w:val="24"/>
+                <w:sz w:val="14"/>
+                <w:szCs w:val="14"/>
               </w:rPr>
             </w:pPr>
             <w:proofErr w:type="gramStart"/>
@@ -5345,8 +6123,8 @@
               <w:rPr>
                 <w:rFonts w:ascii="Calibri" w:hAnsi="Calibri"/>
                 <w:color w:val="000000"/>
-                <w:sz w:val="18"/>
-                <w:szCs w:val="24"/>
+                <w:sz w:val="14"/>
+                <w:szCs w:val="14"/>
               </w:rPr>
               <w:t>HTTP !</w:t>
             </w:r>
@@ -5355,123 +6133,81 @@
               <w:rPr>
                 <w:rFonts w:ascii="Calibri" w:hAnsi="Calibri"/>
                 <w:color w:val="000000"/>
-                <w:sz w:val="18"/>
-                <w:szCs w:val="24"/>
-              </w:rPr>
-              <w:t xml:space="preserve">= 200 ni 201 </w:t>
-            </w:r>
-            <w:r>
-              <w:rPr>
-                <w:rFonts w:ascii="Calibri" w:hAnsi="Calibri"/>
-                <w:color w:val="000000"/>
-                <w:sz w:val="18"/>
-                <w:szCs w:val="24"/>
-              </w:rPr>
-              <w:lastRenderedPageBreak/>
-              <w:t>(avance rechazado).</w:t>
-            </w:r>
-          </w:p>
-        </w:tc>
-        <w:tc>
-          <w:tcPr>
-            <w:tcW w:w="1520" w:type="dxa"/>
-            <w:shd w:val="clear" w:color="auto" w:fill="F2F2F2"/>
-            <w:vAlign w:val="center"/>
-          </w:tcPr>
-          <w:p>
-            <w:pPr>
-              <w:rPr>
-                <w:sz w:val="18"/>
-                <w:szCs w:val="24"/>
-              </w:rPr>
-            </w:pPr>
-            <w:r>
-              <w:rPr>
-                <w:rFonts w:ascii="Calibri" w:hAnsi="Calibri"/>
-                <w:color w:val="000000"/>
-                <w:sz w:val="18"/>
-                <w:szCs w:val="24"/>
-              </w:rPr>
-              <w:lastRenderedPageBreak/>
-              <w:t xml:space="preserve">HTTP 400/403/500 </w:t>
-            </w:r>
-            <w:proofErr w:type="spellStart"/>
-            <w:r>
-              <w:rPr>
-                <w:rFonts w:ascii="Calibri" w:hAnsi="Calibri"/>
-                <w:color w:val="000000"/>
-                <w:sz w:val="18"/>
-                <w:szCs w:val="24"/>
-              </w:rPr>
-              <w:t>segun</w:t>
-            </w:r>
-            <w:proofErr w:type="spellEnd"/>
-            <w:r>
-              <w:rPr>
-                <w:rFonts w:ascii="Calibri" w:hAnsi="Calibri"/>
-                <w:color w:val="000000"/>
-                <w:sz w:val="18"/>
-                <w:szCs w:val="24"/>
-              </w:rPr>
-              <w:t xml:space="preserve"> </w:t>
-            </w:r>
-            <w:r>
-              <w:rPr>
-                <w:rFonts w:ascii="Calibri" w:hAnsi="Calibri"/>
-                <w:color w:val="000000"/>
-                <w:sz w:val="18"/>
-                <w:szCs w:val="24"/>
-              </w:rPr>
-              <w:lastRenderedPageBreak/>
-              <w:t>middleware alcanzado.</w:t>
-            </w:r>
-          </w:p>
-        </w:tc>
-        <w:tc>
-          <w:tcPr>
-            <w:tcW w:w="616" w:type="dxa"/>
+                <w:sz w:val="14"/>
+                <w:szCs w:val="14"/>
+              </w:rPr>
+              <w:t>= 200 ni 201 (avance rechazado).</w:t>
+            </w:r>
+          </w:p>
+        </w:tc>
+        <w:tc>
+          <w:tcPr>
+            <w:tcW w:w="944" w:type="dxa"/>
             <w:shd w:val="clear" w:color="auto" w:fill="E2EFDA"/>
             <w:vAlign w:val="center"/>
           </w:tcPr>
           <w:p>
             <w:pPr>
+              <w:rPr>
+                <w:sz w:val="14"/>
+                <w:szCs w:val="14"/>
+              </w:rPr>
+            </w:pPr>
+            <w:r>
+              <w:rPr>
+                <w:rFonts w:ascii="Calibri" w:hAnsi="Calibri"/>
+                <w:color w:val="000000"/>
+                <w:sz w:val="14"/>
+                <w:szCs w:val="14"/>
+              </w:rPr>
+              <w:t>HTTP 400/403/500 según middleware alcanzado.</w:t>
+            </w:r>
+          </w:p>
+        </w:tc>
+        <w:tc>
+          <w:tcPr>
+            <w:tcW w:w="708" w:type="dxa"/>
+            <w:shd w:val="clear" w:color="auto" w:fill="E2EFDA"/>
+            <w:vAlign w:val="center"/>
+          </w:tcPr>
+          <w:p>
+            <w:pPr>
               <w:jc w:val="center"/>
               <w:rPr>
-                <w:sz w:val="18"/>
-                <w:szCs w:val="24"/>
-              </w:rPr>
-            </w:pPr>
-            <w:r>
-              <w:rPr>
-                <w:rFonts w:ascii="Calibri" w:hAnsi="Calibri"/>
-                <w:color w:val="000000"/>
-                <w:sz w:val="18"/>
-                <w:szCs w:val="24"/>
-              </w:rPr>
-              <w:lastRenderedPageBreak/>
+                <w:sz w:val="14"/>
+                <w:szCs w:val="14"/>
+              </w:rPr>
+            </w:pPr>
+            <w:r>
+              <w:rPr>
+                <w:rFonts w:ascii="Calibri" w:hAnsi="Calibri"/>
+                <w:color w:val="000000"/>
+                <w:sz w:val="14"/>
+                <w:szCs w:val="14"/>
+              </w:rPr>
               <w:t>PASS</w:t>
             </w:r>
           </w:p>
         </w:tc>
         <w:tc>
           <w:tcPr>
-            <w:tcW w:w="1708" w:type="dxa"/>
-            <w:shd w:val="clear" w:color="auto" w:fill="F2F2F2"/>
-            <w:vAlign w:val="center"/>
-          </w:tcPr>
-          <w:p>
-            <w:pPr>
-              <w:rPr>
-                <w:sz w:val="18"/>
-                <w:szCs w:val="24"/>
-              </w:rPr>
-            </w:pPr>
-            <w:r>
-              <w:rPr>
-                <w:rFonts w:ascii="Calibri" w:hAnsi="Calibri"/>
-                <w:color w:val="000000"/>
-                <w:sz w:val="18"/>
-                <w:szCs w:val="24"/>
+            <w:tcW w:w="993" w:type="dxa"/>
+            <w:shd w:val="clear" w:color="auto" w:fill="E2EFDA"/>
+            <w:vAlign w:val="center"/>
+          </w:tcPr>
+          <w:p>
+            <w:pPr>
+              <w:rPr>
+                <w:sz w:val="14"/>
+                <w:szCs w:val="14"/>
+              </w:rPr>
+            </w:pPr>
+            <w:r>
+              <w:rPr>
+                <w:rFonts w:ascii="Calibri" w:hAnsi="Calibri"/>
+                <w:color w:val="000000"/>
+                <w:sz w:val="14"/>
+                <w:szCs w:val="14"/>
               </w:rPr>
               <w:t>proyectos_avances.test.js – Test 11</w:t>
             </w:r>
@@ -5492,16 +6228,16 @@
             <w:pPr>
               <w:jc w:val="center"/>
               <w:rPr>
-                <w:sz w:val="18"/>
-                <w:szCs w:val="24"/>
-              </w:rPr>
-            </w:pPr>
-            <w:r>
-              <w:rPr>
-                <w:rFonts w:ascii="Calibri" w:hAnsi="Calibri"/>
-                <w:color w:val="000000"/>
-                <w:sz w:val="18"/>
-                <w:szCs w:val="24"/>
+                <w:sz w:val="14"/>
+                <w:szCs w:val="14"/>
+              </w:rPr>
+            </w:pPr>
+            <w:r>
+              <w:rPr>
+                <w:rFonts w:ascii="Calibri" w:hAnsi="Calibri"/>
+                <w:color w:val="000000"/>
+                <w:sz w:val="14"/>
+                <w:szCs w:val="14"/>
               </w:rPr>
               <w:t>CP-027</w:t>
             </w:r>
@@ -5509,99 +6245,214 @@
         </w:tc>
         <w:tc>
           <w:tcPr>
-            <w:tcW w:w="487" w:type="dxa"/>
+            <w:tcW w:w="850" w:type="dxa"/>
             <w:shd w:val="clear" w:color="auto" w:fill="FFFFFF"/>
             <w:vAlign w:val="center"/>
           </w:tcPr>
           <w:p>
             <w:pPr>
+              <w:rPr>
+                <w:sz w:val="14"/>
+                <w:szCs w:val="14"/>
+              </w:rPr>
+            </w:pPr>
+            <w:r>
+              <w:rPr>
+                <w:rFonts w:ascii="Calibri" w:hAnsi="Calibri"/>
+                <w:color w:val="000000"/>
+                <w:sz w:val="14"/>
+                <w:szCs w:val="14"/>
+              </w:rPr>
+              <w:t>Avances</w:t>
+            </w:r>
+          </w:p>
+        </w:tc>
+        <w:tc>
+          <w:tcPr>
+            <w:tcW w:w="992" w:type="dxa"/>
+            <w:shd w:val="clear" w:color="auto" w:fill="FFFFFF"/>
+            <w:vAlign w:val="center"/>
+          </w:tcPr>
+          <w:p>
+            <w:pPr>
+              <w:rPr>
+                <w:sz w:val="14"/>
+                <w:szCs w:val="14"/>
+              </w:rPr>
+            </w:pPr>
+            <w:r>
+              <w:rPr>
+                <w:rFonts w:ascii="Calibri" w:hAnsi="Calibri"/>
+                <w:color w:val="000000"/>
+                <w:sz w:val="14"/>
+                <w:szCs w:val="14"/>
+              </w:rPr>
+              <w:t>POST /avances con Admin sin evidencia: evidencia obligatoria para todos</w:t>
+            </w:r>
+          </w:p>
+        </w:tc>
+        <w:tc>
+          <w:tcPr>
+            <w:tcW w:w="1134" w:type="dxa"/>
+            <w:shd w:val="clear" w:color="auto" w:fill="FFFFFF"/>
+            <w:vAlign w:val="center"/>
+          </w:tcPr>
+          <w:p>
+            <w:pPr>
               <w:jc w:val="center"/>
               <w:rPr>
-                <w:sz w:val="18"/>
-                <w:szCs w:val="24"/>
-              </w:rPr>
-            </w:pPr>
-            <w:r>
-              <w:rPr>
-                <w:rFonts w:ascii="Calibri" w:hAnsi="Calibri"/>
-                <w:color w:val="000000"/>
-                <w:sz w:val="18"/>
-                <w:szCs w:val="24"/>
-              </w:rPr>
-              <w:t>Grupo 2</w:t>
-            </w:r>
-          </w:p>
-        </w:tc>
-        <w:tc>
-          <w:tcPr>
-            <w:tcW w:w="1252" w:type="dxa"/>
+                <w:sz w:val="14"/>
+                <w:szCs w:val="14"/>
+              </w:rPr>
+            </w:pPr>
+            <w:r>
+              <w:rPr>
+                <w:rFonts w:ascii="Calibri" w:hAnsi="Calibri"/>
+                <w:color w:val="000000"/>
+                <w:sz w:val="14"/>
+                <w:szCs w:val="14"/>
+              </w:rPr>
+              <w:t>Automatizada</w:t>
+            </w:r>
+          </w:p>
+        </w:tc>
+        <w:tc>
+          <w:tcPr>
+            <w:tcW w:w="1276" w:type="dxa"/>
             <w:shd w:val="clear" w:color="auto" w:fill="FFFFFF"/>
             <w:vAlign w:val="center"/>
           </w:tcPr>
           <w:p>
             <w:pPr>
               <w:rPr>
-                <w:sz w:val="18"/>
-                <w:szCs w:val="24"/>
-              </w:rPr>
-            </w:pPr>
-            <w:r>
-              <w:rPr>
-                <w:rFonts w:ascii="Calibri" w:hAnsi="Calibri"/>
-                <w:color w:val="000000"/>
-                <w:sz w:val="18"/>
-                <w:szCs w:val="24"/>
-              </w:rPr>
-              <w:t>Avances</w:t>
-            </w:r>
-          </w:p>
-        </w:tc>
-        <w:tc>
-          <w:tcPr>
-            <w:tcW w:w="1784" w:type="dxa"/>
+                <w:rFonts w:ascii="Calibri" w:hAnsi="Calibri"/>
+                <w:color w:val="000000"/>
+                <w:sz w:val="14"/>
+                <w:szCs w:val="14"/>
+              </w:rPr>
+            </w:pPr>
+            <w:r>
+              <w:rPr>
+                <w:sz w:val="14"/>
+                <w:szCs w:val="14"/>
+              </w:rPr>
+              <w:t>Servidor levantado. Token JWT válido con rol Administrador del Sistema. Proyecto y rubro de prueba definidos. No se adjunta evidencia fotográfica.</w:t>
+            </w:r>
+          </w:p>
+        </w:tc>
+        <w:tc>
+          <w:tcPr>
+            <w:tcW w:w="1765" w:type="dxa"/>
             <w:shd w:val="clear" w:color="auto" w:fill="FFFFFF"/>
             <w:vAlign w:val="center"/>
           </w:tcPr>
           <w:p>
             <w:pPr>
               <w:rPr>
-                <w:sz w:val="18"/>
-                <w:szCs w:val="24"/>
-              </w:rPr>
-            </w:pPr>
-            <w:r>
-              <w:rPr>
-                <w:rFonts w:ascii="Calibri" w:hAnsi="Calibri"/>
-                <w:color w:val="000000"/>
-                <w:sz w:val="18"/>
-                <w:szCs w:val="24"/>
-              </w:rPr>
-              <w:t>POST /avances con Admin sin evidencia: evidencia obligatoria para todos</w:t>
-            </w:r>
-          </w:p>
-        </w:tc>
-        <w:tc>
-          <w:tcPr>
-            <w:tcW w:w="1027" w:type="dxa"/>
-            <w:shd w:val="clear" w:color="auto" w:fill="FFFFFF"/>
-            <w:vAlign w:val="center"/>
-          </w:tcPr>
-          <w:p>
-            <w:pPr>
-              <w:jc w:val="center"/>
-              <w:rPr>
-                <w:sz w:val="18"/>
-                <w:szCs w:val="24"/>
-              </w:rPr>
-            </w:pPr>
-            <w:r>
-              <w:rPr>
-                <w:rFonts w:ascii="Calibri" w:hAnsi="Calibri"/>
-                <w:color w:val="000000"/>
-                <w:sz w:val="18"/>
-                <w:szCs w:val="24"/>
-              </w:rPr>
-              <w:t>Automatizada</w:t>
+                <w:sz w:val="14"/>
+                <w:szCs w:val="14"/>
+              </w:rPr>
+            </w:pPr>
+            <w:r>
+              <w:rPr>
+                <w:sz w:val="14"/>
+                <w:szCs w:val="14"/>
+              </w:rPr>
+              <w:t>1. Generar token Admin válido.</w:t>
+            </w:r>
+          </w:p>
+          <w:p>
+            <w:pPr>
+              <w:rPr>
+                <w:sz w:val="14"/>
+                <w:szCs w:val="14"/>
+              </w:rPr>
+            </w:pPr>
+            <w:r>
+              <w:rPr>
+                <w:sz w:val="14"/>
+                <w:szCs w:val="14"/>
+              </w:rPr>
+              <w:t>2. Ejecutar POST /api/v1/avances.</w:t>
+            </w:r>
+          </w:p>
+          <w:p>
+            <w:pPr>
+              <w:rPr>
+                <w:sz w:val="14"/>
+                <w:szCs w:val="14"/>
+              </w:rPr>
+            </w:pPr>
+            <w:r>
+              <w:rPr>
+                <w:sz w:val="14"/>
+                <w:szCs w:val="14"/>
+              </w:rPr>
+              <w:t xml:space="preserve">3. Enviar </w:t>
+            </w:r>
+            <w:proofErr w:type="spellStart"/>
+            <w:r>
+              <w:rPr>
+                <w:sz w:val="14"/>
+                <w:szCs w:val="14"/>
+              </w:rPr>
+              <w:t>idProyecto</w:t>
+            </w:r>
+            <w:proofErr w:type="spellEnd"/>
+            <w:r>
+              <w:rPr>
+                <w:sz w:val="14"/>
+                <w:szCs w:val="14"/>
+              </w:rPr>
+              <w:t xml:space="preserve">, idRubro y </w:t>
+            </w:r>
+            <w:proofErr w:type="spellStart"/>
+            <w:r>
+              <w:rPr>
+                <w:sz w:val="14"/>
+                <w:szCs w:val="14"/>
+              </w:rPr>
+              <w:t>cantidadEjecutada</w:t>
+            </w:r>
+            <w:proofErr w:type="spellEnd"/>
+            <w:r>
+              <w:rPr>
+                <w:sz w:val="14"/>
+                <w:szCs w:val="14"/>
+              </w:rPr>
+              <w:t>.</w:t>
+            </w:r>
+          </w:p>
+          <w:p>
+            <w:pPr>
+              <w:rPr>
+                <w:sz w:val="14"/>
+                <w:szCs w:val="14"/>
+              </w:rPr>
+            </w:pPr>
+            <w:r>
+              <w:rPr>
+                <w:sz w:val="14"/>
+                <w:szCs w:val="14"/>
+              </w:rPr>
+              <w:t>4. No adjuntar archivo de evidencia.</w:t>
+            </w:r>
+          </w:p>
+          <w:p>
+            <w:pPr>
+              <w:rPr>
+                <w:rFonts w:ascii="Calibri" w:hAnsi="Calibri"/>
+                <w:color w:val="000000"/>
+                <w:sz w:val="14"/>
+                <w:szCs w:val="14"/>
+              </w:rPr>
+            </w:pPr>
+            <w:r>
+              <w:rPr>
+                <w:sz w:val="14"/>
+                <w:szCs w:val="14"/>
+              </w:rPr>
+              <w:t>5. Verificar rechazo del registro.</w:t>
             </w:r>
           </w:p>
         </w:tc>
@@ -5614,8 +6465,8 @@
           <w:p>
             <w:pPr>
               <w:rPr>
-                <w:sz w:val="18"/>
-                <w:szCs w:val="24"/>
+                <w:sz w:val="14"/>
+                <w:szCs w:val="14"/>
               </w:rPr>
             </w:pPr>
             <w:proofErr w:type="gramStart"/>
@@ -5623,8 +6474,8 @@
               <w:rPr>
                 <w:rFonts w:ascii="Calibri" w:hAnsi="Calibri"/>
                 <w:color w:val="000000"/>
-                <w:sz w:val="18"/>
-                <w:szCs w:val="24"/>
+                <w:sz w:val="14"/>
+                <w:szCs w:val="14"/>
               </w:rPr>
               <w:t>HTTP !</w:t>
             </w:r>
@@ -5633,8 +6484,8 @@
               <w:rPr>
                 <w:rFonts w:ascii="Calibri" w:hAnsi="Calibri"/>
                 <w:color w:val="000000"/>
-                <w:sz w:val="18"/>
-                <w:szCs w:val="24"/>
+                <w:sz w:val="14"/>
+                <w:szCs w:val="14"/>
               </w:rPr>
               <w:t>= 200 ni 201.</w:t>
             </w:r>
@@ -5642,23 +6493,23 @@
         </w:tc>
         <w:tc>
           <w:tcPr>
-            <w:tcW w:w="1520" w:type="dxa"/>
-            <w:shd w:val="clear" w:color="auto" w:fill="FFFFFF"/>
-            <w:vAlign w:val="center"/>
-          </w:tcPr>
-          <w:p>
-            <w:pPr>
-              <w:rPr>
-                <w:sz w:val="18"/>
-                <w:szCs w:val="24"/>
-              </w:rPr>
-            </w:pPr>
-            <w:r>
-              <w:rPr>
-                <w:rFonts w:ascii="Calibri" w:hAnsi="Calibri"/>
-                <w:color w:val="000000"/>
-                <w:sz w:val="18"/>
-                <w:szCs w:val="24"/>
+            <w:tcW w:w="944" w:type="dxa"/>
+            <w:shd w:val="clear" w:color="auto" w:fill="E2EFDA"/>
+            <w:vAlign w:val="center"/>
+          </w:tcPr>
+          <w:p>
+            <w:pPr>
+              <w:rPr>
+                <w:sz w:val="14"/>
+                <w:szCs w:val="14"/>
+              </w:rPr>
+            </w:pPr>
+            <w:r>
+              <w:rPr>
+                <w:rFonts w:ascii="Calibri" w:hAnsi="Calibri"/>
+                <w:color w:val="000000"/>
+                <w:sz w:val="14"/>
+                <w:szCs w:val="14"/>
               </w:rPr>
               <w:t>HTTP 400/403/500.</w:t>
             </w:r>
@@ -5666,7 +6517,7 @@
         </w:tc>
         <w:tc>
           <w:tcPr>
-            <w:tcW w:w="616" w:type="dxa"/>
+            <w:tcW w:w="708" w:type="dxa"/>
             <w:shd w:val="clear" w:color="auto" w:fill="E2EFDA"/>
             <w:vAlign w:val="center"/>
           </w:tcPr>
@@ -5674,16 +6525,16 @@
             <w:pPr>
               <w:jc w:val="center"/>
               <w:rPr>
-                <w:sz w:val="18"/>
-                <w:szCs w:val="24"/>
-              </w:rPr>
-            </w:pPr>
-            <w:r>
-              <w:rPr>
-                <w:rFonts w:ascii="Calibri" w:hAnsi="Calibri"/>
-                <w:color w:val="000000"/>
-                <w:sz w:val="18"/>
-                <w:szCs w:val="24"/>
+                <w:sz w:val="14"/>
+                <w:szCs w:val="14"/>
+              </w:rPr>
+            </w:pPr>
+            <w:r>
+              <w:rPr>
+                <w:rFonts w:ascii="Calibri" w:hAnsi="Calibri"/>
+                <w:color w:val="000000"/>
+                <w:sz w:val="14"/>
+                <w:szCs w:val="14"/>
               </w:rPr>
               <w:t>PASS</w:t>
             </w:r>
@@ -5691,23 +6542,23 @@
         </w:tc>
         <w:tc>
           <w:tcPr>
-            <w:tcW w:w="1708" w:type="dxa"/>
-            <w:shd w:val="clear" w:color="auto" w:fill="FFFFFF"/>
-            <w:vAlign w:val="center"/>
-          </w:tcPr>
-          <w:p>
-            <w:pPr>
-              <w:rPr>
-                <w:sz w:val="18"/>
-                <w:szCs w:val="24"/>
-              </w:rPr>
-            </w:pPr>
-            <w:r>
-              <w:rPr>
-                <w:rFonts w:ascii="Calibri" w:hAnsi="Calibri"/>
-                <w:color w:val="000000"/>
-                <w:sz w:val="18"/>
-                <w:szCs w:val="24"/>
+            <w:tcW w:w="993" w:type="dxa"/>
+            <w:shd w:val="clear" w:color="auto" w:fill="E2EFDA"/>
+            <w:vAlign w:val="center"/>
+          </w:tcPr>
+          <w:p>
+            <w:pPr>
+              <w:rPr>
+                <w:sz w:val="14"/>
+                <w:szCs w:val="14"/>
+              </w:rPr>
+            </w:pPr>
+            <w:r>
+              <w:rPr>
+                <w:rFonts w:ascii="Calibri" w:hAnsi="Calibri"/>
+                <w:color w:val="000000"/>
+                <w:sz w:val="14"/>
+                <w:szCs w:val="14"/>
               </w:rPr>
               <w:t>proyectos_avances.test.js – Test 12</w:t>
             </w:r>
@@ -5728,16 +6579,16 @@
             <w:pPr>
               <w:jc w:val="center"/>
               <w:rPr>
-                <w:sz w:val="18"/>
-                <w:szCs w:val="24"/>
-              </w:rPr>
-            </w:pPr>
-            <w:r>
-              <w:rPr>
-                <w:rFonts w:ascii="Calibri" w:hAnsi="Calibri"/>
-                <w:color w:val="000000"/>
-                <w:sz w:val="18"/>
-                <w:szCs w:val="24"/>
+                <w:sz w:val="14"/>
+                <w:szCs w:val="14"/>
+              </w:rPr>
+            </w:pPr>
+            <w:r>
+              <w:rPr>
+                <w:rFonts w:ascii="Calibri" w:hAnsi="Calibri"/>
+                <w:color w:val="000000"/>
+                <w:sz w:val="14"/>
+                <w:szCs w:val="14"/>
               </w:rPr>
               <w:t>CP-028</w:t>
             </w:r>
@@ -5745,99 +6596,152 @@
         </w:tc>
         <w:tc>
           <w:tcPr>
-            <w:tcW w:w="487" w:type="dxa"/>
+            <w:tcW w:w="850" w:type="dxa"/>
             <w:shd w:val="clear" w:color="auto" w:fill="F2F2F2"/>
             <w:vAlign w:val="center"/>
           </w:tcPr>
           <w:p>
             <w:pPr>
+              <w:rPr>
+                <w:sz w:val="14"/>
+                <w:szCs w:val="14"/>
+              </w:rPr>
+            </w:pPr>
+            <w:r>
+              <w:rPr>
+                <w:rFonts w:ascii="Calibri" w:hAnsi="Calibri"/>
+                <w:color w:val="000000"/>
+                <w:sz w:val="14"/>
+                <w:szCs w:val="14"/>
+              </w:rPr>
+              <w:t>Avances</w:t>
+            </w:r>
+          </w:p>
+        </w:tc>
+        <w:tc>
+          <w:tcPr>
+            <w:tcW w:w="992" w:type="dxa"/>
+            <w:shd w:val="clear" w:color="auto" w:fill="F2F2F2"/>
+            <w:vAlign w:val="center"/>
+          </w:tcPr>
+          <w:p>
+            <w:pPr>
+              <w:rPr>
+                <w:sz w:val="14"/>
+                <w:szCs w:val="14"/>
+              </w:rPr>
+            </w:pPr>
+            <w:r>
+              <w:rPr>
+                <w:rFonts w:ascii="Calibri" w:hAnsi="Calibri"/>
+                <w:color w:val="000000"/>
+                <w:sz w:val="14"/>
+                <w:szCs w:val="14"/>
+              </w:rPr>
+              <w:t>GET /avances/rubro/:idRubro sin token: ruta protegida</w:t>
+            </w:r>
+          </w:p>
+        </w:tc>
+        <w:tc>
+          <w:tcPr>
+            <w:tcW w:w="1134" w:type="dxa"/>
+            <w:shd w:val="clear" w:color="auto" w:fill="F2F2F2"/>
+            <w:vAlign w:val="center"/>
+          </w:tcPr>
+          <w:p>
+            <w:pPr>
               <w:jc w:val="center"/>
               <w:rPr>
-                <w:sz w:val="18"/>
-                <w:szCs w:val="24"/>
-              </w:rPr>
-            </w:pPr>
-            <w:r>
-              <w:rPr>
-                <w:rFonts w:ascii="Calibri" w:hAnsi="Calibri"/>
-                <w:color w:val="000000"/>
-                <w:sz w:val="18"/>
-                <w:szCs w:val="24"/>
-              </w:rPr>
-              <w:t>Grupo 2</w:t>
-            </w:r>
-          </w:p>
-        </w:tc>
-        <w:tc>
-          <w:tcPr>
-            <w:tcW w:w="1252" w:type="dxa"/>
+                <w:sz w:val="14"/>
+                <w:szCs w:val="14"/>
+              </w:rPr>
+            </w:pPr>
+            <w:r>
+              <w:rPr>
+                <w:rFonts w:ascii="Calibri" w:hAnsi="Calibri"/>
+                <w:color w:val="000000"/>
+                <w:sz w:val="14"/>
+                <w:szCs w:val="14"/>
+              </w:rPr>
+              <w:t>Automatizada</w:t>
+            </w:r>
+          </w:p>
+        </w:tc>
+        <w:tc>
+          <w:tcPr>
+            <w:tcW w:w="1276" w:type="dxa"/>
             <w:shd w:val="clear" w:color="auto" w:fill="F2F2F2"/>
             <w:vAlign w:val="center"/>
           </w:tcPr>
           <w:p>
             <w:pPr>
               <w:rPr>
-                <w:sz w:val="18"/>
-                <w:szCs w:val="24"/>
-              </w:rPr>
-            </w:pPr>
-            <w:r>
-              <w:rPr>
-                <w:rFonts w:ascii="Calibri" w:hAnsi="Calibri"/>
-                <w:color w:val="000000"/>
-                <w:sz w:val="18"/>
-                <w:szCs w:val="24"/>
-              </w:rPr>
-              <w:t>Avances</w:t>
-            </w:r>
-          </w:p>
-        </w:tc>
-        <w:tc>
-          <w:tcPr>
-            <w:tcW w:w="1784" w:type="dxa"/>
+                <w:rFonts w:ascii="Calibri" w:hAnsi="Calibri"/>
+                <w:color w:val="000000"/>
+                <w:sz w:val="14"/>
+                <w:szCs w:val="14"/>
+              </w:rPr>
+            </w:pPr>
+            <w:r>
+              <w:rPr>
+                <w:sz w:val="14"/>
+                <w:szCs w:val="14"/>
+              </w:rPr>
+              <w:t>Servidor levantado. UUID de rubro de prueba definido. Sin cabecera Authorization.</w:t>
+            </w:r>
+          </w:p>
+        </w:tc>
+        <w:tc>
+          <w:tcPr>
+            <w:tcW w:w="1765" w:type="dxa"/>
             <w:shd w:val="clear" w:color="auto" w:fill="F2F2F2"/>
             <w:vAlign w:val="center"/>
           </w:tcPr>
           <w:p>
             <w:pPr>
               <w:rPr>
-                <w:sz w:val="18"/>
-                <w:szCs w:val="24"/>
-              </w:rPr>
-            </w:pPr>
-            <w:r>
-              <w:rPr>
-                <w:rFonts w:ascii="Calibri" w:hAnsi="Calibri"/>
-                <w:color w:val="000000"/>
-                <w:sz w:val="18"/>
-                <w:szCs w:val="24"/>
-              </w:rPr>
-              <w:t>GET /avances/rubro/:idRubro sin token: ruta protegida</w:t>
-            </w:r>
-          </w:p>
-        </w:tc>
-        <w:tc>
-          <w:tcPr>
-            <w:tcW w:w="1027" w:type="dxa"/>
-            <w:shd w:val="clear" w:color="auto" w:fill="F2F2F2"/>
-            <w:vAlign w:val="center"/>
-          </w:tcPr>
-          <w:p>
-            <w:pPr>
-              <w:jc w:val="center"/>
-              <w:rPr>
-                <w:sz w:val="18"/>
-                <w:szCs w:val="24"/>
-              </w:rPr>
-            </w:pPr>
-            <w:r>
-              <w:rPr>
-                <w:rFonts w:ascii="Calibri" w:hAnsi="Calibri"/>
-                <w:color w:val="000000"/>
-                <w:sz w:val="18"/>
-                <w:szCs w:val="24"/>
-              </w:rPr>
-              <w:t>Automatizada</w:t>
+                <w:sz w:val="14"/>
+                <w:szCs w:val="14"/>
+              </w:rPr>
+            </w:pPr>
+            <w:r>
+              <w:rPr>
+                <w:sz w:val="14"/>
+                <w:szCs w:val="14"/>
+              </w:rPr>
+              <w:t>1. Ejecutar GET /api/v1/avances/rubro/&lt;idRubro&gt;.</w:t>
+            </w:r>
+          </w:p>
+          <w:p>
+            <w:pPr>
+              <w:rPr>
+                <w:sz w:val="14"/>
+                <w:szCs w:val="14"/>
+              </w:rPr>
+            </w:pPr>
+            <w:r>
+              <w:rPr>
+                <w:sz w:val="14"/>
+                <w:szCs w:val="14"/>
+              </w:rPr>
+              <w:t>2. No enviar token.</w:t>
+            </w:r>
+          </w:p>
+          <w:p>
+            <w:pPr>
+              <w:rPr>
+                <w:rFonts w:ascii="Calibri" w:hAnsi="Calibri"/>
+                <w:color w:val="000000"/>
+                <w:sz w:val="14"/>
+                <w:szCs w:val="14"/>
+              </w:rPr>
+            </w:pPr>
+            <w:r>
+              <w:rPr>
+                <w:sz w:val="14"/>
+                <w:szCs w:val="14"/>
+              </w:rPr>
+              <w:t>3. Verificar rechazo por autenticación.</w:t>
             </w:r>
           </w:p>
         </w:tc>
@@ -5850,16 +6754,16 @@
           <w:p>
             <w:pPr>
               <w:rPr>
-                <w:sz w:val="18"/>
-                <w:szCs w:val="24"/>
-              </w:rPr>
-            </w:pPr>
-            <w:r>
-              <w:rPr>
-                <w:rFonts w:ascii="Calibri" w:hAnsi="Calibri"/>
-                <w:color w:val="000000"/>
-                <w:sz w:val="18"/>
-                <w:szCs w:val="24"/>
+                <w:sz w:val="14"/>
+                <w:szCs w:val="14"/>
+              </w:rPr>
+            </w:pPr>
+            <w:r>
+              <w:rPr>
+                <w:rFonts w:ascii="Calibri" w:hAnsi="Calibri"/>
+                <w:color w:val="000000"/>
+                <w:sz w:val="14"/>
+                <w:szCs w:val="14"/>
               </w:rPr>
               <w:t>HTTP 401.</w:t>
             </w:r>
@@ -5867,23 +6771,23 @@
         </w:tc>
         <w:tc>
           <w:tcPr>
-            <w:tcW w:w="1520" w:type="dxa"/>
-            <w:shd w:val="clear" w:color="auto" w:fill="F2F2F2"/>
-            <w:vAlign w:val="center"/>
-          </w:tcPr>
-          <w:p>
-            <w:pPr>
-              <w:rPr>
-                <w:sz w:val="18"/>
-                <w:szCs w:val="24"/>
-              </w:rPr>
-            </w:pPr>
-            <w:r>
-              <w:rPr>
-                <w:rFonts w:ascii="Calibri" w:hAnsi="Calibri"/>
-                <w:color w:val="000000"/>
-                <w:sz w:val="18"/>
-                <w:szCs w:val="24"/>
+            <w:tcW w:w="944" w:type="dxa"/>
+            <w:shd w:val="clear" w:color="auto" w:fill="E2EFDA"/>
+            <w:vAlign w:val="center"/>
+          </w:tcPr>
+          <w:p>
+            <w:pPr>
+              <w:rPr>
+                <w:sz w:val="14"/>
+                <w:szCs w:val="14"/>
+              </w:rPr>
+            </w:pPr>
+            <w:r>
+              <w:rPr>
+                <w:rFonts w:ascii="Calibri" w:hAnsi="Calibri"/>
+                <w:color w:val="000000"/>
+                <w:sz w:val="14"/>
+                <w:szCs w:val="14"/>
               </w:rPr>
               <w:t>HTTP 401.</w:t>
             </w:r>
@@ -5891,7 +6795,7 @@
         </w:tc>
         <w:tc>
           <w:tcPr>
-            <w:tcW w:w="616" w:type="dxa"/>
+            <w:tcW w:w="708" w:type="dxa"/>
             <w:shd w:val="clear" w:color="auto" w:fill="E2EFDA"/>
             <w:vAlign w:val="center"/>
           </w:tcPr>
@@ -5899,16 +6803,16 @@
             <w:pPr>
               <w:jc w:val="center"/>
               <w:rPr>
-                <w:sz w:val="18"/>
-                <w:szCs w:val="24"/>
-              </w:rPr>
-            </w:pPr>
-            <w:r>
-              <w:rPr>
-                <w:rFonts w:ascii="Calibri" w:hAnsi="Calibri"/>
-                <w:color w:val="000000"/>
-                <w:sz w:val="18"/>
-                <w:szCs w:val="24"/>
+                <w:sz w:val="14"/>
+                <w:szCs w:val="14"/>
+              </w:rPr>
+            </w:pPr>
+            <w:r>
+              <w:rPr>
+                <w:rFonts w:ascii="Calibri" w:hAnsi="Calibri"/>
+                <w:color w:val="000000"/>
+                <w:sz w:val="14"/>
+                <w:szCs w:val="14"/>
               </w:rPr>
               <w:t>PASS</w:t>
             </w:r>
@@ -5916,23 +6820,23 @@
         </w:tc>
         <w:tc>
           <w:tcPr>
-            <w:tcW w:w="1708" w:type="dxa"/>
-            <w:shd w:val="clear" w:color="auto" w:fill="F2F2F2"/>
-            <w:vAlign w:val="center"/>
-          </w:tcPr>
-          <w:p>
-            <w:pPr>
-              <w:rPr>
-                <w:sz w:val="18"/>
-                <w:szCs w:val="24"/>
-              </w:rPr>
-            </w:pPr>
-            <w:r>
-              <w:rPr>
-                <w:rFonts w:ascii="Calibri" w:hAnsi="Calibri"/>
-                <w:color w:val="000000"/>
-                <w:sz w:val="18"/>
-                <w:szCs w:val="24"/>
+            <w:tcW w:w="993" w:type="dxa"/>
+            <w:shd w:val="clear" w:color="auto" w:fill="E2EFDA"/>
+            <w:vAlign w:val="center"/>
+          </w:tcPr>
+          <w:p>
+            <w:pPr>
+              <w:rPr>
+                <w:sz w:val="14"/>
+                <w:szCs w:val="14"/>
+              </w:rPr>
+            </w:pPr>
+            <w:r>
+              <w:rPr>
+                <w:rFonts w:ascii="Calibri" w:hAnsi="Calibri"/>
+                <w:color w:val="000000"/>
+                <w:sz w:val="14"/>
+                <w:szCs w:val="14"/>
               </w:rPr>
               <w:t>proyectos_avances.test.js – Test 13</w:t>
             </w:r>
@@ -5953,16 +6857,16 @@
             <w:pPr>
               <w:jc w:val="center"/>
               <w:rPr>
-                <w:sz w:val="18"/>
-                <w:szCs w:val="24"/>
-              </w:rPr>
-            </w:pPr>
-            <w:r>
-              <w:rPr>
-                <w:rFonts w:ascii="Calibri" w:hAnsi="Calibri"/>
-                <w:color w:val="000000"/>
-                <w:sz w:val="18"/>
-                <w:szCs w:val="24"/>
+                <w:sz w:val="14"/>
+                <w:szCs w:val="14"/>
+              </w:rPr>
+            </w:pPr>
+            <w:r>
+              <w:rPr>
+                <w:rFonts w:ascii="Calibri" w:hAnsi="Calibri"/>
+                <w:color w:val="000000"/>
+                <w:sz w:val="14"/>
+                <w:szCs w:val="14"/>
               </w:rPr>
               <w:t>CP-029</w:t>
             </w:r>
@@ -5970,99 +6874,167 @@
         </w:tc>
         <w:tc>
           <w:tcPr>
-            <w:tcW w:w="487" w:type="dxa"/>
+            <w:tcW w:w="850" w:type="dxa"/>
             <w:shd w:val="clear" w:color="auto" w:fill="FFFFFF"/>
             <w:vAlign w:val="center"/>
           </w:tcPr>
           <w:p>
             <w:pPr>
+              <w:rPr>
+                <w:sz w:val="14"/>
+                <w:szCs w:val="14"/>
+              </w:rPr>
+            </w:pPr>
+            <w:r>
+              <w:rPr>
+                <w:rFonts w:ascii="Calibri" w:hAnsi="Calibri"/>
+                <w:color w:val="000000"/>
+                <w:sz w:val="14"/>
+                <w:szCs w:val="14"/>
+              </w:rPr>
+              <w:t>Avances</w:t>
+            </w:r>
+          </w:p>
+        </w:tc>
+        <w:tc>
+          <w:tcPr>
+            <w:tcW w:w="992" w:type="dxa"/>
+            <w:shd w:val="clear" w:color="auto" w:fill="FFFFFF"/>
+            <w:vAlign w:val="center"/>
+          </w:tcPr>
+          <w:p>
+            <w:pPr>
+              <w:rPr>
+                <w:sz w:val="14"/>
+                <w:szCs w:val="14"/>
+              </w:rPr>
+            </w:pPr>
+            <w:r>
+              <w:rPr>
+                <w:rFonts w:ascii="Calibri" w:hAnsi="Calibri"/>
+                <w:color w:val="000000"/>
+                <w:sz w:val="14"/>
+                <w:szCs w:val="14"/>
+              </w:rPr>
+              <w:t>GET /avances/rubro/:idRubro con Admin: pasa auth (200 o error DB)</w:t>
+            </w:r>
+          </w:p>
+        </w:tc>
+        <w:tc>
+          <w:tcPr>
+            <w:tcW w:w="1134" w:type="dxa"/>
+            <w:shd w:val="clear" w:color="auto" w:fill="FFFFFF"/>
+            <w:vAlign w:val="center"/>
+          </w:tcPr>
+          <w:p>
+            <w:pPr>
               <w:jc w:val="center"/>
               <w:rPr>
-                <w:sz w:val="18"/>
-                <w:szCs w:val="24"/>
-              </w:rPr>
-            </w:pPr>
-            <w:r>
-              <w:rPr>
-                <w:rFonts w:ascii="Calibri" w:hAnsi="Calibri"/>
-                <w:color w:val="000000"/>
-                <w:sz w:val="18"/>
-                <w:szCs w:val="24"/>
-              </w:rPr>
-              <w:t>Grupo 2</w:t>
-            </w:r>
-          </w:p>
-        </w:tc>
-        <w:tc>
-          <w:tcPr>
-            <w:tcW w:w="1252" w:type="dxa"/>
+                <w:sz w:val="14"/>
+                <w:szCs w:val="14"/>
+              </w:rPr>
+            </w:pPr>
+            <w:r>
+              <w:rPr>
+                <w:rFonts w:ascii="Calibri" w:hAnsi="Calibri"/>
+                <w:color w:val="000000"/>
+                <w:sz w:val="14"/>
+                <w:szCs w:val="14"/>
+              </w:rPr>
+              <w:t>Automatizada</w:t>
+            </w:r>
+          </w:p>
+        </w:tc>
+        <w:tc>
+          <w:tcPr>
+            <w:tcW w:w="1276" w:type="dxa"/>
             <w:shd w:val="clear" w:color="auto" w:fill="FFFFFF"/>
             <w:vAlign w:val="center"/>
           </w:tcPr>
           <w:p>
             <w:pPr>
               <w:rPr>
-                <w:sz w:val="18"/>
-                <w:szCs w:val="24"/>
-              </w:rPr>
-            </w:pPr>
-            <w:r>
-              <w:rPr>
-                <w:rFonts w:ascii="Calibri" w:hAnsi="Calibri"/>
-                <w:color w:val="000000"/>
-                <w:sz w:val="18"/>
-                <w:szCs w:val="24"/>
-              </w:rPr>
-              <w:t>Avances</w:t>
-            </w:r>
-          </w:p>
-        </w:tc>
-        <w:tc>
-          <w:tcPr>
-            <w:tcW w:w="1784" w:type="dxa"/>
+                <w:rFonts w:ascii="Calibri" w:hAnsi="Calibri"/>
+                <w:color w:val="000000"/>
+                <w:sz w:val="14"/>
+                <w:szCs w:val="14"/>
+              </w:rPr>
+            </w:pPr>
+            <w:r>
+              <w:rPr>
+                <w:sz w:val="14"/>
+                <w:szCs w:val="14"/>
+              </w:rPr>
+              <w:t>Servidor levantado. Token JWT válido con rol Administrador del Sistema. UUID de rubro de prueba definido.</w:t>
+            </w:r>
+          </w:p>
+        </w:tc>
+        <w:tc>
+          <w:tcPr>
+            <w:tcW w:w="1765" w:type="dxa"/>
             <w:shd w:val="clear" w:color="auto" w:fill="FFFFFF"/>
             <w:vAlign w:val="center"/>
           </w:tcPr>
           <w:p>
             <w:pPr>
               <w:rPr>
-                <w:sz w:val="18"/>
-                <w:szCs w:val="24"/>
-              </w:rPr>
-            </w:pPr>
-            <w:r>
-              <w:rPr>
-                <w:rFonts w:ascii="Calibri" w:hAnsi="Calibri"/>
-                <w:color w:val="000000"/>
-                <w:sz w:val="18"/>
-                <w:szCs w:val="24"/>
-              </w:rPr>
-              <w:t>GET /avances/rubro/:idRubro con Admin: pasa auth (200 o error DB)</w:t>
-            </w:r>
-          </w:p>
-        </w:tc>
-        <w:tc>
-          <w:tcPr>
-            <w:tcW w:w="1027" w:type="dxa"/>
-            <w:shd w:val="clear" w:color="auto" w:fill="FFFFFF"/>
-            <w:vAlign w:val="center"/>
-          </w:tcPr>
-          <w:p>
-            <w:pPr>
-              <w:jc w:val="center"/>
-              <w:rPr>
-                <w:sz w:val="18"/>
-                <w:szCs w:val="24"/>
-              </w:rPr>
-            </w:pPr>
-            <w:r>
-              <w:rPr>
-                <w:rFonts w:ascii="Calibri" w:hAnsi="Calibri"/>
-                <w:color w:val="000000"/>
-                <w:sz w:val="18"/>
-                <w:szCs w:val="24"/>
-              </w:rPr>
-              <w:t>Automatizada</w:t>
+                <w:sz w:val="14"/>
+                <w:szCs w:val="14"/>
+              </w:rPr>
+            </w:pPr>
+            <w:r>
+              <w:rPr>
+                <w:sz w:val="14"/>
+                <w:szCs w:val="14"/>
+              </w:rPr>
+              <w:t>1. Generar token Admin válido.</w:t>
+            </w:r>
+          </w:p>
+          <w:p>
+            <w:pPr>
+              <w:rPr>
+                <w:sz w:val="14"/>
+                <w:szCs w:val="14"/>
+              </w:rPr>
+            </w:pPr>
+            <w:r>
+              <w:rPr>
+                <w:sz w:val="14"/>
+                <w:szCs w:val="14"/>
+              </w:rPr>
+              <w:t>2. Ejecutar GET /api/v1/avances/rubro/&lt;idRubro&gt;.</w:t>
+            </w:r>
+          </w:p>
+          <w:p>
+            <w:pPr>
+              <w:rPr>
+                <w:sz w:val="14"/>
+                <w:szCs w:val="14"/>
+              </w:rPr>
+            </w:pPr>
+            <w:r>
+              <w:rPr>
+                <w:sz w:val="14"/>
+                <w:szCs w:val="14"/>
+              </w:rPr>
+              <w:t>3. Enviar Authorization: Bearer &lt;token_admin&gt;.</w:t>
+            </w:r>
+          </w:p>
+          <w:p>
+            <w:pPr>
+              <w:rPr>
+                <w:rFonts w:ascii="Calibri" w:hAnsi="Calibri"/>
+                <w:color w:val="000000"/>
+                <w:sz w:val="14"/>
+                <w:szCs w:val="14"/>
+              </w:rPr>
+            </w:pPr>
+            <w:r>
+              <w:rPr>
+                <w:sz w:val="14"/>
+                <w:szCs w:val="14"/>
+              </w:rPr>
+              <w:t>4. Validar que no retorne 401 ni 403.</w:t>
             </w:r>
           </w:p>
         </w:tc>
@@ -6075,16 +7047,16 @@
           <w:p>
             <w:pPr>
               <w:rPr>
-                <w:sz w:val="18"/>
-                <w:szCs w:val="24"/>
-              </w:rPr>
-            </w:pPr>
-            <w:r>
-              <w:rPr>
-                <w:rFonts w:ascii="Calibri" w:hAnsi="Calibri"/>
-                <w:color w:val="000000"/>
-                <w:sz w:val="18"/>
-                <w:szCs w:val="24"/>
+                <w:sz w:val="14"/>
+                <w:szCs w:val="14"/>
+              </w:rPr>
+            </w:pPr>
+            <w:r>
+              <w:rPr>
+                <w:rFonts w:ascii="Calibri" w:hAnsi="Calibri"/>
+                <w:color w:val="000000"/>
+                <w:sz w:val="14"/>
+                <w:szCs w:val="14"/>
               </w:rPr>
               <w:t>HTTP 200 o 500 (no 401 ni 403).</w:t>
             </w:r>
@@ -6092,23 +7064,23 @@
         </w:tc>
         <w:tc>
           <w:tcPr>
-            <w:tcW w:w="1520" w:type="dxa"/>
-            <w:shd w:val="clear" w:color="auto" w:fill="FFFFFF"/>
-            <w:vAlign w:val="center"/>
-          </w:tcPr>
-          <w:p>
-            <w:pPr>
-              <w:rPr>
-                <w:sz w:val="18"/>
-                <w:szCs w:val="24"/>
-              </w:rPr>
-            </w:pPr>
-            <w:r>
-              <w:rPr>
-                <w:rFonts w:ascii="Calibri" w:hAnsi="Calibri"/>
-                <w:color w:val="000000"/>
-                <w:sz w:val="18"/>
-                <w:szCs w:val="24"/>
+            <w:tcW w:w="944" w:type="dxa"/>
+            <w:shd w:val="clear" w:color="auto" w:fill="E2EFDA"/>
+            <w:vAlign w:val="center"/>
+          </w:tcPr>
+          <w:p>
+            <w:pPr>
+              <w:rPr>
+                <w:sz w:val="14"/>
+                <w:szCs w:val="14"/>
+              </w:rPr>
+            </w:pPr>
+            <w:r>
+              <w:rPr>
+                <w:rFonts w:ascii="Calibri" w:hAnsi="Calibri"/>
+                <w:color w:val="000000"/>
+                <w:sz w:val="14"/>
+                <w:szCs w:val="14"/>
               </w:rPr>
               <w:t>HTTP 200 o 500.</w:t>
             </w:r>
@@ -6116,7 +7088,7 @@
         </w:tc>
         <w:tc>
           <w:tcPr>
-            <w:tcW w:w="616" w:type="dxa"/>
+            <w:tcW w:w="708" w:type="dxa"/>
             <w:shd w:val="clear" w:color="auto" w:fill="E2EFDA"/>
             <w:vAlign w:val="center"/>
           </w:tcPr>
@@ -6124,16 +7096,16 @@
             <w:pPr>
               <w:jc w:val="center"/>
               <w:rPr>
-                <w:sz w:val="18"/>
-                <w:szCs w:val="24"/>
-              </w:rPr>
-            </w:pPr>
-            <w:r>
-              <w:rPr>
-                <w:rFonts w:ascii="Calibri" w:hAnsi="Calibri"/>
-                <w:color w:val="000000"/>
-                <w:sz w:val="18"/>
-                <w:szCs w:val="24"/>
+                <w:sz w:val="14"/>
+                <w:szCs w:val="14"/>
+              </w:rPr>
+            </w:pPr>
+            <w:r>
+              <w:rPr>
+                <w:rFonts w:ascii="Calibri" w:hAnsi="Calibri"/>
+                <w:color w:val="000000"/>
+                <w:sz w:val="14"/>
+                <w:szCs w:val="14"/>
               </w:rPr>
               <w:t>PASS</w:t>
             </w:r>
@@ -6141,23 +7113,23 @@
         </w:tc>
         <w:tc>
           <w:tcPr>
-            <w:tcW w:w="1708" w:type="dxa"/>
-            <w:shd w:val="clear" w:color="auto" w:fill="FFFFFF"/>
-            <w:vAlign w:val="center"/>
-          </w:tcPr>
-          <w:p>
-            <w:pPr>
-              <w:rPr>
-                <w:sz w:val="18"/>
-                <w:szCs w:val="24"/>
-              </w:rPr>
-            </w:pPr>
-            <w:r>
-              <w:rPr>
-                <w:rFonts w:ascii="Calibri" w:hAnsi="Calibri"/>
-                <w:color w:val="000000"/>
-                <w:sz w:val="18"/>
-                <w:szCs w:val="24"/>
+            <w:tcW w:w="993" w:type="dxa"/>
+            <w:shd w:val="clear" w:color="auto" w:fill="E2EFDA"/>
+            <w:vAlign w:val="center"/>
+          </w:tcPr>
+          <w:p>
+            <w:pPr>
+              <w:rPr>
+                <w:sz w:val="14"/>
+                <w:szCs w:val="14"/>
+              </w:rPr>
+            </w:pPr>
+            <w:r>
+              <w:rPr>
+                <w:rFonts w:ascii="Calibri" w:hAnsi="Calibri"/>
+                <w:color w:val="000000"/>
+                <w:sz w:val="14"/>
+                <w:szCs w:val="14"/>
               </w:rPr>
               <w:t>proyectos_avances.test.js – Test 14</w:t>
             </w:r>
@@ -6178,16 +7150,16 @@
             <w:pPr>
               <w:jc w:val="center"/>
               <w:rPr>
-                <w:sz w:val="18"/>
-                <w:szCs w:val="24"/>
-              </w:rPr>
-            </w:pPr>
-            <w:r>
-              <w:rPr>
-                <w:rFonts w:ascii="Calibri" w:hAnsi="Calibri"/>
-                <w:color w:val="000000"/>
-                <w:sz w:val="18"/>
-                <w:szCs w:val="24"/>
+                <w:sz w:val="14"/>
+                <w:szCs w:val="14"/>
+              </w:rPr>
+            </w:pPr>
+            <w:r>
+              <w:rPr>
+                <w:rFonts w:ascii="Calibri" w:hAnsi="Calibri"/>
+                <w:color w:val="000000"/>
+                <w:sz w:val="14"/>
+                <w:szCs w:val="14"/>
               </w:rPr>
               <w:t>CP-030</w:t>
             </w:r>
@@ -6195,99 +7167,183 @@
         </w:tc>
         <w:tc>
           <w:tcPr>
-            <w:tcW w:w="487" w:type="dxa"/>
+            <w:tcW w:w="850" w:type="dxa"/>
             <w:shd w:val="clear" w:color="auto" w:fill="F2F2F2"/>
             <w:vAlign w:val="center"/>
           </w:tcPr>
           <w:p>
             <w:pPr>
+              <w:rPr>
+                <w:sz w:val="14"/>
+                <w:szCs w:val="14"/>
+              </w:rPr>
+            </w:pPr>
+            <w:r>
+              <w:rPr>
+                <w:rFonts w:ascii="Calibri" w:hAnsi="Calibri"/>
+                <w:color w:val="000000"/>
+                <w:sz w:val="14"/>
+                <w:szCs w:val="14"/>
+              </w:rPr>
+              <w:t>Proyectos/Rubros</w:t>
+            </w:r>
+          </w:p>
+        </w:tc>
+        <w:tc>
+          <w:tcPr>
+            <w:tcW w:w="992" w:type="dxa"/>
+            <w:shd w:val="clear" w:color="auto" w:fill="F2F2F2"/>
+            <w:vAlign w:val="center"/>
+          </w:tcPr>
+          <w:p>
+            <w:pPr>
+              <w:rPr>
+                <w:sz w:val="14"/>
+                <w:szCs w:val="14"/>
+              </w:rPr>
+            </w:pPr>
+            <w:r>
+              <w:rPr>
+                <w:rFonts w:ascii="Calibri" w:hAnsi="Calibri"/>
+                <w:color w:val="000000"/>
+                <w:sz w:val="14"/>
+                <w:szCs w:val="14"/>
+              </w:rPr>
+              <w:t>POST /proyectos/:id/rubros/bulk sin token: ruta protegida</w:t>
+            </w:r>
+          </w:p>
+        </w:tc>
+        <w:tc>
+          <w:tcPr>
+            <w:tcW w:w="1134" w:type="dxa"/>
+            <w:shd w:val="clear" w:color="auto" w:fill="F2F2F2"/>
+            <w:vAlign w:val="center"/>
+          </w:tcPr>
+          <w:p>
+            <w:pPr>
               <w:jc w:val="center"/>
               <w:rPr>
-                <w:sz w:val="18"/>
-                <w:szCs w:val="24"/>
-              </w:rPr>
-            </w:pPr>
-            <w:r>
-              <w:rPr>
-                <w:rFonts w:ascii="Calibri" w:hAnsi="Calibri"/>
-                <w:color w:val="000000"/>
-                <w:sz w:val="18"/>
-                <w:szCs w:val="24"/>
-              </w:rPr>
-              <w:t>Grupo 3</w:t>
-            </w:r>
-          </w:p>
-        </w:tc>
-        <w:tc>
-          <w:tcPr>
-            <w:tcW w:w="1252" w:type="dxa"/>
+                <w:sz w:val="14"/>
+                <w:szCs w:val="14"/>
+              </w:rPr>
+            </w:pPr>
+            <w:r>
+              <w:rPr>
+                <w:rFonts w:ascii="Calibri" w:hAnsi="Calibri"/>
+                <w:color w:val="000000"/>
+                <w:sz w:val="14"/>
+                <w:szCs w:val="14"/>
+              </w:rPr>
+              <w:t>Automatizada</w:t>
+            </w:r>
+          </w:p>
+        </w:tc>
+        <w:tc>
+          <w:tcPr>
+            <w:tcW w:w="1276" w:type="dxa"/>
             <w:shd w:val="clear" w:color="auto" w:fill="F2F2F2"/>
             <w:vAlign w:val="center"/>
           </w:tcPr>
           <w:p>
             <w:pPr>
               <w:rPr>
-                <w:sz w:val="18"/>
-                <w:szCs w:val="24"/>
-              </w:rPr>
-            </w:pPr>
-            <w:r>
-              <w:rPr>
-                <w:rFonts w:ascii="Calibri" w:hAnsi="Calibri"/>
-                <w:color w:val="000000"/>
-                <w:sz w:val="18"/>
-                <w:szCs w:val="24"/>
-              </w:rPr>
-              <w:t>Proyectos/Rubros</w:t>
-            </w:r>
-          </w:p>
-        </w:tc>
-        <w:tc>
-          <w:tcPr>
-            <w:tcW w:w="1784" w:type="dxa"/>
+                <w:rFonts w:ascii="Calibri" w:hAnsi="Calibri"/>
+                <w:color w:val="000000"/>
+                <w:sz w:val="14"/>
+                <w:szCs w:val="14"/>
+              </w:rPr>
+            </w:pPr>
+            <w:r>
+              <w:rPr>
+                <w:sz w:val="14"/>
+                <w:szCs w:val="14"/>
+              </w:rPr>
+              <w:t>Servidor levantado. UUID de proyecto de prueba definido. Body de rubros preparado. Sin cabecera Authorization.</w:t>
+            </w:r>
+          </w:p>
+        </w:tc>
+        <w:tc>
+          <w:tcPr>
+            <w:tcW w:w="1765" w:type="dxa"/>
             <w:shd w:val="clear" w:color="auto" w:fill="F2F2F2"/>
             <w:vAlign w:val="center"/>
           </w:tcPr>
           <w:p>
             <w:pPr>
               <w:rPr>
-                <w:sz w:val="18"/>
-                <w:szCs w:val="24"/>
-              </w:rPr>
-            </w:pPr>
-            <w:r>
-              <w:rPr>
-                <w:rFonts w:ascii="Calibri" w:hAnsi="Calibri"/>
-                <w:color w:val="000000"/>
-                <w:sz w:val="18"/>
-                <w:szCs w:val="24"/>
-              </w:rPr>
-              <w:t>POST /proyectos/:id/rubros/bulk sin token: ruta protegida</w:t>
-            </w:r>
-          </w:p>
-        </w:tc>
-        <w:tc>
-          <w:tcPr>
-            <w:tcW w:w="1027" w:type="dxa"/>
-            <w:shd w:val="clear" w:color="auto" w:fill="F2F2F2"/>
-            <w:vAlign w:val="center"/>
-          </w:tcPr>
-          <w:p>
-            <w:pPr>
-              <w:jc w:val="center"/>
-              <w:rPr>
-                <w:sz w:val="18"/>
-                <w:szCs w:val="24"/>
-              </w:rPr>
-            </w:pPr>
-            <w:r>
-              <w:rPr>
-                <w:rFonts w:ascii="Calibri" w:hAnsi="Calibri"/>
-                <w:color w:val="000000"/>
-                <w:sz w:val="18"/>
-                <w:szCs w:val="24"/>
-              </w:rPr>
-              <w:t>Automatizada</w:t>
+                <w:sz w:val="14"/>
+                <w:szCs w:val="14"/>
+              </w:rPr>
+            </w:pPr>
+            <w:r>
+              <w:rPr>
+                <w:sz w:val="14"/>
+                <w:szCs w:val="14"/>
+              </w:rPr>
+              <w:t>1. Ejecutar POST /api/v1/proyectos/&lt;</w:t>
+            </w:r>
+            <w:proofErr w:type="spellStart"/>
+            <w:r>
+              <w:rPr>
+                <w:sz w:val="14"/>
+                <w:szCs w:val="14"/>
+              </w:rPr>
+              <w:t>idProyecto</w:t>
+            </w:r>
+            <w:proofErr w:type="spellEnd"/>
+            <w:r>
+              <w:rPr>
+                <w:sz w:val="14"/>
+                <w:szCs w:val="14"/>
+              </w:rPr>
+              <w:t>&gt;/rubros/bulk.</w:t>
+            </w:r>
+          </w:p>
+          <w:p>
+            <w:pPr>
+              <w:rPr>
+                <w:sz w:val="14"/>
+                <w:szCs w:val="14"/>
+              </w:rPr>
+            </w:pPr>
+            <w:r>
+              <w:rPr>
+                <w:sz w:val="14"/>
+                <w:szCs w:val="14"/>
+              </w:rPr>
+              <w:t>2. Enviar body con arreglo rubros.</w:t>
+            </w:r>
+          </w:p>
+          <w:p>
+            <w:pPr>
+              <w:rPr>
+                <w:sz w:val="14"/>
+                <w:szCs w:val="14"/>
+              </w:rPr>
+            </w:pPr>
+            <w:r>
+              <w:rPr>
+                <w:sz w:val="14"/>
+                <w:szCs w:val="14"/>
+              </w:rPr>
+              <w:t>3. No enviar token.</w:t>
+            </w:r>
+          </w:p>
+          <w:p>
+            <w:pPr>
+              <w:rPr>
+                <w:rFonts w:ascii="Calibri" w:hAnsi="Calibri"/>
+                <w:color w:val="000000"/>
+                <w:sz w:val="14"/>
+                <w:szCs w:val="14"/>
+              </w:rPr>
+            </w:pPr>
+            <w:r>
+              <w:rPr>
+                <w:sz w:val="14"/>
+                <w:szCs w:val="14"/>
+              </w:rPr>
+              <w:t>4. Verificar rechazo por autenticación.</w:t>
             </w:r>
           </w:p>
         </w:tc>
@@ -6300,16 +7356,16 @@
           <w:p>
             <w:pPr>
               <w:rPr>
-                <w:sz w:val="18"/>
-                <w:szCs w:val="24"/>
-              </w:rPr>
-            </w:pPr>
-            <w:r>
-              <w:rPr>
-                <w:rFonts w:ascii="Calibri" w:hAnsi="Calibri"/>
-                <w:color w:val="000000"/>
-                <w:sz w:val="18"/>
-                <w:szCs w:val="24"/>
+                <w:sz w:val="14"/>
+                <w:szCs w:val="14"/>
+              </w:rPr>
+            </w:pPr>
+            <w:r>
+              <w:rPr>
+                <w:rFonts w:ascii="Calibri" w:hAnsi="Calibri"/>
+                <w:color w:val="000000"/>
+                <w:sz w:val="14"/>
+                <w:szCs w:val="14"/>
               </w:rPr>
               <w:t>HTTP 401.</w:t>
             </w:r>
@@ -6317,23 +7373,23 @@
         </w:tc>
         <w:tc>
           <w:tcPr>
-            <w:tcW w:w="1520" w:type="dxa"/>
-            <w:shd w:val="clear" w:color="auto" w:fill="F2F2F2"/>
-            <w:vAlign w:val="center"/>
-          </w:tcPr>
-          <w:p>
-            <w:pPr>
-              <w:rPr>
-                <w:sz w:val="18"/>
-                <w:szCs w:val="24"/>
-              </w:rPr>
-            </w:pPr>
-            <w:r>
-              <w:rPr>
-                <w:rFonts w:ascii="Calibri" w:hAnsi="Calibri"/>
-                <w:color w:val="000000"/>
-                <w:sz w:val="18"/>
-                <w:szCs w:val="24"/>
+            <w:tcW w:w="944" w:type="dxa"/>
+            <w:shd w:val="clear" w:color="auto" w:fill="E2EFDA"/>
+            <w:vAlign w:val="center"/>
+          </w:tcPr>
+          <w:p>
+            <w:pPr>
+              <w:rPr>
+                <w:sz w:val="14"/>
+                <w:szCs w:val="14"/>
+              </w:rPr>
+            </w:pPr>
+            <w:r>
+              <w:rPr>
+                <w:rFonts w:ascii="Calibri" w:hAnsi="Calibri"/>
+                <w:color w:val="000000"/>
+                <w:sz w:val="14"/>
+                <w:szCs w:val="14"/>
               </w:rPr>
               <w:t>HTTP 401.</w:t>
             </w:r>
@@ -6341,7 +7397,7 @@
         </w:tc>
         <w:tc>
           <w:tcPr>
-            <w:tcW w:w="616" w:type="dxa"/>
+            <w:tcW w:w="708" w:type="dxa"/>
             <w:shd w:val="clear" w:color="auto" w:fill="E2EFDA"/>
             <w:vAlign w:val="center"/>
           </w:tcPr>
@@ -6349,16 +7405,16 @@
             <w:pPr>
               <w:jc w:val="center"/>
               <w:rPr>
-                <w:sz w:val="18"/>
-                <w:szCs w:val="24"/>
-              </w:rPr>
-            </w:pPr>
-            <w:r>
-              <w:rPr>
-                <w:rFonts w:ascii="Calibri" w:hAnsi="Calibri"/>
-                <w:color w:val="000000"/>
-                <w:sz w:val="18"/>
-                <w:szCs w:val="24"/>
+                <w:sz w:val="14"/>
+                <w:szCs w:val="14"/>
+              </w:rPr>
+            </w:pPr>
+            <w:r>
+              <w:rPr>
+                <w:rFonts w:ascii="Calibri" w:hAnsi="Calibri"/>
+                <w:color w:val="000000"/>
+                <w:sz w:val="14"/>
+                <w:szCs w:val="14"/>
               </w:rPr>
               <w:t>PASS</w:t>
             </w:r>
@@ -6366,23 +7422,23 @@
         </w:tc>
         <w:tc>
           <w:tcPr>
-            <w:tcW w:w="1708" w:type="dxa"/>
-            <w:shd w:val="clear" w:color="auto" w:fill="F2F2F2"/>
-            <w:vAlign w:val="center"/>
-          </w:tcPr>
-          <w:p>
-            <w:pPr>
-              <w:rPr>
-                <w:sz w:val="18"/>
-                <w:szCs w:val="24"/>
-              </w:rPr>
-            </w:pPr>
-            <w:r>
-              <w:rPr>
-                <w:rFonts w:ascii="Calibri" w:hAnsi="Calibri"/>
-                <w:color w:val="000000"/>
-                <w:sz w:val="18"/>
-                <w:szCs w:val="24"/>
+            <w:tcW w:w="993" w:type="dxa"/>
+            <w:shd w:val="clear" w:color="auto" w:fill="E2EFDA"/>
+            <w:vAlign w:val="center"/>
+          </w:tcPr>
+          <w:p>
+            <w:pPr>
+              <w:rPr>
+                <w:sz w:val="14"/>
+                <w:szCs w:val="14"/>
+              </w:rPr>
+            </w:pPr>
+            <w:r>
+              <w:rPr>
+                <w:rFonts w:ascii="Calibri" w:hAnsi="Calibri"/>
+                <w:color w:val="000000"/>
+                <w:sz w:val="14"/>
+                <w:szCs w:val="14"/>
               </w:rPr>
               <w:t>proyectos_avances.test.js – Test 15</w:t>
             </w:r>
@@ -6403,16 +7459,16 @@
             <w:pPr>
               <w:jc w:val="center"/>
               <w:rPr>
-                <w:sz w:val="18"/>
-                <w:szCs w:val="24"/>
-              </w:rPr>
-            </w:pPr>
-            <w:r>
-              <w:rPr>
-                <w:rFonts w:ascii="Calibri" w:hAnsi="Calibri"/>
-                <w:color w:val="000000"/>
-                <w:sz w:val="18"/>
-                <w:szCs w:val="24"/>
+                <w:sz w:val="14"/>
+                <w:szCs w:val="14"/>
+              </w:rPr>
+            </w:pPr>
+            <w:r>
+              <w:rPr>
+                <w:rFonts w:ascii="Calibri" w:hAnsi="Calibri"/>
+                <w:color w:val="000000"/>
+                <w:sz w:val="14"/>
+                <w:szCs w:val="14"/>
               </w:rPr>
               <w:t>CP-031</w:t>
             </w:r>
@@ -6420,99 +7476,198 @@
         </w:tc>
         <w:tc>
           <w:tcPr>
-            <w:tcW w:w="487" w:type="dxa"/>
+            <w:tcW w:w="850" w:type="dxa"/>
             <w:shd w:val="clear" w:color="auto" w:fill="FFFFFF"/>
             <w:vAlign w:val="center"/>
           </w:tcPr>
           <w:p>
             <w:pPr>
+              <w:rPr>
+                <w:sz w:val="14"/>
+                <w:szCs w:val="14"/>
+              </w:rPr>
+            </w:pPr>
+            <w:r>
+              <w:rPr>
+                <w:rFonts w:ascii="Calibri" w:hAnsi="Calibri"/>
+                <w:color w:val="000000"/>
+                <w:sz w:val="14"/>
+                <w:szCs w:val="14"/>
+              </w:rPr>
+              <w:t>Proyectos/Rubros</w:t>
+            </w:r>
+          </w:p>
+        </w:tc>
+        <w:tc>
+          <w:tcPr>
+            <w:tcW w:w="992" w:type="dxa"/>
+            <w:shd w:val="clear" w:color="auto" w:fill="FFFFFF"/>
+            <w:vAlign w:val="center"/>
+          </w:tcPr>
+          <w:p>
+            <w:pPr>
+              <w:rPr>
+                <w:sz w:val="14"/>
+                <w:szCs w:val="14"/>
+              </w:rPr>
+            </w:pPr>
+            <w:r>
+              <w:rPr>
+                <w:rFonts w:ascii="Calibri" w:hAnsi="Calibri"/>
+                <w:color w:val="000000"/>
+                <w:sz w:val="14"/>
+                <w:szCs w:val="14"/>
+              </w:rPr>
+              <w:t>POST rubros/bulk con Residente: solo Admin puede cargar masivamente</w:t>
+            </w:r>
+          </w:p>
+        </w:tc>
+        <w:tc>
+          <w:tcPr>
+            <w:tcW w:w="1134" w:type="dxa"/>
+            <w:shd w:val="clear" w:color="auto" w:fill="FFFFFF"/>
+            <w:vAlign w:val="center"/>
+          </w:tcPr>
+          <w:p>
+            <w:pPr>
               <w:jc w:val="center"/>
               <w:rPr>
-                <w:sz w:val="18"/>
-                <w:szCs w:val="24"/>
-              </w:rPr>
-            </w:pPr>
-            <w:r>
-              <w:rPr>
-                <w:rFonts w:ascii="Calibri" w:hAnsi="Calibri"/>
-                <w:color w:val="000000"/>
-                <w:sz w:val="18"/>
-                <w:szCs w:val="24"/>
-              </w:rPr>
-              <w:t>Grupo 3</w:t>
-            </w:r>
-          </w:p>
-        </w:tc>
-        <w:tc>
-          <w:tcPr>
-            <w:tcW w:w="1252" w:type="dxa"/>
+                <w:sz w:val="14"/>
+                <w:szCs w:val="14"/>
+              </w:rPr>
+            </w:pPr>
+            <w:r>
+              <w:rPr>
+                <w:rFonts w:ascii="Calibri" w:hAnsi="Calibri"/>
+                <w:color w:val="000000"/>
+                <w:sz w:val="14"/>
+                <w:szCs w:val="14"/>
+              </w:rPr>
+              <w:t>Automatizada</w:t>
+            </w:r>
+          </w:p>
+        </w:tc>
+        <w:tc>
+          <w:tcPr>
+            <w:tcW w:w="1276" w:type="dxa"/>
             <w:shd w:val="clear" w:color="auto" w:fill="FFFFFF"/>
             <w:vAlign w:val="center"/>
           </w:tcPr>
           <w:p>
             <w:pPr>
               <w:rPr>
-                <w:sz w:val="18"/>
-                <w:szCs w:val="24"/>
-              </w:rPr>
-            </w:pPr>
-            <w:r>
-              <w:rPr>
-                <w:rFonts w:ascii="Calibri" w:hAnsi="Calibri"/>
-                <w:color w:val="000000"/>
-                <w:sz w:val="18"/>
-                <w:szCs w:val="24"/>
-              </w:rPr>
-              <w:t>Proyectos/Rubros</w:t>
-            </w:r>
-          </w:p>
-        </w:tc>
-        <w:tc>
-          <w:tcPr>
-            <w:tcW w:w="1784" w:type="dxa"/>
+                <w:rFonts w:ascii="Calibri" w:hAnsi="Calibri"/>
+                <w:color w:val="000000"/>
+                <w:sz w:val="14"/>
+                <w:szCs w:val="14"/>
+              </w:rPr>
+            </w:pPr>
+            <w:r>
+              <w:rPr>
+                <w:sz w:val="14"/>
+                <w:szCs w:val="14"/>
+              </w:rPr>
+              <w:t>Servidor levantado. Token JWT válido con rol Residente. UUID de proyecto de prueba definido. Body con rubros preparado.</w:t>
+            </w:r>
+          </w:p>
+        </w:tc>
+        <w:tc>
+          <w:tcPr>
+            <w:tcW w:w="1765" w:type="dxa"/>
             <w:shd w:val="clear" w:color="auto" w:fill="FFFFFF"/>
             <w:vAlign w:val="center"/>
           </w:tcPr>
           <w:p>
             <w:pPr>
               <w:rPr>
-                <w:sz w:val="18"/>
-                <w:szCs w:val="24"/>
-              </w:rPr>
-            </w:pPr>
-            <w:r>
-              <w:rPr>
-                <w:rFonts w:ascii="Calibri" w:hAnsi="Calibri"/>
-                <w:color w:val="000000"/>
-                <w:sz w:val="18"/>
-                <w:szCs w:val="24"/>
-              </w:rPr>
-              <w:t>POST rubros/bulk con Residente: solo Admin puede cargar masivamente</w:t>
-            </w:r>
-          </w:p>
-        </w:tc>
-        <w:tc>
-          <w:tcPr>
-            <w:tcW w:w="1027" w:type="dxa"/>
-            <w:shd w:val="clear" w:color="auto" w:fill="FFFFFF"/>
-            <w:vAlign w:val="center"/>
-          </w:tcPr>
-          <w:p>
-            <w:pPr>
-              <w:jc w:val="center"/>
-              <w:rPr>
-                <w:sz w:val="18"/>
-                <w:szCs w:val="24"/>
-              </w:rPr>
-            </w:pPr>
-            <w:r>
-              <w:rPr>
-                <w:rFonts w:ascii="Calibri" w:hAnsi="Calibri"/>
-                <w:color w:val="000000"/>
-                <w:sz w:val="18"/>
-                <w:szCs w:val="24"/>
-              </w:rPr>
-              <w:t>Automatizada</w:t>
+                <w:sz w:val="14"/>
+                <w:szCs w:val="14"/>
+              </w:rPr>
+            </w:pPr>
+            <w:r>
+              <w:rPr>
+                <w:sz w:val="14"/>
+                <w:szCs w:val="14"/>
+              </w:rPr>
+              <w:t>1. Generar token Residente válido.</w:t>
+            </w:r>
+          </w:p>
+          <w:p>
+            <w:pPr>
+              <w:rPr>
+                <w:sz w:val="14"/>
+                <w:szCs w:val="14"/>
+              </w:rPr>
+            </w:pPr>
+            <w:r>
+              <w:rPr>
+                <w:sz w:val="14"/>
+                <w:szCs w:val="14"/>
+              </w:rPr>
+              <w:t>2. Ejecutar POST /api/v1/proyectos/&lt;</w:t>
+            </w:r>
+            <w:proofErr w:type="spellStart"/>
+            <w:r>
+              <w:rPr>
+                <w:sz w:val="14"/>
+                <w:szCs w:val="14"/>
+              </w:rPr>
+              <w:t>idProyecto</w:t>
+            </w:r>
+            <w:proofErr w:type="spellEnd"/>
+            <w:r>
+              <w:rPr>
+                <w:sz w:val="14"/>
+                <w:szCs w:val="14"/>
+              </w:rPr>
+              <w:t>&gt;/rubros/bulk.</w:t>
+            </w:r>
+          </w:p>
+          <w:p>
+            <w:pPr>
+              <w:rPr>
+                <w:sz w:val="14"/>
+                <w:szCs w:val="14"/>
+              </w:rPr>
+            </w:pPr>
+            <w:r>
+              <w:rPr>
+                <w:sz w:val="14"/>
+                <w:szCs w:val="14"/>
+              </w:rPr>
+              <w:t>3. Enviar Authorization: Bearer &lt;token_residente&gt;.</w:t>
+            </w:r>
+          </w:p>
+          <w:p>
+            <w:pPr>
+              <w:rPr>
+                <w:sz w:val="14"/>
+                <w:szCs w:val="14"/>
+              </w:rPr>
+            </w:pPr>
+            <w:r>
+              <w:rPr>
+                <w:sz w:val="14"/>
+                <w:szCs w:val="14"/>
+              </w:rPr>
+              <w:t>4. Enviar rubro de prueba.</w:t>
+            </w:r>
+          </w:p>
+          <w:p>
+            <w:pPr>
+              <w:rPr>
+                <w:rFonts w:ascii="Calibri" w:hAnsi="Calibri"/>
+                <w:color w:val="000000"/>
+                <w:sz w:val="14"/>
+                <w:szCs w:val="14"/>
+              </w:rPr>
+            </w:pPr>
+            <w:r>
+              <w:rPr>
+                <w:sz w:val="14"/>
+                <w:szCs w:val="14"/>
+              </w:rPr>
+              <w:t>5. Validar que la carga masiva no se acepte.</w:t>
             </w:r>
           </w:p>
         </w:tc>
@@ -6525,16 +7680,16 @@
           <w:p>
             <w:pPr>
               <w:rPr>
-                <w:sz w:val="18"/>
-                <w:szCs w:val="24"/>
-              </w:rPr>
-            </w:pPr>
-            <w:r>
-              <w:rPr>
-                <w:rFonts w:ascii="Calibri" w:hAnsi="Calibri"/>
-                <w:color w:val="000000"/>
-                <w:sz w:val="18"/>
-                <w:szCs w:val="24"/>
+                <w:sz w:val="14"/>
+                <w:szCs w:val="14"/>
+              </w:rPr>
+            </w:pPr>
+            <w:r>
+              <w:rPr>
+                <w:rFonts w:ascii="Calibri" w:hAnsi="Calibri"/>
+                <w:color w:val="000000"/>
+                <w:sz w:val="14"/>
+                <w:szCs w:val="14"/>
               </w:rPr>
               <w:t>HTTP 403 (no 200 ni 201).</w:t>
             </w:r>
@@ -6542,23 +7697,23 @@
         </w:tc>
         <w:tc>
           <w:tcPr>
-            <w:tcW w:w="1520" w:type="dxa"/>
-            <w:shd w:val="clear" w:color="auto" w:fill="FFFFFF"/>
-            <w:vAlign w:val="center"/>
-          </w:tcPr>
-          <w:p>
-            <w:pPr>
-              <w:rPr>
-                <w:sz w:val="18"/>
-                <w:szCs w:val="24"/>
-              </w:rPr>
-            </w:pPr>
-            <w:r>
-              <w:rPr>
-                <w:rFonts w:ascii="Calibri" w:hAnsi="Calibri"/>
-                <w:color w:val="000000"/>
-                <w:sz w:val="18"/>
-                <w:szCs w:val="24"/>
+            <w:tcW w:w="944" w:type="dxa"/>
+            <w:shd w:val="clear" w:color="auto" w:fill="E2EFDA"/>
+            <w:vAlign w:val="center"/>
+          </w:tcPr>
+          <w:p>
+            <w:pPr>
+              <w:rPr>
+                <w:sz w:val="14"/>
+                <w:szCs w:val="14"/>
+              </w:rPr>
+            </w:pPr>
+            <w:r>
+              <w:rPr>
+                <w:rFonts w:ascii="Calibri" w:hAnsi="Calibri"/>
+                <w:color w:val="000000"/>
+                <w:sz w:val="14"/>
+                <w:szCs w:val="14"/>
               </w:rPr>
               <w:t>HTTP 403 o 500.</w:t>
             </w:r>
@@ -6566,7 +7721,7 @@
         </w:tc>
         <w:tc>
           <w:tcPr>
-            <w:tcW w:w="616" w:type="dxa"/>
+            <w:tcW w:w="708" w:type="dxa"/>
             <w:shd w:val="clear" w:color="auto" w:fill="E2EFDA"/>
             <w:vAlign w:val="center"/>
           </w:tcPr>
@@ -6574,16 +7729,16 @@
             <w:pPr>
               <w:jc w:val="center"/>
               <w:rPr>
-                <w:sz w:val="18"/>
-                <w:szCs w:val="24"/>
-              </w:rPr>
-            </w:pPr>
-            <w:r>
-              <w:rPr>
-                <w:rFonts w:ascii="Calibri" w:hAnsi="Calibri"/>
-                <w:color w:val="000000"/>
-                <w:sz w:val="18"/>
-                <w:szCs w:val="24"/>
+                <w:sz w:val="14"/>
+                <w:szCs w:val="14"/>
+              </w:rPr>
+            </w:pPr>
+            <w:r>
+              <w:rPr>
+                <w:rFonts w:ascii="Calibri" w:hAnsi="Calibri"/>
+                <w:color w:val="000000"/>
+                <w:sz w:val="14"/>
+                <w:szCs w:val="14"/>
               </w:rPr>
               <w:t>PASS</w:t>
             </w:r>
@@ -6591,23 +7746,23 @@
         </w:tc>
         <w:tc>
           <w:tcPr>
-            <w:tcW w:w="1708" w:type="dxa"/>
-            <w:shd w:val="clear" w:color="auto" w:fill="FFFFFF"/>
-            <w:vAlign w:val="center"/>
-          </w:tcPr>
-          <w:p>
-            <w:pPr>
-              <w:rPr>
-                <w:sz w:val="18"/>
-                <w:szCs w:val="24"/>
-              </w:rPr>
-            </w:pPr>
-            <w:r>
-              <w:rPr>
-                <w:rFonts w:ascii="Calibri" w:hAnsi="Calibri"/>
-                <w:color w:val="000000"/>
-                <w:sz w:val="18"/>
-                <w:szCs w:val="24"/>
+            <w:tcW w:w="993" w:type="dxa"/>
+            <w:shd w:val="clear" w:color="auto" w:fill="E2EFDA"/>
+            <w:vAlign w:val="center"/>
+          </w:tcPr>
+          <w:p>
+            <w:pPr>
+              <w:rPr>
+                <w:sz w:val="14"/>
+                <w:szCs w:val="14"/>
+              </w:rPr>
+            </w:pPr>
+            <w:r>
+              <w:rPr>
+                <w:rFonts w:ascii="Calibri" w:hAnsi="Calibri"/>
+                <w:color w:val="000000"/>
+                <w:sz w:val="14"/>
+                <w:szCs w:val="14"/>
               </w:rPr>
               <w:t>proyectos_avances.test.js – Test 16</w:t>
             </w:r>
@@ -6628,16 +7783,16 @@
             <w:pPr>
               <w:jc w:val="center"/>
               <w:rPr>
-                <w:sz w:val="18"/>
-                <w:szCs w:val="24"/>
-              </w:rPr>
-            </w:pPr>
-            <w:r>
-              <w:rPr>
-                <w:rFonts w:ascii="Calibri" w:hAnsi="Calibri"/>
-                <w:color w:val="000000"/>
-                <w:sz w:val="18"/>
-                <w:szCs w:val="24"/>
+                <w:sz w:val="14"/>
+                <w:szCs w:val="14"/>
+              </w:rPr>
+            </w:pPr>
+            <w:r>
+              <w:rPr>
+                <w:rFonts w:ascii="Calibri" w:hAnsi="Calibri"/>
+                <w:color w:val="000000"/>
+                <w:sz w:val="14"/>
+                <w:szCs w:val="14"/>
               </w:rPr>
               <w:t>CP-032</w:t>
             </w:r>
@@ -6645,99 +7800,219 @@
         </w:tc>
         <w:tc>
           <w:tcPr>
-            <w:tcW w:w="487" w:type="dxa"/>
+            <w:tcW w:w="850" w:type="dxa"/>
             <w:shd w:val="clear" w:color="auto" w:fill="F2F2F2"/>
             <w:vAlign w:val="center"/>
           </w:tcPr>
           <w:p>
             <w:pPr>
+              <w:rPr>
+                <w:sz w:val="14"/>
+                <w:szCs w:val="14"/>
+              </w:rPr>
+            </w:pPr>
+            <w:r>
+              <w:rPr>
+                <w:rFonts w:ascii="Calibri" w:hAnsi="Calibri"/>
+                <w:color w:val="000000"/>
+                <w:sz w:val="14"/>
+                <w:szCs w:val="14"/>
+              </w:rPr>
+              <w:t>Proyectos/Rubros</w:t>
+            </w:r>
+          </w:p>
+        </w:tc>
+        <w:tc>
+          <w:tcPr>
+            <w:tcW w:w="992" w:type="dxa"/>
+            <w:shd w:val="clear" w:color="auto" w:fill="F2F2F2"/>
+            <w:vAlign w:val="center"/>
+          </w:tcPr>
+          <w:p>
+            <w:pPr>
+              <w:rPr>
+                <w:sz w:val="14"/>
+                <w:szCs w:val="14"/>
+              </w:rPr>
+            </w:pPr>
+            <w:r>
+              <w:rPr>
+                <w:rFonts w:ascii="Calibri" w:hAnsi="Calibri"/>
+                <w:color w:val="000000"/>
+                <w:sz w:val="14"/>
+                <w:szCs w:val="14"/>
+              </w:rPr>
+              <w:t xml:space="preserve">POST rubros/bulk con Admin: pasa RBAC </w:t>
+            </w:r>
+            <w:r>
+              <w:rPr>
+                <w:rFonts w:ascii="Calibri" w:hAnsi="Calibri"/>
+                <w:color w:val="000000"/>
+                <w:sz w:val="14"/>
+                <w:szCs w:val="14"/>
+              </w:rPr>
+              <w:lastRenderedPageBreak/>
+              <w:t>(no 403)</w:t>
+            </w:r>
+          </w:p>
+        </w:tc>
+        <w:tc>
+          <w:tcPr>
+            <w:tcW w:w="1134" w:type="dxa"/>
+            <w:shd w:val="clear" w:color="auto" w:fill="F2F2F2"/>
+            <w:vAlign w:val="center"/>
+          </w:tcPr>
+          <w:p>
+            <w:pPr>
               <w:jc w:val="center"/>
               <w:rPr>
-                <w:sz w:val="18"/>
-                <w:szCs w:val="24"/>
-              </w:rPr>
-            </w:pPr>
-            <w:r>
-              <w:rPr>
-                <w:rFonts w:ascii="Calibri" w:hAnsi="Calibri"/>
-                <w:color w:val="000000"/>
-                <w:sz w:val="18"/>
-                <w:szCs w:val="24"/>
-              </w:rPr>
-              <w:t>Grupo 3</w:t>
-            </w:r>
-          </w:p>
-        </w:tc>
-        <w:tc>
-          <w:tcPr>
-            <w:tcW w:w="1252" w:type="dxa"/>
+                <w:sz w:val="14"/>
+                <w:szCs w:val="14"/>
+              </w:rPr>
+            </w:pPr>
+            <w:r>
+              <w:rPr>
+                <w:rFonts w:ascii="Calibri" w:hAnsi="Calibri"/>
+                <w:color w:val="000000"/>
+                <w:sz w:val="14"/>
+                <w:szCs w:val="14"/>
+              </w:rPr>
+              <w:lastRenderedPageBreak/>
+              <w:t>Automatizada</w:t>
+            </w:r>
+          </w:p>
+        </w:tc>
+        <w:tc>
+          <w:tcPr>
+            <w:tcW w:w="1276" w:type="dxa"/>
             <w:shd w:val="clear" w:color="auto" w:fill="F2F2F2"/>
             <w:vAlign w:val="center"/>
           </w:tcPr>
           <w:p>
             <w:pPr>
               <w:rPr>
-                <w:sz w:val="18"/>
-                <w:szCs w:val="24"/>
-              </w:rPr>
-            </w:pPr>
-            <w:r>
-              <w:rPr>
-                <w:rFonts w:ascii="Calibri" w:hAnsi="Calibri"/>
-                <w:color w:val="000000"/>
-                <w:sz w:val="18"/>
-                <w:szCs w:val="24"/>
-              </w:rPr>
-              <w:t>Proyectos/Rubros</w:t>
-            </w:r>
-          </w:p>
-        </w:tc>
-        <w:tc>
-          <w:tcPr>
-            <w:tcW w:w="1784" w:type="dxa"/>
+                <w:rFonts w:ascii="Calibri" w:hAnsi="Calibri"/>
+                <w:color w:val="000000"/>
+                <w:sz w:val="14"/>
+                <w:szCs w:val="14"/>
+              </w:rPr>
+            </w:pPr>
+            <w:r>
+              <w:rPr>
+                <w:sz w:val="14"/>
+                <w:szCs w:val="14"/>
+              </w:rPr>
+              <w:t xml:space="preserve">Servidor levantado. Token JWT válido con rol Administrador </w:t>
+            </w:r>
+            <w:r>
+              <w:rPr>
+                <w:sz w:val="14"/>
+                <w:szCs w:val="14"/>
+              </w:rPr>
+              <w:lastRenderedPageBreak/>
+              <w:t>del Sistema. UUID de proyecto de prueba definido. Body con rubros válido.</w:t>
+            </w:r>
+          </w:p>
+        </w:tc>
+        <w:tc>
+          <w:tcPr>
+            <w:tcW w:w="1765" w:type="dxa"/>
             <w:shd w:val="clear" w:color="auto" w:fill="F2F2F2"/>
             <w:vAlign w:val="center"/>
           </w:tcPr>
           <w:p>
             <w:pPr>
               <w:rPr>
-                <w:sz w:val="18"/>
-                <w:szCs w:val="24"/>
-              </w:rPr>
-            </w:pPr>
-            <w:r>
-              <w:rPr>
-                <w:rFonts w:ascii="Calibri" w:hAnsi="Calibri"/>
-                <w:color w:val="000000"/>
-                <w:sz w:val="18"/>
-                <w:szCs w:val="24"/>
-              </w:rPr>
-              <w:t>POST rubros/bulk con Admin: pasa RBAC (no 403)</w:t>
-            </w:r>
-          </w:p>
-        </w:tc>
-        <w:tc>
-          <w:tcPr>
-            <w:tcW w:w="1027" w:type="dxa"/>
-            <w:shd w:val="clear" w:color="auto" w:fill="F2F2F2"/>
-            <w:vAlign w:val="center"/>
-          </w:tcPr>
-          <w:p>
-            <w:pPr>
-              <w:jc w:val="center"/>
-              <w:rPr>
-                <w:sz w:val="18"/>
-                <w:szCs w:val="24"/>
-              </w:rPr>
-            </w:pPr>
-            <w:r>
-              <w:rPr>
-                <w:rFonts w:ascii="Calibri" w:hAnsi="Calibri"/>
-                <w:color w:val="000000"/>
-                <w:sz w:val="18"/>
-                <w:szCs w:val="24"/>
-              </w:rPr>
-              <w:t>Automatizada</w:t>
+                <w:sz w:val="14"/>
+                <w:szCs w:val="14"/>
+              </w:rPr>
+            </w:pPr>
+            <w:r>
+              <w:rPr>
+                <w:sz w:val="14"/>
+                <w:szCs w:val="14"/>
+              </w:rPr>
+              <w:lastRenderedPageBreak/>
+              <w:t>1. Generar token Admin válido.</w:t>
+            </w:r>
+          </w:p>
+          <w:p>
+            <w:pPr>
+              <w:rPr>
+                <w:sz w:val="14"/>
+                <w:szCs w:val="14"/>
+              </w:rPr>
+            </w:pPr>
+            <w:r>
+              <w:rPr>
+                <w:sz w:val="14"/>
+                <w:szCs w:val="14"/>
+              </w:rPr>
+              <w:t>2. Ejecutar POST /api/v1/proyectos/&lt;</w:t>
+            </w:r>
+            <w:proofErr w:type="spellStart"/>
+            <w:r>
+              <w:rPr>
+                <w:sz w:val="14"/>
+                <w:szCs w:val="14"/>
+              </w:rPr>
+              <w:t>idProyecto</w:t>
+            </w:r>
+            <w:proofErr w:type="spellEnd"/>
+            <w:r>
+              <w:rPr>
+                <w:sz w:val="14"/>
+                <w:szCs w:val="14"/>
+              </w:rPr>
+              <w:t>&gt;/rubros/bulk.</w:t>
+            </w:r>
+          </w:p>
+          <w:p>
+            <w:pPr>
+              <w:rPr>
+                <w:sz w:val="14"/>
+                <w:szCs w:val="14"/>
+              </w:rPr>
+            </w:pPr>
+            <w:r>
+              <w:rPr>
+                <w:sz w:val="14"/>
+                <w:szCs w:val="14"/>
+              </w:rPr>
+              <w:lastRenderedPageBreak/>
+              <w:t>3. Enviar Authorization: Bearer &lt;token_admin&gt;.</w:t>
+            </w:r>
+          </w:p>
+          <w:p>
+            <w:pPr>
+              <w:rPr>
+                <w:sz w:val="14"/>
+                <w:szCs w:val="14"/>
+              </w:rPr>
+            </w:pPr>
+            <w:r>
+              <w:rPr>
+                <w:sz w:val="14"/>
+                <w:szCs w:val="14"/>
+              </w:rPr>
+              <w:t>4. Enviar arreglo rubros con código, descripción, unidad, precio unitario y cantidad presupuestada.</w:t>
+            </w:r>
+          </w:p>
+          <w:p>
+            <w:pPr>
+              <w:rPr>
+                <w:rFonts w:ascii="Calibri" w:hAnsi="Calibri"/>
+                <w:color w:val="000000"/>
+                <w:sz w:val="14"/>
+                <w:szCs w:val="14"/>
+              </w:rPr>
+            </w:pPr>
+            <w:r>
+              <w:rPr>
+                <w:sz w:val="14"/>
+                <w:szCs w:val="14"/>
+              </w:rPr>
+              <w:t>5. Verificar que Admin no sea bloqueado por RBAC.</w:t>
             </w:r>
           </w:p>
         </w:tc>
@@ -6750,8 +8025,8 @@
           <w:p>
             <w:pPr>
               <w:rPr>
-                <w:sz w:val="18"/>
-                <w:szCs w:val="24"/>
+                <w:sz w:val="14"/>
+                <w:szCs w:val="14"/>
               </w:rPr>
             </w:pPr>
             <w:proofErr w:type="gramStart"/>
@@ -6759,9 +8034,10 @@
               <w:rPr>
                 <w:rFonts w:ascii="Calibri" w:hAnsi="Calibri"/>
                 <w:color w:val="000000"/>
-                <w:sz w:val="18"/>
-                <w:szCs w:val="24"/>
-              </w:rPr>
+                <w:sz w:val="14"/>
+                <w:szCs w:val="14"/>
+              </w:rPr>
+              <w:lastRenderedPageBreak/>
               <w:t>HTTP !</w:t>
             </w:r>
             <w:proofErr w:type="gramEnd"/>
@@ -6769,101 +8045,103 @@
               <w:rPr>
                 <w:rFonts w:ascii="Calibri" w:hAnsi="Calibri"/>
                 <w:color w:val="000000"/>
-                <w:sz w:val="18"/>
-                <w:szCs w:val="24"/>
-              </w:rPr>
-              <w:t>= 403 (Admin pasa RBAC; puede fallar por DB).</w:t>
-            </w:r>
-          </w:p>
-        </w:tc>
-        <w:tc>
-          <w:tcPr>
-            <w:tcW w:w="1520" w:type="dxa"/>
-            <w:shd w:val="clear" w:color="auto" w:fill="F2F2F2"/>
-            <w:vAlign w:val="center"/>
-          </w:tcPr>
-          <w:p>
-            <w:pPr>
-              <w:rPr>
-                <w:sz w:val="18"/>
-                <w:szCs w:val="24"/>
-              </w:rPr>
-            </w:pPr>
-            <w:r>
-              <w:rPr>
-                <w:rFonts w:ascii="Calibri" w:hAnsi="Calibri"/>
-                <w:color w:val="000000"/>
-                <w:sz w:val="18"/>
-                <w:szCs w:val="24"/>
-              </w:rPr>
-              <w:t xml:space="preserve">HTTP 200/201/400/404/500 </w:t>
-            </w:r>
-            <w:proofErr w:type="spellStart"/>
-            <w:r>
-              <w:rPr>
-                <w:rFonts w:ascii="Calibri" w:hAnsi="Calibri"/>
-                <w:color w:val="000000"/>
-                <w:sz w:val="18"/>
-                <w:szCs w:val="24"/>
-              </w:rPr>
-              <w:t>segun</w:t>
-            </w:r>
-            <w:proofErr w:type="spellEnd"/>
-            <w:r>
-              <w:rPr>
-                <w:rFonts w:ascii="Calibri" w:hAnsi="Calibri"/>
-                <w:color w:val="000000"/>
-                <w:sz w:val="18"/>
-                <w:szCs w:val="24"/>
-              </w:rPr>
-              <w:t xml:space="preserve"> disponibilidad BD.</w:t>
-            </w:r>
-          </w:p>
-        </w:tc>
-        <w:tc>
-          <w:tcPr>
-            <w:tcW w:w="616" w:type="dxa"/>
+                <w:sz w:val="14"/>
+                <w:szCs w:val="14"/>
+              </w:rPr>
+              <w:t xml:space="preserve">= 403 (Admin pasa RBAC; puede fallar por </w:t>
+            </w:r>
+            <w:r>
+              <w:rPr>
+                <w:rFonts w:ascii="Calibri" w:hAnsi="Calibri"/>
+                <w:color w:val="000000"/>
+                <w:sz w:val="14"/>
+                <w:szCs w:val="14"/>
+              </w:rPr>
+              <w:lastRenderedPageBreak/>
+              <w:t>DB).</w:t>
+            </w:r>
+          </w:p>
+        </w:tc>
+        <w:tc>
+          <w:tcPr>
+            <w:tcW w:w="944" w:type="dxa"/>
             <w:shd w:val="clear" w:color="auto" w:fill="E2EFDA"/>
             <w:vAlign w:val="center"/>
           </w:tcPr>
           <w:p>
             <w:pPr>
+              <w:rPr>
+                <w:sz w:val="14"/>
+                <w:szCs w:val="14"/>
+              </w:rPr>
+            </w:pPr>
+            <w:r>
+              <w:rPr>
+                <w:rFonts w:ascii="Calibri" w:hAnsi="Calibri"/>
+                <w:color w:val="000000"/>
+                <w:sz w:val="14"/>
+                <w:szCs w:val="14"/>
+              </w:rPr>
+              <w:lastRenderedPageBreak/>
+              <w:t xml:space="preserve">HTTP 200/201/400/404/500 según </w:t>
+            </w:r>
+            <w:r>
+              <w:rPr>
+                <w:rFonts w:ascii="Calibri" w:hAnsi="Calibri"/>
+                <w:color w:val="000000"/>
+                <w:sz w:val="14"/>
+                <w:szCs w:val="14"/>
+              </w:rPr>
+              <w:lastRenderedPageBreak/>
+              <w:t>disponibilidad BD.</w:t>
+            </w:r>
+          </w:p>
+        </w:tc>
+        <w:tc>
+          <w:tcPr>
+            <w:tcW w:w="708" w:type="dxa"/>
+            <w:shd w:val="clear" w:color="auto" w:fill="E2EFDA"/>
+            <w:vAlign w:val="center"/>
+          </w:tcPr>
+          <w:p>
+            <w:pPr>
               <w:jc w:val="center"/>
               <w:rPr>
-                <w:sz w:val="18"/>
-                <w:szCs w:val="24"/>
-              </w:rPr>
-            </w:pPr>
-            <w:r>
-              <w:rPr>
-                <w:rFonts w:ascii="Calibri" w:hAnsi="Calibri"/>
-                <w:color w:val="000000"/>
-                <w:sz w:val="18"/>
-                <w:szCs w:val="24"/>
-              </w:rPr>
+                <w:sz w:val="14"/>
+                <w:szCs w:val="14"/>
+              </w:rPr>
+            </w:pPr>
+            <w:r>
+              <w:rPr>
+                <w:rFonts w:ascii="Calibri" w:hAnsi="Calibri"/>
+                <w:color w:val="000000"/>
+                <w:sz w:val="14"/>
+                <w:szCs w:val="14"/>
+              </w:rPr>
+              <w:lastRenderedPageBreak/>
               <w:t>PASS</w:t>
             </w:r>
           </w:p>
         </w:tc>
         <w:tc>
           <w:tcPr>
-            <w:tcW w:w="1708" w:type="dxa"/>
-            <w:shd w:val="clear" w:color="auto" w:fill="F2F2F2"/>
-            <w:vAlign w:val="center"/>
-          </w:tcPr>
-          <w:p>
-            <w:pPr>
-              <w:rPr>
-                <w:sz w:val="18"/>
-                <w:szCs w:val="24"/>
-              </w:rPr>
-            </w:pPr>
-            <w:r>
-              <w:rPr>
-                <w:rFonts w:ascii="Calibri" w:hAnsi="Calibri"/>
-                <w:color w:val="000000"/>
-                <w:sz w:val="18"/>
-                <w:szCs w:val="24"/>
+            <w:tcW w:w="993" w:type="dxa"/>
+            <w:shd w:val="clear" w:color="auto" w:fill="E2EFDA"/>
+            <w:vAlign w:val="center"/>
+          </w:tcPr>
+          <w:p>
+            <w:pPr>
+              <w:rPr>
+                <w:sz w:val="14"/>
+                <w:szCs w:val="14"/>
+              </w:rPr>
+            </w:pPr>
+            <w:r>
+              <w:rPr>
+                <w:rFonts w:ascii="Calibri" w:hAnsi="Calibri"/>
+                <w:color w:val="000000"/>
+                <w:sz w:val="14"/>
+                <w:szCs w:val="14"/>
               </w:rPr>
               <w:t>proyectos_avances.test.js – Test 17</w:t>
             </w:r>
@@ -7259,25 +8537,7 @@
                 <w:color w:val="000000"/>
                 <w:szCs w:val="28"/>
               </w:rPr>
-              <w:t>npm test -- --</w:t>
-            </w:r>
-            <w:proofErr w:type="spellStart"/>
-            <w:r>
-              <w:rPr>
-                <w:rFonts w:ascii="Calibri" w:hAnsi="Calibri"/>
-                <w:color w:val="000000"/>
-                <w:szCs w:val="28"/>
-              </w:rPr>
-              <w:t>testPathPattern</w:t>
-            </w:r>
-            <w:proofErr w:type="spellEnd"/>
-            <w:r>
-              <w:rPr>
-                <w:rFonts w:ascii="Calibri" w:hAnsi="Calibri"/>
-                <w:color w:val="000000"/>
-                <w:szCs w:val="28"/>
-              </w:rPr>
-              <w:t xml:space="preserve"> </w:t>
+              <w:t xml:space="preserve">npm test -- --testPathPattern </w:t>
             </w:r>
             <w:proofErr w:type="spellStart"/>
             <w:r>
@@ -7473,6 +8733,11 @@
           </w:tcPr>
           <w:p>
             <w:pPr>
+              <w:pStyle w:val="Prrafodelista"/>
+              <w:numPr>
+                <w:ilvl w:val="0"/>
+                <w:numId w:val="10"/>
+              </w:numPr>
               <w:rPr>
                 <w:szCs w:val="28"/>
               </w:rPr>
@@ -7485,40 +8750,84 @@
               </w:rPr>
               <w:t>Test Suites: 1 passed, 1 total</w:t>
             </w:r>
-            <w:r>
-              <w:rPr>
-                <w:rFonts w:ascii="Calibri" w:hAnsi="Calibri"/>
-                <w:color w:val="000000"/>
-                <w:szCs w:val="28"/>
-              </w:rPr>
-              <w:br/>
+          </w:p>
+          <w:p>
+            <w:pPr>
+              <w:pStyle w:val="Prrafodelista"/>
+              <w:numPr>
+                <w:ilvl w:val="0"/>
+                <w:numId w:val="10"/>
+              </w:numPr>
+              <w:rPr>
+                <w:szCs w:val="28"/>
+              </w:rPr>
+            </w:pPr>
+            <w:r>
+              <w:rPr>
+                <w:rFonts w:ascii="Calibri" w:hAnsi="Calibri"/>
+                <w:color w:val="000000"/>
+                <w:szCs w:val="28"/>
+              </w:rPr>
               <w:t>Tests:       17 passed, 17 total</w:t>
             </w:r>
-            <w:r>
-              <w:rPr>
-                <w:rFonts w:ascii="Calibri" w:hAnsi="Calibri"/>
-                <w:color w:val="000000"/>
-                <w:szCs w:val="28"/>
-              </w:rPr>
-              <w:br/>
+          </w:p>
+          <w:p>
+            <w:pPr>
+              <w:pStyle w:val="Prrafodelista"/>
+              <w:numPr>
+                <w:ilvl w:val="0"/>
+                <w:numId w:val="10"/>
+              </w:numPr>
+              <w:rPr>
+                <w:szCs w:val="28"/>
+              </w:rPr>
+            </w:pPr>
+            <w:r>
+              <w:rPr>
+                <w:rFonts w:ascii="Calibri" w:hAnsi="Calibri"/>
+                <w:color w:val="000000"/>
+                <w:szCs w:val="28"/>
+              </w:rPr>
               <w:t>Snapshots:   0 total</w:t>
             </w:r>
-            <w:r>
-              <w:rPr>
-                <w:rFonts w:ascii="Calibri" w:hAnsi="Calibri"/>
-                <w:color w:val="000000"/>
-                <w:szCs w:val="28"/>
-              </w:rPr>
-              <w:br/>
+          </w:p>
+          <w:p>
+            <w:pPr>
+              <w:pStyle w:val="Prrafodelista"/>
+              <w:numPr>
+                <w:ilvl w:val="0"/>
+                <w:numId w:val="10"/>
+              </w:numPr>
+              <w:rPr>
+                <w:szCs w:val="28"/>
+              </w:rPr>
+            </w:pPr>
+            <w:r>
+              <w:rPr>
+                <w:rFonts w:ascii="Calibri" w:hAnsi="Calibri"/>
+                <w:color w:val="000000"/>
+                <w:szCs w:val="28"/>
+              </w:rPr>
               <w:t>Time:        ~3-4 s</w:t>
             </w:r>
-            <w:r>
-              <w:rPr>
-                <w:rFonts w:ascii="Calibri" w:hAnsi="Calibri"/>
-                <w:color w:val="000000"/>
-                <w:szCs w:val="28"/>
-              </w:rPr>
-              <w:br/>
+          </w:p>
+          <w:p>
+            <w:pPr>
+              <w:pStyle w:val="Prrafodelista"/>
+              <w:numPr>
+                <w:ilvl w:val="0"/>
+                <w:numId w:val="10"/>
+              </w:numPr>
+              <w:rPr>
+                <w:szCs w:val="28"/>
+              </w:rPr>
+            </w:pPr>
+            <w:r>
+              <w:rPr>
+                <w:rFonts w:ascii="Calibri" w:hAnsi="Calibri"/>
+                <w:color w:val="000000"/>
+                <w:szCs w:val="28"/>
+              </w:rPr>
               <w:t>Ran all test suites matching /proyectos_avances.test.js/</w:t>
             </w:r>
           </w:p>
@@ -7530,7 +8839,6 @@
         <w:pStyle w:val="Ttulo1"/>
       </w:pPr>
       <w:r>
-        <w:lastRenderedPageBreak/>
         <w:t>8. Conclusiones y acciones derivadas</w:t>
       </w:r>
     </w:p>
@@ -7560,23 +8868,13 @@
                 <w:szCs w:val="28"/>
               </w:rPr>
             </w:pPr>
-            <w:proofErr w:type="spellStart"/>
             <w:r>
               <w:rPr>
                 <w:rFonts w:ascii="Calibri" w:hAnsi="Calibri"/>
                 <w:b/>
                 <w:szCs w:val="28"/>
               </w:rPr>
-              <w:t>Evaluacion</w:t>
-            </w:r>
-            <w:proofErr w:type="spellEnd"/>
-            <w:r>
-              <w:rPr>
-                <w:rFonts w:ascii="Calibri" w:hAnsi="Calibri"/>
-                <w:b/>
-                <w:szCs w:val="28"/>
-              </w:rPr>
-              <w:t xml:space="preserve"> general de calidad</w:t>
+              <w:t>Evaluación general de calidad</w:t>
             </w:r>
           </w:p>
         </w:tc>
@@ -7599,16 +8897,14 @@
               </w:rPr>
               <w:t xml:space="preserve">El Sprint 02 alcanzo el nivel de calidad esperado. Los 17 casos de prueba cubren los tres </w:t>
             </w:r>
-            <w:proofErr w:type="spellStart"/>
-            <w:r>
-              <w:rPr>
-                <w:rFonts w:ascii="Calibri" w:hAnsi="Calibri"/>
-                <w:color w:val="000000"/>
-                <w:szCs w:val="28"/>
-              </w:rPr>
-              <w:t>modulos</w:t>
-            </w:r>
-            <w:proofErr w:type="spellEnd"/>
+            <w:r>
+              <w:rPr>
+                <w:rFonts w:ascii="Calibri" w:hAnsi="Calibri"/>
+                <w:color w:val="000000"/>
+                <w:szCs w:val="28"/>
+              </w:rPr>
+              <w:t>módulos</w:t>
+            </w:r>
             <w:r>
               <w:rPr>
                 <w:rFonts w:ascii="Calibri" w:hAnsi="Calibri"/>
@@ -7617,16 +8913,14 @@
               </w:rPr>
               <w:t xml:space="preserve"> implementados con 100% de cobertura y PASS. La </w:t>
             </w:r>
-            <w:proofErr w:type="spellStart"/>
-            <w:r>
-              <w:rPr>
-                <w:rFonts w:ascii="Calibri" w:hAnsi="Calibri"/>
-                <w:color w:val="000000"/>
-                <w:szCs w:val="28"/>
-              </w:rPr>
-              <w:t>validacion</w:t>
-            </w:r>
-            <w:proofErr w:type="spellEnd"/>
+            <w:r>
+              <w:rPr>
+                <w:rFonts w:ascii="Calibri" w:hAnsi="Calibri"/>
+                <w:color w:val="000000"/>
+                <w:szCs w:val="28"/>
+              </w:rPr>
+              <w:t>validación</w:t>
+            </w:r>
             <w:r>
               <w:rPr>
                 <w:rFonts w:ascii="Calibri" w:hAnsi="Calibri"/>
@@ -7654,23 +8948,13 @@
                 <w:szCs w:val="28"/>
               </w:rPr>
             </w:pPr>
-            <w:proofErr w:type="spellStart"/>
             <w:r>
               <w:rPr>
                 <w:rFonts w:ascii="Calibri" w:hAnsi="Calibri"/>
                 <w:b/>
                 <w:szCs w:val="28"/>
               </w:rPr>
-              <w:t>Modulos</w:t>
-            </w:r>
-            <w:proofErr w:type="spellEnd"/>
-            <w:r>
-              <w:rPr>
-                <w:rFonts w:ascii="Calibri" w:hAnsi="Calibri"/>
-                <w:b/>
-                <w:szCs w:val="28"/>
-              </w:rPr>
-              <w:t xml:space="preserve"> con cobertura insuficiente</w:t>
+              <w:t>Módulos con cobertura insuficiente</w:t>
             </w:r>
           </w:p>
         </w:tc>
@@ -7693,16 +8977,14 @@
               </w:rPr>
               <w:t xml:space="preserve">Ninguno dentro del alcance del Sprint 02. Los </w:t>
             </w:r>
-            <w:proofErr w:type="spellStart"/>
-            <w:r>
-              <w:rPr>
-                <w:rFonts w:ascii="Calibri" w:hAnsi="Calibri"/>
-                <w:color w:val="000000"/>
-                <w:szCs w:val="28"/>
-              </w:rPr>
-              <w:t>modulos</w:t>
-            </w:r>
-            <w:proofErr w:type="spellEnd"/>
+            <w:r>
+              <w:rPr>
+                <w:rFonts w:ascii="Calibri" w:hAnsi="Calibri"/>
+                <w:color w:val="000000"/>
+                <w:szCs w:val="28"/>
+              </w:rPr>
+              <w:t>módulos</w:t>
+            </w:r>
             <w:r>
               <w:rPr>
                 <w:rFonts w:ascii="Calibri" w:hAnsi="Calibri"/>
@@ -7759,16 +9041,14 @@
               </w:rPr>
               <w:t xml:space="preserve">1. Crear suite de pruebas para el </w:t>
             </w:r>
-            <w:proofErr w:type="spellStart"/>
-            <w:r>
-              <w:rPr>
-                <w:rFonts w:ascii="Calibri" w:hAnsi="Calibri"/>
-                <w:color w:val="000000"/>
-                <w:szCs w:val="28"/>
-              </w:rPr>
-              <w:t>modulo</w:t>
-            </w:r>
-            <w:proofErr w:type="spellEnd"/>
+            <w:r>
+              <w:rPr>
+                <w:rFonts w:ascii="Calibri" w:hAnsi="Calibri"/>
+                <w:color w:val="000000"/>
+                <w:szCs w:val="28"/>
+              </w:rPr>
+              <w:t>módulo</w:t>
+            </w:r>
             <w:r>
               <w:rPr>
                 <w:rFonts w:ascii="Calibri" w:hAnsi="Calibri"/>
@@ -7786,16 +9066,14 @@
               <w:br/>
               <w:t xml:space="preserve">2. Agregar pruebas de </w:t>
             </w:r>
-            <w:proofErr w:type="spellStart"/>
-            <w:r>
-              <w:rPr>
-                <w:rFonts w:ascii="Calibri" w:hAnsi="Calibri"/>
-                <w:color w:val="000000"/>
-                <w:szCs w:val="28"/>
-              </w:rPr>
-              <w:t>integracion</w:t>
-            </w:r>
-            <w:proofErr w:type="spellEnd"/>
+            <w:r>
+              <w:rPr>
+                <w:rFonts w:ascii="Calibri" w:hAnsi="Calibri"/>
+                <w:color w:val="000000"/>
+                <w:szCs w:val="28"/>
+              </w:rPr>
+              <w:t>integración</w:t>
+            </w:r>
             <w:r>
               <w:rPr>
                 <w:rFonts w:ascii="Calibri" w:hAnsi="Calibri"/>
@@ -7813,16 +9091,14 @@
               <w:br/>
               <w:t xml:space="preserve">3. Probar </w:t>
             </w:r>
-            <w:proofErr w:type="spellStart"/>
-            <w:r>
-              <w:rPr>
-                <w:rFonts w:ascii="Calibri" w:hAnsi="Calibri"/>
-                <w:color w:val="000000"/>
-                <w:szCs w:val="28"/>
-              </w:rPr>
-              <w:t>validacion</w:t>
-            </w:r>
-            <w:proofErr w:type="spellEnd"/>
+            <w:r>
+              <w:rPr>
+                <w:rFonts w:ascii="Calibri" w:hAnsi="Calibri"/>
+                <w:color w:val="000000"/>
+                <w:szCs w:val="28"/>
+              </w:rPr>
+              <w:t>validación</w:t>
+            </w:r>
             <w:r>
               <w:rPr>
                 <w:rFonts w:ascii="Calibri" w:hAnsi="Calibri"/>
@@ -7858,16 +9134,14 @@
               </w:rPr>
               <w:t xml:space="preserve">Criterio de calidad </w:t>
             </w:r>
-            <w:proofErr w:type="spellStart"/>
             <w:r>
               <w:rPr>
                 <w:rFonts w:ascii="Calibri" w:hAnsi="Calibri"/>
                 <w:b/>
                 <w:szCs w:val="28"/>
               </w:rPr>
-              <w:t>minimo</w:t>
-            </w:r>
-            <w:proofErr w:type="spellEnd"/>
+              <w:t>mínimo</w:t>
+            </w:r>
             <w:r>
               <w:rPr>
                 <w:rFonts w:ascii="Calibri" w:hAnsi="Calibri"/>
@@ -7897,16 +9171,14 @@
               </w:rPr>
               <w:t xml:space="preserve">Cobertura de pruebas automatizadas &gt;= 80% en </w:t>
             </w:r>
-            <w:proofErr w:type="spellStart"/>
-            <w:r>
-              <w:rPr>
-                <w:rFonts w:ascii="Calibri" w:hAnsi="Calibri"/>
-                <w:color w:val="000000"/>
-                <w:szCs w:val="28"/>
-              </w:rPr>
-              <w:t>modulos</w:t>
-            </w:r>
-            <w:proofErr w:type="spellEnd"/>
+            <w:r>
+              <w:rPr>
+                <w:rFonts w:ascii="Calibri" w:hAnsi="Calibri"/>
+                <w:color w:val="000000"/>
+                <w:szCs w:val="28"/>
+              </w:rPr>
+              <w:t>módulos</w:t>
+            </w:r>
             <w:r>
               <w:rPr>
                 <w:rFonts w:ascii="Calibri" w:hAnsi="Calibri"/>
@@ -7915,16 +9187,14 @@
               </w:rPr>
               <w:t xml:space="preserve"> nuevos. Cero casos FAIL al cierre del sprint. Todos los criterios de </w:t>
             </w:r>
-            <w:proofErr w:type="spellStart"/>
-            <w:r>
-              <w:rPr>
-                <w:rFonts w:ascii="Calibri" w:hAnsi="Calibri"/>
-                <w:color w:val="000000"/>
-                <w:szCs w:val="28"/>
-              </w:rPr>
-              <w:t>aceptacion</w:t>
-            </w:r>
-            <w:proofErr w:type="spellEnd"/>
+            <w:r>
+              <w:rPr>
+                <w:rFonts w:ascii="Calibri" w:hAnsi="Calibri"/>
+                <w:color w:val="000000"/>
+                <w:szCs w:val="28"/>
+              </w:rPr>
+              <w:t>aceptación</w:t>
+            </w:r>
             <w:r>
               <w:rPr>
                 <w:rFonts w:ascii="Calibri" w:hAnsi="Calibri"/>
@@ -7959,7 +9229,6 @@
       <w:tblGrid>
         <w:gridCol w:w="1020"/>
         <w:gridCol w:w="4535"/>
-        <w:gridCol w:w="3798"/>
       </w:tblGrid>
       <w:tr>
         <w:tc>
@@ -8007,30 +9276,6 @@
                 <w:szCs w:val="28"/>
               </w:rPr>
               <w:t>Significado</w:t>
-            </w:r>
-          </w:p>
-        </w:tc>
-        <w:tc>
-          <w:tcPr>
-            <w:tcW w:w="3798" w:type="dxa"/>
-            <w:shd w:val="clear" w:color="auto" w:fill="1F3864"/>
-            <w:vAlign w:val="center"/>
-          </w:tcPr>
-          <w:p>
-            <w:pPr>
-              <w:jc w:val="center"/>
-              <w:rPr>
-                <w:szCs w:val="28"/>
-              </w:rPr>
-            </w:pPr>
-            <w:r>
-              <w:rPr>
-                <w:rFonts w:ascii="Calibri" w:hAnsi="Calibri"/>
-                <w:b/>
-                <w:color w:val="FFFFFF"/>
-                <w:szCs w:val="28"/>
-              </w:rPr>
-              <w:t>Contexto de uso</w:t>
             </w:r>
           </w:p>
         </w:tc>
@@ -8085,38 +9330,6 @@
             </w:r>
           </w:p>
         </w:tc>
-        <w:tc>
-          <w:tcPr>
-            <w:tcW w:w="3798" w:type="dxa"/>
-            <w:shd w:val="clear" w:color="auto" w:fill="D9E1F2"/>
-            <w:vAlign w:val="center"/>
-          </w:tcPr>
-          <w:p>
-            <w:pPr>
-              <w:rPr>
-                <w:szCs w:val="28"/>
-              </w:rPr>
-            </w:pPr>
-            <w:r>
-              <w:rPr>
-                <w:rFonts w:ascii="Calibri" w:hAnsi="Calibri"/>
-                <w:color w:val="000000"/>
-                <w:szCs w:val="28"/>
-              </w:rPr>
-              <w:t xml:space="preserve">Escenario documentado de </w:t>
-            </w:r>
-            <w:proofErr w:type="spellStart"/>
-            <w:r>
-              <w:rPr>
-                <w:rFonts w:ascii="Calibri" w:hAnsi="Calibri"/>
-                <w:color w:val="000000"/>
-                <w:szCs w:val="28"/>
-              </w:rPr>
-              <w:t>verificacion</w:t>
-            </w:r>
-            <w:proofErr w:type="spellEnd"/>
-          </w:p>
-        </w:tc>
       </w:tr>
       <w:tr>
         <w:trPr>
@@ -8142,6 +9355,7 @@
                 <w:color w:val="000000"/>
                 <w:szCs w:val="28"/>
               </w:rPr>
+              <w:lastRenderedPageBreak/>
               <w:t>INF-PRU</w:t>
             </w:r>
           </w:p>
@@ -8165,46 +9379,6 @@
                 <w:szCs w:val="28"/>
               </w:rPr>
               <w:t>Informe de Pruebas</w:t>
-            </w:r>
-          </w:p>
-        </w:tc>
-        <w:tc>
-          <w:tcPr>
-            <w:tcW w:w="3798" w:type="dxa"/>
-            <w:shd w:val="clear" w:color="auto" w:fill="FFFFFF"/>
-            <w:vAlign w:val="center"/>
-          </w:tcPr>
-          <w:p>
-            <w:pPr>
-              <w:rPr>
-                <w:szCs w:val="28"/>
-              </w:rPr>
-            </w:pPr>
-            <w:r>
-              <w:rPr>
-                <w:rFonts w:ascii="Calibri" w:hAnsi="Calibri"/>
-                <w:color w:val="000000"/>
-                <w:szCs w:val="28"/>
-              </w:rPr>
-              <w:t xml:space="preserve">Prefijo del </w:t>
-            </w:r>
-            <w:proofErr w:type="spellStart"/>
-            <w:r>
-              <w:rPr>
-                <w:rFonts w:ascii="Calibri" w:hAnsi="Calibri"/>
-                <w:color w:val="000000"/>
-                <w:szCs w:val="28"/>
-              </w:rPr>
-              <w:t>codigo</w:t>
-            </w:r>
-            <w:proofErr w:type="spellEnd"/>
-            <w:r>
-              <w:rPr>
-                <w:rFonts w:ascii="Calibri" w:hAnsi="Calibri"/>
-                <w:color w:val="000000"/>
-                <w:szCs w:val="28"/>
-              </w:rPr>
-              <w:t xml:space="preserve"> de este documento</w:t>
             </w:r>
           </w:p>
         </w:tc>
@@ -8259,46 +9433,6 @@
             </w:r>
           </w:p>
         </w:tc>
-        <w:tc>
-          <w:tcPr>
-            <w:tcW w:w="3798" w:type="dxa"/>
-            <w:shd w:val="clear" w:color="auto" w:fill="D9E1F2"/>
-            <w:vAlign w:val="center"/>
-          </w:tcPr>
-          <w:p>
-            <w:pPr>
-              <w:rPr>
-                <w:szCs w:val="28"/>
-              </w:rPr>
-            </w:pPr>
-            <w:r>
-              <w:rPr>
-                <w:rFonts w:ascii="Calibri" w:hAnsi="Calibri"/>
-                <w:color w:val="000000"/>
-                <w:szCs w:val="28"/>
-              </w:rPr>
-              <w:t xml:space="preserve">Token de </w:t>
-            </w:r>
-            <w:proofErr w:type="spellStart"/>
-            <w:r>
-              <w:rPr>
-                <w:rFonts w:ascii="Calibri" w:hAnsi="Calibri"/>
-                <w:color w:val="000000"/>
-                <w:szCs w:val="28"/>
-              </w:rPr>
-              <w:t>autenticacion</w:t>
-            </w:r>
-            <w:proofErr w:type="spellEnd"/>
-            <w:r>
-              <w:rPr>
-                <w:rFonts w:ascii="Calibri" w:hAnsi="Calibri"/>
-                <w:color w:val="000000"/>
-                <w:szCs w:val="28"/>
-              </w:rPr>
-              <w:t xml:space="preserve"> bajo prueba</w:t>
-            </w:r>
-          </w:p>
-        </w:tc>
       </w:tr>
       <w:tr>
         <w:trPr>
@@ -8350,46 +9484,6 @@
             </w:r>
           </w:p>
         </w:tc>
-        <w:tc>
-          <w:tcPr>
-            <w:tcW w:w="3798" w:type="dxa"/>
-            <w:shd w:val="clear" w:color="auto" w:fill="FFFFFF"/>
-            <w:vAlign w:val="center"/>
-          </w:tcPr>
-          <w:p>
-            <w:pPr>
-              <w:rPr>
-                <w:szCs w:val="28"/>
-              </w:rPr>
-            </w:pPr>
-            <w:r>
-              <w:rPr>
-                <w:rFonts w:ascii="Calibri" w:hAnsi="Calibri"/>
-                <w:color w:val="000000"/>
-                <w:szCs w:val="28"/>
-              </w:rPr>
-              <w:t xml:space="preserve">Mecanismo de </w:t>
-            </w:r>
-            <w:proofErr w:type="spellStart"/>
-            <w:r>
-              <w:rPr>
-                <w:rFonts w:ascii="Calibri" w:hAnsi="Calibri"/>
-                <w:color w:val="000000"/>
-                <w:szCs w:val="28"/>
-              </w:rPr>
-              <w:t>autorizacion</w:t>
-            </w:r>
-            <w:proofErr w:type="spellEnd"/>
-            <w:r>
-              <w:rPr>
-                <w:rFonts w:ascii="Calibri" w:hAnsi="Calibri"/>
-                <w:color w:val="000000"/>
-                <w:szCs w:val="28"/>
-              </w:rPr>
-              <w:t xml:space="preserve"> bajo prueba</w:t>
-            </w:r>
-          </w:p>
-        </w:tc>
       </w:tr>
       <w:tr>
         <w:trPr>
@@ -8441,46 +9535,6 @@
             </w:r>
           </w:p>
         </w:tc>
-        <w:tc>
-          <w:tcPr>
-            <w:tcW w:w="3798" w:type="dxa"/>
-            <w:shd w:val="clear" w:color="auto" w:fill="D9E1F2"/>
-            <w:vAlign w:val="center"/>
-          </w:tcPr>
-          <w:p>
-            <w:pPr>
-              <w:rPr>
-                <w:szCs w:val="28"/>
-              </w:rPr>
-            </w:pPr>
-            <w:r>
-              <w:rPr>
-                <w:rFonts w:ascii="Calibri" w:hAnsi="Calibri"/>
-                <w:color w:val="000000"/>
-                <w:szCs w:val="28"/>
-              </w:rPr>
-              <w:t xml:space="preserve">Protocolo de </w:t>
-            </w:r>
-            <w:proofErr w:type="spellStart"/>
-            <w:r>
-              <w:rPr>
-                <w:rFonts w:ascii="Calibri" w:hAnsi="Calibri"/>
-                <w:color w:val="000000"/>
-                <w:szCs w:val="28"/>
-              </w:rPr>
-              <w:t>comunicacion</w:t>
-            </w:r>
-            <w:proofErr w:type="spellEnd"/>
-            <w:r>
-              <w:rPr>
-                <w:rFonts w:ascii="Calibri" w:hAnsi="Calibri"/>
-                <w:color w:val="000000"/>
-                <w:szCs w:val="28"/>
-              </w:rPr>
-              <w:t xml:space="preserve"> web</w:t>
-            </w:r>
-          </w:p>
-        </w:tc>
       </w:tr>
       <w:tr>
         <w:trPr>
@@ -8532,38 +9586,6 @@
             </w:r>
           </w:p>
         </w:tc>
-        <w:tc>
-          <w:tcPr>
-            <w:tcW w:w="3798" w:type="dxa"/>
-            <w:shd w:val="clear" w:color="auto" w:fill="FFFFFF"/>
-            <w:vAlign w:val="center"/>
-          </w:tcPr>
-          <w:p>
-            <w:pPr>
-              <w:rPr>
-                <w:szCs w:val="28"/>
-              </w:rPr>
-            </w:pPr>
-            <w:r>
-              <w:rPr>
-                <w:rFonts w:ascii="Calibri" w:hAnsi="Calibri"/>
-                <w:color w:val="000000"/>
-                <w:szCs w:val="28"/>
-              </w:rPr>
-              <w:t xml:space="preserve">Interfaz de </w:t>
-            </w:r>
-            <w:proofErr w:type="spellStart"/>
-            <w:r>
-              <w:rPr>
-                <w:rFonts w:ascii="Calibri" w:hAnsi="Calibri"/>
-                <w:color w:val="000000"/>
-                <w:szCs w:val="28"/>
-              </w:rPr>
-              <w:t>programacion</w:t>
-            </w:r>
-            <w:proofErr w:type="spellEnd"/>
-          </w:p>
-        </w:tc>
       </w:tr>
       <w:tr>
         <w:trPr>
@@ -8615,28 +9637,6 @@
             </w:r>
           </w:p>
         </w:tc>
-        <w:tc>
-          <w:tcPr>
-            <w:tcW w:w="3798" w:type="dxa"/>
-            <w:shd w:val="clear" w:color="auto" w:fill="D9E1F2"/>
-            <w:vAlign w:val="center"/>
-          </w:tcPr>
-          <w:p>
-            <w:pPr>
-              <w:rPr>
-                <w:szCs w:val="28"/>
-              </w:rPr>
-            </w:pPr>
-            <w:r>
-              <w:rPr>
-                <w:rFonts w:ascii="Calibri" w:hAnsi="Calibri"/>
-                <w:color w:val="000000"/>
-                <w:szCs w:val="28"/>
-              </w:rPr>
-              <w:t>Repositorio de datos</w:t>
-            </w:r>
-          </w:p>
-        </w:tc>
       </w:tr>
       <w:tr>
         <w:trPr>
@@ -8688,46 +9688,6 @@
             </w:r>
           </w:p>
         </w:tc>
-        <w:tc>
-          <w:tcPr>
-            <w:tcW w:w="3798" w:type="dxa"/>
-            <w:shd w:val="clear" w:color="auto" w:fill="FFFFFF"/>
-            <w:vAlign w:val="center"/>
-          </w:tcPr>
-          <w:p>
-            <w:pPr>
-              <w:rPr>
-                <w:szCs w:val="28"/>
-              </w:rPr>
-            </w:pPr>
-            <w:r>
-              <w:rPr>
-                <w:rFonts w:ascii="Calibri" w:hAnsi="Calibri"/>
-                <w:color w:val="000000"/>
-                <w:szCs w:val="28"/>
-              </w:rPr>
-              <w:t xml:space="preserve">Entorno de </w:t>
-            </w:r>
-            <w:proofErr w:type="spellStart"/>
-            <w:r>
-              <w:rPr>
-                <w:rFonts w:ascii="Calibri" w:hAnsi="Calibri"/>
-                <w:color w:val="000000"/>
-                <w:szCs w:val="28"/>
-              </w:rPr>
-              <w:t>ejecucion</w:t>
-            </w:r>
-            <w:proofErr w:type="spellEnd"/>
-            <w:r>
-              <w:rPr>
-                <w:rFonts w:ascii="Calibri" w:hAnsi="Calibri"/>
-                <w:color w:val="000000"/>
-                <w:szCs w:val="28"/>
-              </w:rPr>
-              <w:t xml:space="preserve"> de pruebas automatizadas</w:t>
-            </w:r>
-          </w:p>
-        </w:tc>
       </w:tr>
       <w:tr>
         <w:trPr>
@@ -8779,28 +9739,6 @@
             </w:r>
           </w:p>
         </w:tc>
-        <w:tc>
-          <w:tcPr>
-            <w:tcW w:w="3798" w:type="dxa"/>
-            <w:shd w:val="clear" w:color="auto" w:fill="D9E1F2"/>
-            <w:vAlign w:val="center"/>
-          </w:tcPr>
-          <w:p>
-            <w:pPr>
-              <w:rPr>
-                <w:szCs w:val="28"/>
-              </w:rPr>
-            </w:pPr>
-            <w:r>
-              <w:rPr>
-                <w:rFonts w:ascii="Calibri" w:hAnsi="Calibri"/>
-                <w:color w:val="000000"/>
-                <w:szCs w:val="28"/>
-              </w:rPr>
-              <w:t>Estado de caso de prueba</w:t>
-            </w:r>
-          </w:p>
-        </w:tc>
       </w:tr>
       <w:tr>
         <w:trPr>
@@ -8852,28 +9790,6 @@
             </w:r>
           </w:p>
         </w:tc>
-        <w:tc>
-          <w:tcPr>
-            <w:tcW w:w="3798" w:type="dxa"/>
-            <w:shd w:val="clear" w:color="auto" w:fill="FFFFFF"/>
-            <w:vAlign w:val="center"/>
-          </w:tcPr>
-          <w:p>
-            <w:pPr>
-              <w:rPr>
-                <w:szCs w:val="28"/>
-              </w:rPr>
-            </w:pPr>
-            <w:r>
-              <w:rPr>
-                <w:rFonts w:ascii="Calibri" w:hAnsi="Calibri"/>
-                <w:color w:val="000000"/>
-                <w:szCs w:val="28"/>
-              </w:rPr>
-              <w:t>Estado de caso de prueba</w:t>
-            </w:r>
-          </w:p>
-        </w:tc>
       </w:tr>
       <w:tr>
         <w:trPr>
@@ -8925,32 +9841,10 @@
             </w:r>
           </w:p>
         </w:tc>
-        <w:tc>
-          <w:tcPr>
-            <w:tcW w:w="3798" w:type="dxa"/>
-            <w:shd w:val="clear" w:color="auto" w:fill="D9E1F2"/>
-            <w:vAlign w:val="center"/>
-          </w:tcPr>
-          <w:p>
-            <w:pPr>
-              <w:rPr>
-                <w:szCs w:val="28"/>
-              </w:rPr>
-            </w:pPr>
-            <w:r>
-              <w:rPr>
-                <w:rFonts w:ascii="Calibri" w:hAnsi="Calibri"/>
-                <w:color w:val="000000"/>
-                <w:szCs w:val="28"/>
-              </w:rPr>
-              <w:t>Estado de caso de prueba</w:t>
-            </w:r>
-          </w:p>
-        </w:tc>
       </w:tr>
       <w:tr>
         <w:trPr>
-          <w:trHeight w:val="369"/>
+          <w:trHeight w:val="64"/>
         </w:trPr>
         <w:tc>
           <w:tcPr>
@@ -8988,78 +9882,22 @@
                 <w:szCs w:val="28"/>
               </w:rPr>
             </w:pPr>
-            <w:proofErr w:type="spellStart"/>
-            <w:r>
-              <w:rPr>
-                <w:rFonts w:ascii="Calibri" w:hAnsi="Calibri"/>
-                <w:color w:val="000000"/>
-                <w:szCs w:val="28"/>
-              </w:rPr>
-              <w:t>Multipurpose</w:t>
-            </w:r>
-            <w:proofErr w:type="spellEnd"/>
-            <w:r>
-              <w:rPr>
-                <w:rFonts w:ascii="Calibri" w:hAnsi="Calibri"/>
-                <w:color w:val="000000"/>
-                <w:szCs w:val="28"/>
-              </w:rPr>
-              <w:t xml:space="preserve"> Internet Mail </w:t>
-            </w:r>
-            <w:proofErr w:type="spellStart"/>
-            <w:r>
-              <w:rPr>
-                <w:rFonts w:ascii="Calibri" w:hAnsi="Calibri"/>
-                <w:color w:val="000000"/>
-                <w:szCs w:val="28"/>
-              </w:rPr>
-              <w:t>Extensions</w:t>
-            </w:r>
-            <w:proofErr w:type="spellEnd"/>
-          </w:p>
-        </w:tc>
-        <w:tc>
-          <w:tcPr>
-            <w:tcW w:w="3798" w:type="dxa"/>
-            <w:shd w:val="clear" w:color="auto" w:fill="FFFFFF"/>
-            <w:vAlign w:val="center"/>
-          </w:tcPr>
-          <w:p>
-            <w:pPr>
-              <w:rPr>
-                <w:szCs w:val="28"/>
-              </w:rPr>
-            </w:pPr>
-            <w:r>
-              <w:rPr>
-                <w:rFonts w:ascii="Calibri" w:hAnsi="Calibri"/>
-                <w:color w:val="000000"/>
-                <w:szCs w:val="28"/>
-              </w:rPr>
-              <w:t xml:space="preserve">Tipo de archivo para </w:t>
-            </w:r>
-            <w:proofErr w:type="spellStart"/>
-            <w:r>
-              <w:rPr>
-                <w:rFonts w:ascii="Calibri" w:hAnsi="Calibri"/>
-                <w:color w:val="000000"/>
-                <w:szCs w:val="28"/>
-              </w:rPr>
-              <w:t>validacion</w:t>
-            </w:r>
-            <w:proofErr w:type="spellEnd"/>
-            <w:r>
-              <w:rPr>
-                <w:rFonts w:ascii="Calibri" w:hAnsi="Calibri"/>
-                <w:color w:val="000000"/>
-                <w:szCs w:val="28"/>
-              </w:rPr>
-              <w:t xml:space="preserve"> de evidencia</w:t>
+            <w:r>
+              <w:rPr>
+                <w:rFonts w:ascii="Calibri" w:hAnsi="Calibri"/>
+                <w:color w:val="000000"/>
+                <w:szCs w:val="28"/>
+              </w:rPr>
+              <w:t>Multipurpose Internet Mail Extensions</w:t>
             </w:r>
           </w:p>
         </w:tc>
       </w:tr>
     </w:tbl>
+    <w:p/>
+    <w:p/>
+    <w:p/>
+    <w:p/>
     <w:p/>
     <w:sectPr>
       <w:pgSz w:w="12240" w:h="15840"/>
@@ -9244,6 +10082,119 @@
       </w:rPr>
     </w:lvl>
   </w:abstractNum>
+  <w:abstractNum w:abstractNumId="9" w15:restartNumberingAfterBreak="0">
+    <w:nsid w:val="151577AD"/>
+    <w:multiLevelType w:val="hybridMultilevel"/>
+    <w:tmpl w:val="1906556E"/>
+    <w:lvl w:ilvl="0" w:tplc="300A0001">
+      <w:start w:val="1"/>
+      <w:numFmt w:val="bullet"/>
+      <w:lvlText w:val=""/>
+      <w:lvlJc w:val="left"/>
+      <w:pPr>
+        <w:ind w:left="720" w:hanging="360"/>
+      </w:pPr>
+      <w:rPr>
+        <w:rFonts w:ascii="Symbol" w:hAnsi="Symbol" w:hint="default"/>
+      </w:rPr>
+    </w:lvl>
+    <w:lvl w:ilvl="1" w:tplc="300A0003" w:tentative="1">
+      <w:start w:val="1"/>
+      <w:numFmt w:val="bullet"/>
+      <w:lvlText w:val="o"/>
+      <w:lvlJc w:val="left"/>
+      <w:pPr>
+        <w:ind w:left="1440" w:hanging="360"/>
+      </w:pPr>
+      <w:rPr>
+        <w:rFonts w:ascii="Courier New" w:hAnsi="Courier New" w:cs="Courier New" w:hint="default"/>
+      </w:rPr>
+    </w:lvl>
+    <w:lvl w:ilvl="2" w:tplc="300A0005" w:tentative="1">
+      <w:start w:val="1"/>
+      <w:numFmt w:val="bullet"/>
+      <w:lvlText w:val=""/>
+      <w:lvlJc w:val="left"/>
+      <w:pPr>
+        <w:ind w:left="2160" w:hanging="360"/>
+      </w:pPr>
+      <w:rPr>
+        <w:rFonts w:ascii="Wingdings" w:hAnsi="Wingdings" w:hint="default"/>
+      </w:rPr>
+    </w:lvl>
+    <w:lvl w:ilvl="3" w:tplc="300A0001" w:tentative="1">
+      <w:start w:val="1"/>
+      <w:numFmt w:val="bullet"/>
+      <w:lvlText w:val=""/>
+      <w:lvlJc w:val="left"/>
+      <w:pPr>
+        <w:ind w:left="2880" w:hanging="360"/>
+      </w:pPr>
+      <w:rPr>
+        <w:rFonts w:ascii="Symbol" w:hAnsi="Symbol" w:hint="default"/>
+      </w:rPr>
+    </w:lvl>
+    <w:lvl w:ilvl="4" w:tplc="300A0003" w:tentative="1">
+      <w:start w:val="1"/>
+      <w:numFmt w:val="bullet"/>
+      <w:lvlText w:val="o"/>
+      <w:lvlJc w:val="left"/>
+      <w:pPr>
+        <w:ind w:left="3600" w:hanging="360"/>
+      </w:pPr>
+      <w:rPr>
+        <w:rFonts w:ascii="Courier New" w:hAnsi="Courier New" w:cs="Courier New" w:hint="default"/>
+      </w:rPr>
+    </w:lvl>
+    <w:lvl w:ilvl="5" w:tplc="300A0005" w:tentative="1">
+      <w:start w:val="1"/>
+      <w:numFmt w:val="bullet"/>
+      <w:lvlText w:val=""/>
+      <w:lvlJc w:val="left"/>
+      <w:pPr>
+        <w:ind w:left="4320" w:hanging="360"/>
+      </w:pPr>
+      <w:rPr>
+        <w:rFonts w:ascii="Wingdings" w:hAnsi="Wingdings" w:hint="default"/>
+      </w:rPr>
+    </w:lvl>
+    <w:lvl w:ilvl="6" w:tplc="300A0001" w:tentative="1">
+      <w:start w:val="1"/>
+      <w:numFmt w:val="bullet"/>
+      <w:lvlText w:val=""/>
+      <w:lvlJc w:val="left"/>
+      <w:pPr>
+        <w:ind w:left="5040" w:hanging="360"/>
+      </w:pPr>
+      <w:rPr>
+        <w:rFonts w:ascii="Symbol" w:hAnsi="Symbol" w:hint="default"/>
+      </w:rPr>
+    </w:lvl>
+    <w:lvl w:ilvl="7" w:tplc="300A0003" w:tentative="1">
+      <w:start w:val="1"/>
+      <w:numFmt w:val="bullet"/>
+      <w:lvlText w:val="o"/>
+      <w:lvlJc w:val="left"/>
+      <w:pPr>
+        <w:ind w:left="5760" w:hanging="360"/>
+      </w:pPr>
+      <w:rPr>
+        <w:rFonts w:ascii="Courier New" w:hAnsi="Courier New" w:cs="Courier New" w:hint="default"/>
+      </w:rPr>
+    </w:lvl>
+    <w:lvl w:ilvl="8" w:tplc="300A0005" w:tentative="1">
+      <w:start w:val="1"/>
+      <w:numFmt w:val="bullet"/>
+      <w:lvlText w:val=""/>
+      <w:lvlJc w:val="left"/>
+      <w:pPr>
+        <w:ind w:left="6480" w:hanging="360"/>
+      </w:pPr>
+      <w:rPr>
+        <w:rFonts w:ascii="Wingdings" w:hAnsi="Wingdings" w:hint="default"/>
+      </w:rPr>
+    </w:lvl>
+  </w:abstractNum>
   <w:num w:numId="1" w16cid:durableId="294021903">
     <w:abstractNumId w:val="8"/>
   </w:num>
@@ -9270,6 +10221,9 @@
   </w:num>
   <w:num w:numId="9" w16cid:durableId="1860120054">
     <w:abstractNumId w:val="0"/>
+  </w:num>
+  <w:num w:numId="10" w16cid:durableId="846166081">
+    <w:abstractNumId w:val="9"/>
   </w:num>
 </w:numbering>
 </file>
@@ -9873,7 +10827,6 @@
   <w:style w:type="character" w:default="1" w:styleId="Fuentedeprrafopredeter">
     <w:name w:val="Default Paragraph Font"/>
     <w:uiPriority w:val="1"/>
-    <w:semiHidden/>
     <w:unhideWhenUsed/>
   </w:style>
   <w:style w:type="table" w:default="1" w:styleId="Tablanormal">
